--- a/guiones/Contrato-Siete-Dias-Prompts.docx
+++ b/guiones/Contrato-Siete-Dias-Prompts.docx
@@ -124,7 +124,7 @@
           <w:sz w:val="20"/>
           <w:szCs w:val="20"/>
         </w:rPr>
-        <w:t xml:space="preserve">Hoja de personaje fotorrealista sobre fondo gris claro: vista frontal de cuerpo completo, vista de perfil y primer plano del rostro. Mujer mexicana de 78 años, elegante, cabello blanco recogido en un moño, collar de perlas, vestido verde esmeralda de manga larga, postura erguida, mirada aguda y desconfiada. Luz de estudio suave, estilo editorial.</w:t>
+        <w:t xml:space="preserve">Hoja de personaje fotorrealista sobre fondo gris claro: vista frontal de cuerpo completo, vista de perfil y primer plano del rostro. Mujer mexicana de 80 años, elegante, cabello blanco recogido en un moño, collar de perlas, vestido verde esmeralda de manga larga, postura erguida, mirada aguda y desconfiada. Luz de estudio suave, estilo editorial.</w:t>
       </w:r>
     </w:p>
     <w:p>
@@ -156,34 +156,6 @@
       </w:r>
     </w:p>
     <w:p>
-      <w:pPr>
-        <w:spacing w:after="60" w:before="160"/>
-      </w:pPr>
-      <w:r>
-        <w:rPr>
-          <w:b/>
-          <w:bCs/>
-          <w:color w:val="2A1A8C"/>
-          <w:sz w:val="22"/>
-          <w:szCs w:val="22"/>
-        </w:rPr>
-        <w:t xml:space="preserve">@Image6 · Gael Zavaleta (mellizo)</w:t>
-      </w:r>
-    </w:p>
-    <w:p>
-      <w:pPr>
-        <w:shd w:fill="F1EFFF" w:val="clear"/>
-        <w:spacing w:after="80"/>
-      </w:pPr>
-      <w:r>
-        <w:rPr>
-          <w:sz w:val="20"/>
-          <w:szCs w:val="20"/>
-        </w:rPr>
-        <w:t xml:space="preserve">Usa @Image2 como referencia del rostro. Mismo hombre, mismos rasgos exactos, pero con una cicatriz delgada en la ceja izquierda, cabello un poco más largo y despeinado, chaqueta de cuero negra y camiseta oscura, mirada peligrosa. Hoja de personaje: frente, perfil y primer plano, fondo gris claro.</w:t>
-      </w:r>
-    </w:p>
-    <w:p>
       <w:r>
         <w:br w:type="page"/>
       </w:r>
@@ -205,7 +177,7 @@
           <w:sz w:val="21"/>
           <w:szCs w:val="21"/>
         </w:rPr>
-        <w:t xml:space="preserve">David le ofrece a Elaine el contrato en su oficina durante una tormenta. Ella firma.</w:t>
+        <w:t xml:space="preserve">Para conservar el emporio, David necesita una prometida falsa durante el cumpleaños 80 de su abuela. Le ofrece a Elaine pagar las deudas de su familia. Ella lo odia, pero firma.</w:t>
       </w:r>
     </w:p>
     <w:p>
@@ -797,7 +769,7 @@
         <w:pStyle w:val="Heading1"/>
       </w:pPr>
       <w:r>
-        <w:t xml:space="preserve">Episodio 2 · Bienvenida a la isla</w:t>
+        <w:t xml:space="preserve">Episodio 2 · Las reglas</w:t>
       </w:r>
     </w:p>
     <w:p>
@@ -809,7 +781,7 @@
           <w:sz w:val="21"/>
           <w:szCs w:val="21"/>
         </w:rPr>
-        <w:t xml:space="preserve">Llegan en yate a la isla. David le dicta las reglas del contrato.</w:t>
+        <w:t xml:space="preserve">Llegan en yate a la isla. David dicta las reglas del contrato y Elaine agrega la suya.</w:t>
       </w:r>
     </w:p>
     <w:p>
@@ -824,7 +796,7 @@
           <w:sz w:val="21"/>
           <w:szCs w:val="21"/>
         </w:rPr>
-        <w:t xml:space="preserve">Termina así: Elaine enciende la luz del muelle sin buscar el interruptor. David lo nota.</w:t>
+        <w:t xml:space="preserve">Termina así: La abuela los espera en el muelle: "¿Esta es? Es más bonita que tus mentiras, David."</w:t>
       </w:r>
     </w:p>
     <w:p>
@@ -863,7 +835,7 @@
           <w:sz w:val="20"/>
           <w:szCs w:val="20"/>
         </w:rPr>
-        <w:t xml:space="preserve">Toma aérea: yate blanco cruzando mar turquesa hacia una isla con villa blanca. Formato vertical 9:16, cinematográfico, fotorrealista, poca profundidad de campo, paleta azul noche y dorado, movimiento natural, sin texto en pantalla.</w:t>
+        <w:t xml:space="preserve">Toma aérea: yate blanco cruzando un mar turquesa hacia una isla privada con una villa blanca. Formato vertical 9:16, cinematográfico, fotorrealista, poca profundidad de campo, paleta azul noche y dorado, movimiento natural, sin texto en pantalla.</w:t>
       </w:r>
     </w:p>
     <w:p>
@@ -910,7 +882,7 @@
           <w:sz w:val="20"/>
           <w:szCs w:val="20"/>
         </w:rPr>
-        <w:t xml:space="preserve">Elaine en la proa, viento en el cabello, mira la isla con los ojos entrecerrados. @Image1 es Elaine Valdés: mujer de 27 años, cabello negro largo y ondulado, ojos verdes, pecas, cejas pobladas, blusa de seda blanca y pantalón azul marino. Formato vertical 9:16, cinematográfico, fotorrealista, poca profundidad de campo, paleta azul noche y dorado, movimiento natural, sin texto en pantalla.</w:t>
+        <w:t xml:space="preserve">Elaine en la proa del yate, viento en el cabello, brazos cruzados, molesta. @Image1 es Elaine Valdés: mujer de 27 años, cabello negro largo y ondulado, ojos verdes, pecas, cejas pobladas, blusa de seda blanca y pantalón azul marino. Formato vertical 9:16, cinematográfico, fotorrealista, poca profundidad de campo, paleta azul noche y dorado, movimiento natural, sin texto en pantalla.</w:t>
       </w:r>
     </w:p>
     <w:p>
@@ -957,7 +929,7 @@
           <w:sz w:val="20"/>
           <w:szCs w:val="20"/>
         </w:rPr>
-        <w:t xml:space="preserve">David a su lado sin mirarla, lentes oscuros. @Image2 es David Zavaleta: hombre de 32 años, rostro delgado, ojos verde avellana, cabello oscuro ondulado peinado hacia atrás, barba incipiente ligera, traje azul marino, camisa blanca, corbata azul marino. Diálogo en español: "Regla uno: en público eres mi prometida." Formato vertical 9:16, cinematográfico, fotorrealista, poca profundidad de campo, paleta azul noche y dorado, movimiento natural, sin texto en pantalla.</w:t>
+        <w:t xml:space="preserve">David a su lado con lentes oscuros, sin mirarla. @Image2 es David Zavaleta: hombre de 32 años, rostro delgado, ojos verde avellana, cabello oscuro ondulado peinado hacia atrás, barba incipiente ligera, traje azul marino, camisa blanca, corbata azul marino. Diálogo en español: "Regla uno: en público eres mi prometida." Formato vertical 9:16, cinematográfico, fotorrealista, poca profundidad de campo, paleta azul noche y dorado, movimiento natural, sin texto en pantalla.</w:t>
       </w:r>
     </w:p>
     <w:p>
@@ -982,21 +954,29 @@
         </w:rPr>
         <w:t xml:space="preserve">   ·   5 segundos   ·   Wan 2.6 (imagen a video)</w:t>
       </w:r>
-    </w:p>
-    <w:p>
-      <w:pPr>
-        <w:pBdr>
-          <w:left w:val="single" w:color="7C5CFF" w:sz="12" w:space="8"/>
-        </w:pBdr>
-        <w:shd w:fill="F1EFFF" w:val="clear"/>
-        <w:spacing w:after="80"/>
-      </w:pPr>
-      <w:r>
-        <w:rPr>
-          <w:sz w:val="20"/>
-          <w:szCs w:val="20"/>
-        </w:rPr>
-        <w:t xml:space="preserve">Plano detalle: él le pone un anillo de diamante en la mano, sin delicadeza. Diálogo en español: "Regla dos: en privado, no existes." Formato vertical 9:16, cinematográfico, fotorrealista, poca profundidad de campo, paleta azul noche y dorado, movimiento natural, sin texto en pantalla.</w:t>
+      <w:r>
+        <w:rPr>
+          <w:color w:val="555555"/>
+          <w:sz w:val="20"/>
+          <w:szCs w:val="20"/>
+        </w:rPr>
+        <w:t xml:space="preserve">   ·   Sube: @Image1, @Image2</w:t>
+      </w:r>
+    </w:p>
+    <w:p>
+      <w:pPr>
+        <w:pBdr>
+          <w:left w:val="single" w:color="7C5CFF" w:sz="12" w:space="8"/>
+        </w:pBdr>
+        <w:shd w:fill="F1EFFF" w:val="clear"/>
+        <w:spacing w:after="80"/>
+      </w:pPr>
+      <w:r>
+        <w:rPr>
+          <w:sz w:val="20"/>
+          <w:szCs w:val="20"/>
+        </w:rPr>
+        <w:t xml:space="preserve">Plano detalle: David le pone un anillo de diamante a Elaine sin ninguna delicadeza. @Image1 es Elaine Valdés: mujer de 27 años, cabello negro largo y ondulado, ojos verdes, pecas, cejas pobladas, blusa de seda blanca y pantalón azul marino. @Image2 es David Zavaleta: hombre de 32 años, rostro delgado, ojos verde avellana, cabello oscuro ondulado peinado hacia atrás, barba incipiente ligera, traje azul marino, camisa blanca, corbata azul marino. Se escucha en voz en off: "Regla dos: en privado, no existes." Formato vertical 9:16, cinematográfico, fotorrealista, poca profundidad de campo, paleta azul noche y dorado, movimiento natural, sin texto en pantalla.</w:t>
       </w:r>
     </w:p>
     <w:p>
@@ -1027,6 +1007,100 @@
           <w:sz w:val="20"/>
           <w:szCs w:val="20"/>
         </w:rPr>
+        <w:t xml:space="preserve">   ·   Sube: @Image1, @Image2</w:t>
+      </w:r>
+    </w:p>
+    <w:p>
+      <w:pPr>
+        <w:pBdr>
+          <w:left w:val="single" w:color="7C5CFF" w:sz="12" w:space="8"/>
+        </w:pBdr>
+        <w:shd w:fill="F1EFFF" w:val="clear"/>
+        <w:spacing w:after="80"/>
+      </w:pPr>
+      <w:r>
+        <w:rPr>
+          <w:sz w:val="20"/>
+          <w:szCs w:val="20"/>
+        </w:rPr>
+        <w:t xml:space="preserve">Elaine mira el anillo y luego a David con desprecio. @Image1 es Elaine Valdés: mujer de 27 años, cabello negro largo y ondulado, ojos verdes, pecas, cejas pobladas, blusa de seda blanca y pantalón azul marino. @Image2 es David Zavaleta: hombre de 32 años, rostro delgado, ojos verde avellana, cabello oscuro ondulado peinado hacia atrás, barba incipiente ligera, traje azul marino, camisa blanca, corbata azul marino. Diálogo en español: "¿Y la regla tres?" Formato vertical 9:16, cinematográfico, fotorrealista, poca profundidad de campo, paleta azul noche y dorado, movimiento natural, sin texto en pantalla.</w:t>
+      </w:r>
+    </w:p>
+    <w:p>
+      <w:pPr>
+        <w:spacing w:after="60" w:before="200"/>
+      </w:pPr>
+      <w:r>
+        <w:rPr>
+          <w:b/>
+          <w:bCs/>
+          <w:color w:val="2A1A8C"/>
+          <w:sz w:val="24"/>
+          <w:szCs w:val="24"/>
+        </w:rPr>
+        <w:t xml:space="preserve">Toma 6</w:t>
+      </w:r>
+      <w:r>
+        <w:rPr>
+          <w:color w:val="555555"/>
+          <w:sz w:val="20"/>
+          <w:szCs w:val="20"/>
+        </w:rPr>
+        <w:t xml:space="preserve">   ·   5 segundos   ·   Kling 3.0 Pro (imagen a video)</w:t>
+      </w:r>
+      <w:r>
+        <w:rPr>
+          <w:color w:val="555555"/>
+          <w:sz w:val="20"/>
+          <w:szCs w:val="20"/>
+        </w:rPr>
+        <w:t xml:space="preserve">   ·   Sube: @Image2</w:t>
+      </w:r>
+    </w:p>
+    <w:p>
+      <w:pPr>
+        <w:pBdr>
+          <w:left w:val="single" w:color="7C5CFF" w:sz="12" w:space="8"/>
+        </w:pBdr>
+        <w:shd w:fill="F1EFFF" w:val="clear"/>
+        <w:spacing w:after="80"/>
+      </w:pPr>
+      <w:r>
+        <w:rPr>
+          <w:sz w:val="20"/>
+          <w:szCs w:val="20"/>
+        </w:rPr>
+        <w:t xml:space="preserve">David se quita los lentes y la mira fijo, arrogante. @Image2 es David Zavaleta: hombre de 32 años, rostro delgado, ojos verde avellana, cabello oscuro ondulado peinado hacia atrás, barba incipiente ligera, traje azul marino, camisa blanca, corbata azul marino. Diálogo en español: "No te enamores de mí." Formato vertical 9:16, cinematográfico, fotorrealista, poca profundidad de campo, paleta azul noche y dorado, movimiento natural, sin texto en pantalla.</w:t>
+      </w:r>
+    </w:p>
+    <w:p>
+      <w:pPr>
+        <w:spacing w:after="60" w:before="200"/>
+      </w:pPr>
+      <w:r>
+        <w:rPr>
+          <w:b/>
+          <w:bCs/>
+          <w:color w:val="2A1A8C"/>
+          <w:sz w:val="24"/>
+          <w:szCs w:val="24"/>
+        </w:rPr>
+        <w:t xml:space="preserve">Toma 7</w:t>
+      </w:r>
+      <w:r>
+        <w:rPr>
+          <w:color w:val="555555"/>
+          <w:sz w:val="20"/>
+          <w:szCs w:val="20"/>
+        </w:rPr>
+        <w:t xml:space="preserve">   ·   5 segundos   ·   Kling 3.0 Pro (imagen a video)</w:t>
+      </w:r>
+      <w:r>
+        <w:rPr>
+          <w:color w:val="555555"/>
+          <w:sz w:val="20"/>
+          <w:szCs w:val="20"/>
+        </w:rPr>
         <w:t xml:space="preserve">   ·   Sube: @Image1</w:t>
       </w:r>
     </w:p>
@@ -1043,22 +1117,69 @@
           <w:sz w:val="20"/>
           <w:szCs w:val="20"/>
         </w:rPr>
-        <w:t xml:space="preserve">Elaine mira el anillo y luego a él, irónica. @Image1 es Elaine Valdés: mujer de 27 años, cabello negro largo y ondulado, ojos verdes, pecas, cejas pobladas, blusa de seda blanca y pantalón azul marino. Diálogo en español: "¿Y la regla tres?" Formato vertical 9:16, cinematográfico, fotorrealista, poca profundidad de campo, paleta azul noche y dorado, movimiento natural, sin texto en pantalla.</w:t>
-      </w:r>
-    </w:p>
-    <w:p>
-      <w:pPr>
-        <w:spacing w:after="60" w:before="200"/>
-      </w:pPr>
-      <w:r>
-        <w:rPr>
-          <w:b/>
-          <w:bCs/>
-          <w:color w:val="2A1A8C"/>
-          <w:sz w:val="24"/>
-          <w:szCs w:val="24"/>
-        </w:rPr>
-        <w:t xml:space="preserve">Toma 6</w:t>
+        <w:t xml:space="preserve">Elaine suelta una carcajada sarcástica. @Image1 es Elaine Valdés: mujer de 27 años, cabello negro largo y ondulado, ojos verdes, pecas, cejas pobladas, blusa de seda blanca y pantalón azul marino. Diálogo en español: "Tranquilo. Primero me enamoro del tiburón que nos sigue." Formato vertical 9:16, cinematográfico, fotorrealista, poca profundidad de campo, paleta azul noche y dorado, movimiento natural, sin texto en pantalla.</w:t>
+      </w:r>
+    </w:p>
+    <w:p>
+      <w:pPr>
+        <w:spacing w:after="60" w:before="200"/>
+      </w:pPr>
+      <w:r>
+        <w:rPr>
+          <w:b/>
+          <w:bCs/>
+          <w:color w:val="2A1A8C"/>
+          <w:sz w:val="24"/>
+          <w:szCs w:val="24"/>
+        </w:rPr>
+        <w:t xml:space="preserve">Toma 8</w:t>
+      </w:r>
+      <w:r>
+        <w:rPr>
+          <w:color w:val="555555"/>
+          <w:sz w:val="20"/>
+          <w:szCs w:val="20"/>
+        </w:rPr>
+        <w:t xml:space="preserve">   ·   5 segundos   ·   Kling 3.0 Pro (imagen a video)</w:t>
+      </w:r>
+      <w:r>
+        <w:rPr>
+          <w:color w:val="555555"/>
+          <w:sz w:val="20"/>
+          <w:szCs w:val="20"/>
+        </w:rPr>
+        <w:t xml:space="preserve">   ·   Sube: @Image1, @Image2</w:t>
+      </w:r>
+    </w:p>
+    <w:p>
+      <w:pPr>
+        <w:pBdr>
+          <w:left w:val="single" w:color="7C5CFF" w:sz="12" w:space="8"/>
+        </w:pBdr>
+        <w:shd w:fill="F1EFFF" w:val="clear"/>
+        <w:spacing w:after="80"/>
+      </w:pPr>
+      <w:r>
+        <w:rPr>
+          <w:sz w:val="20"/>
+          <w:szCs w:val="20"/>
+        </w:rPr>
+        <w:t xml:space="preserve">Elaine se acerca a David y le acomoda la corbata con fuerza, desafiante. @Image1 es Elaine Valdés: mujer de 27 años, cabello negro largo y ondulado, ojos verdes, pecas, cejas pobladas, blusa de seda blanca y pantalón azul marino. @Image2 es David Zavaleta: hombre de 32 años, rostro delgado, ojos verde avellana, cabello oscuro ondulado peinado hacia atrás, barba incipiente ligera, traje azul marino, camisa blanca, corbata azul marino. Diálogo en español: "Regla cuatro: ni se te ocurra tocarme." Formato vertical 9:16, cinematográfico, fotorrealista, poca profundidad de campo, paleta azul noche y dorado, movimiento natural, sin texto en pantalla.</w:t>
+      </w:r>
+    </w:p>
+    <w:p>
+      <w:pPr>
+        <w:spacing w:after="60" w:before="200"/>
+      </w:pPr>
+      <w:r>
+        <w:rPr>
+          <w:b/>
+          <w:bCs/>
+          <w:color w:val="2A1A8C"/>
+          <w:sz w:val="24"/>
+          <w:szCs w:val="24"/>
+        </w:rPr>
+        <w:t xml:space="preserve">Toma 9</w:t>
       </w:r>
       <w:r>
         <w:rPr>
@@ -1090,22 +1211,22 @@
           <w:sz w:val="20"/>
           <w:szCs w:val="20"/>
         </w:rPr>
-        <w:t xml:space="preserve">David se quita los lentes, la mira fijo. @Image2 es David Zavaleta: hombre de 32 años, rostro delgado, ojos verde avellana, cabello oscuro ondulado peinado hacia atrás, barba incipiente ligera, traje azul marino, camisa blanca, corbata azul marino. Diálogo en español: "No te enamores de mí." Formato vertical 9:16, cinematográfico, fotorrealista, poca profundidad de campo, paleta azul noche y dorado, movimiento natural, sin texto en pantalla.</w:t>
-      </w:r>
-    </w:p>
-    <w:p>
-      <w:pPr>
-        <w:spacing w:after="60" w:before="200"/>
-      </w:pPr>
-      <w:r>
-        <w:rPr>
-          <w:b/>
-          <w:bCs/>
-          <w:color w:val="2A1A8C"/>
-          <w:sz w:val="24"/>
-          <w:szCs w:val="24"/>
-        </w:rPr>
-        <w:t xml:space="preserve">Toma 7</w:t>
+        <w:t xml:space="preserve">David levanta una ceja, casi sonríe por primera vez. @Image2 es David Zavaleta: hombre de 32 años, rostro delgado, ojos verde avellana, cabello oscuro ondulado peinado hacia atrás, barba incipiente ligera, traje azul marino, camisa blanca, corbata azul marino. Formato vertical 9:16, cinematográfico, fotorrealista, poca profundidad de campo, paleta azul noche y dorado, movimiento natural, sin texto en pantalla.</w:t>
+      </w:r>
+    </w:p>
+    <w:p>
+      <w:pPr>
+        <w:spacing w:after="60" w:before="200"/>
+      </w:pPr>
+      <w:r>
+        <w:rPr>
+          <w:b/>
+          <w:bCs/>
+          <w:color w:val="2A1A8C"/>
+          <w:sz w:val="24"/>
+          <w:szCs w:val="24"/>
+        </w:rPr>
+        <w:t xml:space="preserve">Toma 10</w:t>
       </w:r>
       <w:r>
         <w:rPr>
@@ -1115,44 +1236,36 @@
         </w:rPr>
         <w:t xml:space="preserve">   ·   5 segundos   ·   Wan 2.6 (imagen a video)</w:t>
       </w:r>
-      <w:r>
-        <w:rPr>
-          <w:color w:val="555555"/>
-          <w:sz w:val="20"/>
-          <w:szCs w:val="20"/>
-        </w:rPr>
-        <w:t xml:space="preserve">   ·   Sube: @Image1</w:t>
-      </w:r>
-    </w:p>
-    <w:p>
-      <w:pPr>
-        <w:pBdr>
-          <w:left w:val="single" w:color="7C5CFF" w:sz="12" w:space="8"/>
-        </w:pBdr>
-        <w:shd w:fill="F1EFFF" w:val="clear"/>
-        <w:spacing w:after="80"/>
-      </w:pPr>
-      <w:r>
-        <w:rPr>
-          <w:sz w:val="20"/>
-          <w:szCs w:val="20"/>
-        </w:rPr>
-        <w:t xml:space="preserve">Elaine suelta una risa breve, de espaldas a cámara. @Image1 es Elaine Valdés: mujer de 27 años, cabello negro largo y ondulado, ojos verdes, pecas, cejas pobladas, blusa de seda blanca y pantalón azul marino. Se escucha en voz en off: "Eso no va a ser un problema." Formato vertical 9:16, cinematográfico, fotorrealista, poca profundidad de campo, paleta azul noche y dorado, movimiento natural, sin texto en pantalla.</w:t>
-      </w:r>
-    </w:p>
-    <w:p>
-      <w:pPr>
-        <w:spacing w:after="60" w:before="200"/>
-      </w:pPr>
-      <w:r>
-        <w:rPr>
-          <w:b/>
-          <w:bCs/>
-          <w:color w:val="2A1A8C"/>
-          <w:sz w:val="24"/>
-          <w:szCs w:val="24"/>
-        </w:rPr>
-        <w:t xml:space="preserve">Toma 8</w:t>
+    </w:p>
+    <w:p>
+      <w:pPr>
+        <w:pBdr>
+          <w:left w:val="single" w:color="7C5CFF" w:sz="12" w:space="8"/>
+        </w:pBdr>
+        <w:shd w:fill="F1EFFF" w:val="clear"/>
+        <w:spacing w:after="80"/>
+      </w:pPr>
+      <w:r>
+        <w:rPr>
+          <w:sz w:val="20"/>
+          <w:szCs w:val="20"/>
+        </w:rPr>
+        <w:t xml:space="preserve">El yate atraca en un muelle de madera al atardecer. Formato vertical 9:16, cinematográfico, fotorrealista, poca profundidad de campo, paleta azul noche y dorado, movimiento natural, sin texto en pantalla.</w:t>
+      </w:r>
+    </w:p>
+    <w:p>
+      <w:pPr>
+        <w:spacing w:after="60" w:before="200"/>
+      </w:pPr>
+      <w:r>
+        <w:rPr>
+          <w:b/>
+          <w:bCs/>
+          <w:color w:val="2A1A8C"/>
+          <w:sz w:val="24"/>
+          <w:szCs w:val="24"/>
+        </w:rPr>
+        <w:t xml:space="preserve">Toma 11</w:t>
       </w:r>
       <w:r>
         <w:rPr>
@@ -1162,154 +1275,29 @@
         </w:rPr>
         <w:t xml:space="preserve">   ·   5 segundos   ·   Wan 2.6 (imagen a video)</w:t>
       </w:r>
-    </w:p>
-    <w:p>
-      <w:pPr>
-        <w:pBdr>
-          <w:left w:val="single" w:color="7C5CFF" w:sz="12" w:space="8"/>
-        </w:pBdr>
-        <w:shd w:fill="F1EFFF" w:val="clear"/>
-        <w:spacing w:after="80"/>
-      </w:pPr>
-      <w:r>
-        <w:rPr>
-          <w:sz w:val="20"/>
-          <w:szCs w:val="20"/>
-        </w:rPr>
-        <w:t xml:space="preserve">El yate atraca; atardecer; muelle de madera a oscuras. Formato vertical 9:16, cinematográfico, fotorrealista, poca profundidad de campo, paleta azul noche y dorado, movimiento natural, sin texto en pantalla.</w:t>
-      </w:r>
-    </w:p>
-    <w:p>
-      <w:pPr>
-        <w:spacing w:after="60" w:before="200"/>
-      </w:pPr>
-      <w:r>
-        <w:rPr>
-          <w:b/>
-          <w:bCs/>
-          <w:color w:val="2A1A8C"/>
-          <w:sz w:val="24"/>
-          <w:szCs w:val="24"/>
-        </w:rPr>
-        <w:t xml:space="preserve">Toma 9</w:t>
-      </w:r>
-      <w:r>
-        <w:rPr>
-          <w:color w:val="555555"/>
-          <w:sz w:val="20"/>
-          <w:szCs w:val="20"/>
-        </w:rPr>
-        <w:t xml:space="preserve">   ·   5 segundos   ·   Wan 2.6 (imagen a video)</w:t>
-      </w:r>
-      <w:r>
-        <w:rPr>
-          <w:color w:val="555555"/>
-          <w:sz w:val="20"/>
-          <w:szCs w:val="20"/>
-        </w:rPr>
-        <w:t xml:space="preserve">   ·   Sube: @Image1</w:t>
-      </w:r>
-    </w:p>
-    <w:p>
-      <w:pPr>
-        <w:pBdr>
-          <w:left w:val="single" w:color="7C5CFF" w:sz="12" w:space="8"/>
-        </w:pBdr>
-        <w:shd w:fill="F1EFFF" w:val="clear"/>
-        <w:spacing w:after="80"/>
-      </w:pPr>
-      <w:r>
-        <w:rPr>
-          <w:sz w:val="20"/>
-          <w:szCs w:val="20"/>
-        </w:rPr>
-        <w:t xml:space="preserve">Elaine estira la mano sin mirar y enciende un interruptor escondido en un poste. @Image1 es Elaine Valdés: mujer de 27 años, cabello negro largo y ondulado, ojos verdes, pecas, cejas pobladas, blusa de seda blanca y pantalón azul marino. Formato vertical 9:16, cinematográfico, fotorrealista, poca profundidad de campo, paleta azul noche y dorado, movimiento natural, sin texto en pantalla.</w:t>
-      </w:r>
-    </w:p>
-    <w:p>
-      <w:pPr>
-        <w:spacing w:after="60" w:before="200"/>
-      </w:pPr>
-      <w:r>
-        <w:rPr>
-          <w:b/>
-          <w:bCs/>
-          <w:color w:val="2A1A8C"/>
-          <w:sz w:val="24"/>
-          <w:szCs w:val="24"/>
-        </w:rPr>
-        <w:t xml:space="preserve">Toma 10</w:t>
-      </w:r>
-      <w:r>
-        <w:rPr>
-          <w:color w:val="555555"/>
-          <w:sz w:val="20"/>
-          <w:szCs w:val="20"/>
-        </w:rPr>
-        <w:t xml:space="preserve">   ·   5 segundos   ·   Wan 2.6 (imagen a video)</w:t>
-      </w:r>
-    </w:p>
-    <w:p>
-      <w:pPr>
-        <w:pBdr>
-          <w:left w:val="single" w:color="7C5CFF" w:sz="12" w:space="8"/>
-        </w:pBdr>
-        <w:shd w:fill="F1EFFF" w:val="clear"/>
-        <w:spacing w:after="80"/>
-      </w:pPr>
-      <w:r>
-        <w:rPr>
-          <w:sz w:val="20"/>
-          <w:szCs w:val="20"/>
-        </w:rPr>
-        <w:t xml:space="preserve">Las luces del muelle se encienden una por una. Formato vertical 9:16, cinematográfico, fotorrealista, poca profundidad de campo, paleta azul noche y dorado, movimiento natural, sin texto en pantalla.</w:t>
-      </w:r>
-    </w:p>
-    <w:p>
-      <w:pPr>
-        <w:spacing w:after="60" w:before="200"/>
-      </w:pPr>
-      <w:r>
-        <w:rPr>
-          <w:b/>
-          <w:bCs/>
-          <w:color w:val="2A1A8C"/>
-          <w:sz w:val="24"/>
-          <w:szCs w:val="24"/>
-        </w:rPr>
-        <w:t xml:space="preserve">Toma 11</w:t>
-      </w:r>
-      <w:r>
-        <w:rPr>
-          <w:color w:val="555555"/>
-          <w:sz w:val="20"/>
-          <w:szCs w:val="20"/>
-        </w:rPr>
-        <w:t xml:space="preserve">   ·   5 segundos   ·   Kling 3.0 Pro (imagen a video)</w:t>
-      </w:r>
-      <w:r>
-        <w:rPr>
-          <w:color w:val="555555"/>
-          <w:sz w:val="20"/>
-          <w:szCs w:val="20"/>
-        </w:rPr>
-        <w:t xml:space="preserve">   ·   Sube: @Image2</w:t>
-      </w:r>
-    </w:p>
-    <w:p>
-      <w:pPr>
-        <w:pBdr>
-          <w:left w:val="single" w:color="7C5CFF" w:sz="12" w:space="8"/>
-        </w:pBdr>
-        <w:shd w:fill="F1EFFF" w:val="clear"/>
-        <w:spacing w:after="80"/>
-      </w:pPr>
-      <w:r>
-        <w:rPr>
-          <w:sz w:val="20"/>
-          <w:szCs w:val="20"/>
-        </w:rPr>
-        <w:t xml:space="preserve">Primer plano de David, desconcertado, mirándola. @Image2 es David Zavaleta: hombre de 32 años, rostro delgado, ojos verde avellana, cabello oscuro ondulado peinado hacia atrás, barba incipiente ligera, traje azul marino, camisa blanca, corbata azul marino. Diálogo en español: "¿Cómo sabías dónde estaba?" Formato vertical 9:16, cinematográfico, fotorrealista, poca profundidad de campo, paleta azul noche y dorado, movimiento natural, sin texto en pantalla.</w:t>
+      <w:r>
+        <w:rPr>
+          <w:color w:val="555555"/>
+          <w:sz w:val="20"/>
+          <w:szCs w:val="20"/>
+        </w:rPr>
+        <w:t xml:space="preserve">   ·   Sube: @Image1, @Image4</w:t>
+      </w:r>
+    </w:p>
+    <w:p>
+      <w:pPr>
+        <w:pBdr>
+          <w:left w:val="single" w:color="7C5CFF" w:sz="12" w:space="8"/>
+        </w:pBdr>
+        <w:shd w:fill="F1EFFF" w:val="clear"/>
+        <w:spacing w:after="80"/>
+      </w:pPr>
+      <w:r>
+        <w:rPr>
+          <w:sz w:val="20"/>
+          <w:szCs w:val="20"/>
+        </w:rPr>
+        <w:t xml:space="preserve">Doña Inés espera en el muelle con bastón y collar de perlas, mirando a Elaine de arriba abajo. @Image1 es Elaine Valdés: mujer de 27 años, cabello negro largo y ondulado, ojos verdes, pecas, cejas pobladas, blusa de seda blanca y pantalón azul marino. @Image4 es Doña Inés Zavaleta: mujer de 80 años, cabello blanco recogido, collar de perlas, vestido verde esmeralda, mirada aguda. Formato vertical 9:16, cinematográfico, fotorrealista, poca profundidad de campo, paleta azul noche y dorado, movimiento natural, sin texto en pantalla.</w:t>
       </w:r>
     </w:p>
     <w:p>
@@ -1332,31 +1320,31 @@
           <w:sz w:val="20"/>
           <w:szCs w:val="20"/>
         </w:rPr>
-        <w:t xml:space="preserve">   ·   5 segundos   ·   Wan 2.6 (imagen a video)</w:t>
-      </w:r>
-      <w:r>
-        <w:rPr>
-          <w:color w:val="555555"/>
-          <w:sz w:val="20"/>
-          <w:szCs w:val="20"/>
-        </w:rPr>
-        <w:t xml:space="preserve">   ·   Sube: @Image1</w:t>
-      </w:r>
-    </w:p>
-    <w:p>
-      <w:pPr>
-        <w:pBdr>
-          <w:left w:val="single" w:color="7C5CFF" w:sz="12" w:space="8"/>
-        </w:pBdr>
-        <w:shd w:fill="F1EFFF" w:val="clear"/>
-        <w:spacing w:after="80"/>
-      </w:pPr>
-      <w:r>
-        <w:rPr>
-          <w:sz w:val="20"/>
-          <w:szCs w:val="20"/>
-        </w:rPr>
-        <w:t xml:space="preserve">Elaine sigue caminando sin voltear. Corte a negro. @Image1 es Elaine Valdés: mujer de 27 años, cabello negro largo y ondulado, ojos verdes, pecas, cejas pobladas, blusa de seda blanca y pantalón azul marino. Formato vertical 9:16, cinematográfico, fotorrealista, poca profundidad de campo, paleta azul noche y dorado, movimiento natural, sin texto en pantalla.</w:t>
+        <w:t xml:space="preserve">   ·   5 segundos   ·   Kling 3.0 Pro (imagen a video)</w:t>
+      </w:r>
+      <w:r>
+        <w:rPr>
+          <w:color w:val="555555"/>
+          <w:sz w:val="20"/>
+          <w:szCs w:val="20"/>
+        </w:rPr>
+        <w:t xml:space="preserve">   ·   Sube: @Image4</w:t>
+      </w:r>
+    </w:p>
+    <w:p>
+      <w:pPr>
+        <w:pBdr>
+          <w:left w:val="single" w:color="7C5CFF" w:sz="12" w:space="8"/>
+        </w:pBdr>
+        <w:shd w:fill="F1EFFF" w:val="clear"/>
+        <w:spacing w:after="80"/>
+      </w:pPr>
+      <w:r>
+        <w:rPr>
+          <w:sz w:val="20"/>
+          <w:szCs w:val="20"/>
+        </w:rPr>
+        <w:t xml:space="preserve">Primer plano de Doña Inés, sonrisa astuta. @Image4 es Doña Inés Zavaleta: mujer de 80 años, cabello blanco recogido, collar de perlas, vestido verde esmeralda, mirada aguda. Diálogo en español: "¿Esta es? Es más bonita que tus mentiras, David." Corte a negro. Formato vertical 9:16, cinematográfico, fotorrealista, poca profundidad de campo, paleta azul noche y dorado, movimiento natural, sin texto en pantalla.</w:t>
       </w:r>
     </w:p>
     <w:p>
@@ -1381,7 +1369,7 @@
           <w:sz w:val="21"/>
           <w:szCs w:val="21"/>
         </w:rPr>
-        <w:t xml:space="preserve">Doña Inés los recibe y los pone a prueba con preguntas.</w:t>
+        <w:t xml:space="preserve">Doña Inés los pone a prueba en la cena. Elaine miente mejor que David y se burla de él.</w:t>
       </w:r>
     </w:p>
     <w:p>
@@ -1396,7 +1384,7 @@
           <w:sz w:val="21"/>
           <w:szCs w:val="21"/>
         </w:rPr>
-        <w:t xml:space="preserve">Termina así: "Mi nieto solo trajo a alguien a esta isla una vez… hace siete años."</w:t>
+        <w:t xml:space="preserve">Termina así: La abuela anuncia: "En esta casa los prometidos duermen juntos."</w:t>
       </w:r>
     </w:p>
     <w:p>
@@ -1443,7 +1431,7 @@
           <w:sz w:val="20"/>
           <w:szCs w:val="20"/>
         </w:rPr>
-        <w:t xml:space="preserve">Terraza de la villa al anochecer; Doña Inés sentada como reina, copa de vino. @Image4 es Doña Inés Zavaleta: mujer de 78 años, cabello blanco recogido, collar de perlas, vestido verde esmeralda, mirada aguda. Formato vertical 9:16, cinematográfico, fotorrealista, poca profundidad de campo, paleta azul noche y dorado, movimiento natural, sin texto en pantalla.</w:t>
+        <w:t xml:space="preserve">Terraza de la villa al anochecer, mesa con velas; Doña Inés preside la cena. @Image4 es Doña Inés Zavaleta: mujer de 80 años, cabello blanco recogido, collar de perlas, vestido verde esmeralda, mirada aguda. Formato vertical 9:16, cinematográfico, fotorrealista, poca profundidad de campo, paleta azul noche y dorado, movimiento natural, sin texto en pantalla.</w:t>
       </w:r>
     </w:p>
     <w:p>
@@ -1490,7 +1478,7 @@
           <w:sz w:val="20"/>
           <w:szCs w:val="20"/>
         </w:rPr>
-        <w:t xml:space="preserve">Doña Inés mira a Elaine de arriba abajo. @Image1 es Elaine Valdés: mujer de 27 años, cabello negro largo y ondulado, ojos verdes, pecas, cejas pobladas, blusa de seda blanca y pantalón azul marino. @Image4 es Doña Inés Zavaleta: mujer de 78 años, cabello blanco recogido, collar de perlas, vestido verde esmeralda, mirada aguda. Diálogo en español: "Así que tú eres la elegida." Formato vertical 9:16, cinematográfico, fotorrealista, poca profundidad de campo, paleta azul noche y dorado, movimiento natural, sin texto en pantalla.</w:t>
+        <w:t xml:space="preserve">Doña Inés deja la copa y mira a Elaine. @Image1 es Elaine Valdés: mujer de 27 años, cabello negro largo y ondulado, ojos verdes, pecas, cejas pobladas, blusa de seda blanca y pantalón azul marino. @Image4 es Doña Inés Zavaleta: mujer de 80 años, cabello blanco recogido, collar de perlas, vestido verde esmeralda, mirada aguda. Diálogo en español: "¿Cómo se conocieron?" Formato vertical 9:16, cinematográfico, fotorrealista, poca profundidad de campo, paleta azul noche y dorado, movimiento natural, sin texto en pantalla.</w:t>
       </w:r>
     </w:p>
     <w:p>
@@ -1537,7 +1525,7 @@
           <w:sz w:val="20"/>
           <w:szCs w:val="20"/>
         </w:rPr>
-        <w:t xml:space="preserve">Elaine sonríe con calma y toma la mano de David. @Image1 es Elaine Valdés: mujer de 27 años, cabello negro largo y ondulado, ojos verdes, pecas, cejas pobladas, blusa de seda blanca y pantalón azul marino. @Image2 es David Zavaleta: hombre de 32 años, rostro delgado, ojos verde avellana, cabello oscuro ondulado peinado hacia atrás, barba incipiente ligera, traje azul marino, camisa blanca, corbata azul marino. Diálogo en español: "Y él es mi elegido, señora." Formato vertical 9:16, cinematográfico, fotorrealista, poca profundidad de campo, paleta azul noche y dorado, movimiento natural, sin texto en pantalla.</w:t>
+        <w:t xml:space="preserve">David abre la boca para contestar; Elaine se le adelanta con una sonrisa falsa. @Image1 es Elaine Valdés: mujer de 27 años, cabello negro largo y ondulado, ojos verdes, pecas, cejas pobladas, blusa de seda blanca y pantalón azul marino. @Image2 es David Zavaleta: hombre de 32 años, rostro delgado, ojos verde avellana, cabello oscuro ondulado peinado hacia atrás, barba incipiente ligera, traje azul marino, camisa blanca, corbata azul marino. Formato vertical 9:16, cinematográfico, fotorrealista, poca profundidad de campo, paleta azul noche y dorado, movimiento natural, sin texto en pantalla.</w:t>
       </w:r>
     </w:p>
     <w:p>
@@ -1560,6 +1548,53 @@
           <w:sz w:val="20"/>
           <w:szCs w:val="20"/>
         </w:rPr>
+        <w:t xml:space="preserve">   ·   5 segundos   ·   Kling 3.0 Pro (imagen a video)</w:t>
+      </w:r>
+      <w:r>
+        <w:rPr>
+          <w:color w:val="555555"/>
+          <w:sz w:val="20"/>
+          <w:szCs w:val="20"/>
+        </w:rPr>
+        <w:t xml:space="preserve">   ·   Sube: @Image1</w:t>
+      </w:r>
+    </w:p>
+    <w:p>
+      <w:pPr>
+        <w:pBdr>
+          <w:left w:val="single" w:color="7C5CFF" w:sz="12" w:space="8"/>
+        </w:pBdr>
+        <w:shd w:fill="F1EFFF" w:val="clear"/>
+        <w:spacing w:after="80"/>
+      </w:pPr>
+      <w:r>
+        <w:rPr>
+          <w:sz w:val="20"/>
+          <w:szCs w:val="20"/>
+        </w:rPr>
+        <w:t xml:space="preserve">Elaine, dulce y venenosa. @Image1 es Elaine Valdés: mujer de 27 años, cabello negro largo y ondulado, ojos verdes, pecas, cejas pobladas, blusa de seda blanca y pantalón azul marino. Diálogo en español: "Se perdió buscando una librería. Como siempre, no quiso pedir indicaciones." Formato vertical 9:16, cinematográfico, fotorrealista, poca profundidad de campo, paleta azul noche y dorado, movimiento natural, sin texto en pantalla.</w:t>
+      </w:r>
+    </w:p>
+    <w:p>
+      <w:pPr>
+        <w:spacing w:after="60" w:before="200"/>
+      </w:pPr>
+      <w:r>
+        <w:rPr>
+          <w:b/>
+          <w:bCs/>
+          <w:color w:val="2A1A8C"/>
+          <w:sz w:val="24"/>
+          <w:szCs w:val="24"/>
+        </w:rPr>
+        <w:t xml:space="preserve">Toma 5</w:t>
+      </w:r>
+      <w:r>
+        <w:rPr>
+          <w:color w:val="555555"/>
+          <w:sz w:val="20"/>
+          <w:szCs w:val="20"/>
+        </w:rPr>
         <w:t xml:space="preserve">   ·   5 segundos   ·   Wan 2.6 (imagen a video)</w:t>
       </w:r>
       <w:r>
@@ -1584,22 +1619,22 @@
           <w:sz w:val="20"/>
           <w:szCs w:val="20"/>
         </w:rPr>
-        <w:t xml:space="preserve">Plano detalle: los dedos de David se tensan en la mano de ella. @Image2 es David Zavaleta: hombre de 32 años, rostro delgado, ojos verde avellana, cabello oscuro ondulado peinado hacia atrás, barba incipiente ligera, traje azul marino, camisa blanca, corbata azul marino. Formato vertical 9:16, cinematográfico, fotorrealista, poca profundidad de campo, paleta azul noche y dorado, movimiento natural, sin texto en pantalla.</w:t>
-      </w:r>
-    </w:p>
-    <w:p>
-      <w:pPr>
-        <w:spacing w:after="60" w:before="200"/>
-      </w:pPr>
-      <w:r>
-        <w:rPr>
-          <w:b/>
-          <w:bCs/>
-          <w:color w:val="2A1A8C"/>
-          <w:sz w:val="24"/>
-          <w:szCs w:val="24"/>
-        </w:rPr>
-        <w:t xml:space="preserve">Toma 5</w:t>
+        <w:t xml:space="preserve">David aprieta la servilleta, conteniéndose. @Image2 es David Zavaleta: hombre de 32 años, rostro delgado, ojos verde avellana, cabello oscuro ondulado peinado hacia atrás, barba incipiente ligera, traje azul marino, camisa blanca, corbata azul marino. Formato vertical 9:16, cinematográfico, fotorrealista, poca profundidad de campo, paleta azul noche y dorado, movimiento natural, sin texto en pantalla.</w:t>
+      </w:r>
+    </w:p>
+    <w:p>
+      <w:pPr>
+        <w:spacing w:after="60" w:before="200"/>
+      </w:pPr>
+      <w:r>
+        <w:rPr>
+          <w:b/>
+          <w:bCs/>
+          <w:color w:val="2A1A8C"/>
+          <w:sz w:val="24"/>
+          <w:szCs w:val="24"/>
+        </w:rPr>
+        <w:t xml:space="preserve">Toma 6</w:t>
       </w:r>
       <w:r>
         <w:rPr>
@@ -1631,30 +1666,77 @@
           <w:sz w:val="20"/>
           <w:szCs w:val="20"/>
         </w:rPr>
-        <w:t xml:space="preserve">Doña Inés entrecierra los ojos. @Image4 es Doña Inés Zavaleta: mujer de 78 años, cabello blanco recogido, collar de perlas, vestido verde esmeralda, mirada aguda. Diálogo en español: "¿Dónde se conocieron?" Formato vertical 9:16, cinematográfico, fotorrealista, poca profundidad de campo, paleta azul noche y dorado, movimiento natural, sin texto en pantalla.</w:t>
-      </w:r>
-    </w:p>
-    <w:p>
-      <w:pPr>
-        <w:spacing w:after="60" w:before="200"/>
-      </w:pPr>
-      <w:r>
-        <w:rPr>
-          <w:b/>
-          <w:bCs/>
-          <w:color w:val="2A1A8C"/>
-          <w:sz w:val="24"/>
-          <w:szCs w:val="24"/>
-        </w:rPr>
-        <w:t xml:space="preserve">Toma 6</w:t>
-      </w:r>
-      <w:r>
-        <w:rPr>
-          <w:color w:val="555555"/>
-          <w:sz w:val="20"/>
-          <w:szCs w:val="20"/>
-        </w:rPr>
-        <w:t xml:space="preserve">   ·   5 segundos   ·   Kling 3.0 Pro (imagen a video)</w:t>
+        <w:t xml:space="preserve">Doña Inés suelta una carcajada. @Image4 es Doña Inés Zavaleta: mujer de 80 años, cabello blanco recogido, collar de perlas, vestido verde esmeralda, mirada aguda. Diálogo en español: "¡Por fin una que no te tiene miedo!" Formato vertical 9:16, cinematográfico, fotorrealista, poca profundidad de campo, paleta azul noche y dorado, movimiento natural, sin texto en pantalla.</w:t>
+      </w:r>
+    </w:p>
+    <w:p>
+      <w:pPr>
+        <w:spacing w:after="60" w:before="200"/>
+      </w:pPr>
+      <w:r>
+        <w:rPr>
+          <w:b/>
+          <w:bCs/>
+          <w:color w:val="2A1A8C"/>
+          <w:sz w:val="24"/>
+          <w:szCs w:val="24"/>
+        </w:rPr>
+        <w:t xml:space="preserve">Toma 7</w:t>
+      </w:r>
+      <w:r>
+        <w:rPr>
+          <w:color w:val="555555"/>
+          <w:sz w:val="20"/>
+          <w:szCs w:val="20"/>
+        </w:rPr>
+        <w:t xml:space="preserve">   ·   5 segundos   ·   Wan 2.6 (imagen a video)</w:t>
+      </w:r>
+      <w:r>
+        <w:rPr>
+          <w:color w:val="555555"/>
+          <w:sz w:val="20"/>
+          <w:szCs w:val="20"/>
+        </w:rPr>
+        <w:t xml:space="preserve">   ·   Sube: @Image2, @Image4</w:t>
+      </w:r>
+    </w:p>
+    <w:p>
+      <w:pPr>
+        <w:pBdr>
+          <w:left w:val="single" w:color="7C5CFF" w:sz="12" w:space="8"/>
+        </w:pBdr>
+        <w:shd w:fill="F1EFFF" w:val="clear"/>
+        <w:spacing w:after="80"/>
+      </w:pPr>
+      <w:r>
+        <w:rPr>
+          <w:sz w:val="20"/>
+          <w:szCs w:val="20"/>
+        </w:rPr>
+        <w:t xml:space="preserve">David, entre dientes, sonriendo para la abuela. @Image2 es David Zavaleta: hombre de 32 años, rostro delgado, ojos verde avellana, cabello oscuro ondulado peinado hacia atrás, barba incipiente ligera, traje azul marino, camisa blanca, corbata azul marino. @Image4 es Doña Inés Zavaleta: mujer de 80 años, cabello blanco recogido, collar de perlas, vestido verde esmeralda, mirada aguda. Se escucha en voz en off: "Mi amor tiene mucho sentido del humor." Formato vertical 9:16, cinematográfico, fotorrealista, poca profundidad de campo, paleta azul noche y dorado, movimiento natural, sin texto en pantalla.</w:t>
+      </w:r>
+    </w:p>
+    <w:p>
+      <w:pPr>
+        <w:spacing w:after="60" w:before="200"/>
+      </w:pPr>
+      <w:r>
+        <w:rPr>
+          <w:b/>
+          <w:bCs/>
+          <w:color w:val="2A1A8C"/>
+          <w:sz w:val="24"/>
+          <w:szCs w:val="24"/>
+        </w:rPr>
+        <w:t xml:space="preserve">Toma 8</w:t>
+      </w:r>
+      <w:r>
+        <w:rPr>
+          <w:color w:val="555555"/>
+          <w:sz w:val="20"/>
+          <w:szCs w:val="20"/>
+        </w:rPr>
+        <w:t xml:space="preserve">   ·   5 segundos   ·   Wan 2.6 (imagen a video)</w:t>
       </w:r>
       <w:r>
         <w:rPr>
@@ -1678,22 +1760,22 @@
           <w:sz w:val="20"/>
           <w:szCs w:val="20"/>
         </w:rPr>
-        <w:t xml:space="preserve">David abre la boca para contestar; Elaine se adelanta. @Image1 es Elaine Valdés: mujer de 27 años, cabello negro largo y ondulado, ojos verdes, pecas, cejas pobladas, blusa de seda blanca y pantalón azul marino. @Image2 es David Zavaleta: hombre de 32 años, rostro delgado, ojos verde avellana, cabello oscuro ondulado peinado hacia atrás, barba incipiente ligera, traje azul marino, camisa blanca, corbata azul marino. Diálogo en español: "En una librería. Él quería un libro en francés y no sabía pedirlo." Formato vertical 9:16, cinematográfico, fotorrealista, poca profundidad de campo, paleta azul noche y dorado, movimiento natural, sin texto en pantalla.</w:t>
-      </w:r>
-    </w:p>
-    <w:p>
-      <w:pPr>
-        <w:spacing w:after="60" w:before="200"/>
-      </w:pPr>
-      <w:r>
-        <w:rPr>
-          <w:b/>
-          <w:bCs/>
-          <w:color w:val="2A1A8C"/>
-          <w:sz w:val="24"/>
-          <w:szCs w:val="24"/>
-        </w:rPr>
-        <w:t xml:space="preserve">Toma 7</w:t>
+        <w:t xml:space="preserve">Bajo la mesa: Elaine le pisa el zapato a David con su tacón. @Image1 es Elaine Valdés: mujer de 27 años, cabello negro largo y ondulado, ojos verdes, pecas, cejas pobladas, blusa de seda blanca y pantalón azul marino. @Image2 es David Zavaleta: hombre de 32 años, rostro delgado, ojos verde avellana, cabello oscuro ondulado peinado hacia atrás, barba incipiente ligera, traje azul marino, camisa blanca, corbata azul marino. Formato vertical 9:16, cinematográfico, fotorrealista, poca profundidad de campo, paleta azul noche y dorado, movimiento natural, sin texto en pantalla.</w:t>
+      </w:r>
+    </w:p>
+    <w:p>
+      <w:pPr>
+        <w:spacing w:after="60" w:before="200"/>
+      </w:pPr>
+      <w:r>
+        <w:rPr>
+          <w:b/>
+          <w:bCs/>
+          <w:color w:val="2A1A8C"/>
+          <w:sz w:val="24"/>
+          <w:szCs w:val="24"/>
+        </w:rPr>
+        <w:t xml:space="preserve">Toma 9</w:t>
       </w:r>
       <w:r>
         <w:rPr>
@@ -1725,22 +1807,22 @@
           <w:sz w:val="20"/>
           <w:szCs w:val="20"/>
         </w:rPr>
-        <w:t xml:space="preserve">David la mira de reojo, sorprendido de lo bien que miente. @Image2 es David Zavaleta: hombre de 32 años, rostro delgado, ojos verde avellana, cabello oscuro ondulado peinado hacia atrás, barba incipiente ligera, traje azul marino, camisa blanca, corbata azul marino. Formato vertical 9:16, cinematográfico, fotorrealista, poca profundidad de campo, paleta azul noche y dorado, movimiento natural, sin texto en pantalla.</w:t>
-      </w:r>
-    </w:p>
-    <w:p>
-      <w:pPr>
-        <w:spacing w:after="60" w:before="200"/>
-      </w:pPr>
-      <w:r>
-        <w:rPr>
-          <w:b/>
-          <w:bCs/>
-          <w:color w:val="2A1A8C"/>
-          <w:sz w:val="24"/>
-          <w:szCs w:val="24"/>
-        </w:rPr>
-        <w:t xml:space="preserve">Toma 8</w:t>
+        <w:t xml:space="preserve">David no se mueve, pero se le escapa una mueca de dolor. @Image2 es David Zavaleta: hombre de 32 años, rostro delgado, ojos verde avellana, cabello oscuro ondulado peinado hacia atrás, barba incipiente ligera, traje azul marino, camisa blanca, corbata azul marino. Formato vertical 9:16, cinematográfico, fotorrealista, poca profundidad de campo, paleta azul noche y dorado, movimiento natural, sin texto en pantalla.</w:t>
+      </w:r>
+    </w:p>
+    <w:p>
+      <w:pPr>
+        <w:spacing w:after="60" w:before="200"/>
+      </w:pPr>
+      <w:r>
+        <w:rPr>
+          <w:b/>
+          <w:bCs/>
+          <w:color w:val="2A1A8C"/>
+          <w:sz w:val="24"/>
+          <w:szCs w:val="24"/>
+        </w:rPr>
+        <w:t xml:space="preserve">Toma 10</w:t>
       </w:r>
       <w:r>
         <w:rPr>
@@ -1772,69 +1854,69 @@
           <w:sz w:val="20"/>
           <w:szCs w:val="20"/>
         </w:rPr>
-        <w:t xml:space="preserve">Doña Inés ríe suavemente y deja la copa. @Image4 es Doña Inés Zavaleta: mujer de 78 años, cabello blanco recogido, collar de perlas, vestido verde esmeralda, mirada aguda. Diálogo en español: "Mi David nunca ha leído en francés." Formato vertical 9:16, cinematográfico, fotorrealista, poca profundidad de campo, paleta azul noche y dorado, movimiento natural, sin texto en pantalla.</w:t>
-      </w:r>
-    </w:p>
-    <w:p>
-      <w:pPr>
-        <w:spacing w:after="60" w:before="200"/>
-      </w:pPr>
-      <w:r>
-        <w:rPr>
-          <w:b/>
-          <w:bCs/>
-          <w:color w:val="2A1A8C"/>
-          <w:sz w:val="24"/>
-          <w:szCs w:val="24"/>
-        </w:rPr>
-        <w:t xml:space="preserve">Toma 9</w:t>
-      </w:r>
-      <w:r>
-        <w:rPr>
-          <w:color w:val="555555"/>
-          <w:sz w:val="20"/>
-          <w:szCs w:val="20"/>
-        </w:rPr>
-        <w:t xml:space="preserve">   ·   5 segundos   ·   Kling 3.0 Pro (imagen a video)</w:t>
-      </w:r>
-      <w:r>
-        <w:rPr>
-          <w:color w:val="555555"/>
-          <w:sz w:val="20"/>
-          <w:szCs w:val="20"/>
-        </w:rPr>
-        <w:t xml:space="preserve">   ·   Sube: @Image1</w:t>
-      </w:r>
-    </w:p>
-    <w:p>
-      <w:pPr>
-        <w:pBdr>
-          <w:left w:val="single" w:color="7C5CFF" w:sz="12" w:space="8"/>
-        </w:pBdr>
-        <w:shd w:fill="F1EFFF" w:val="clear"/>
-        <w:spacing w:after="80"/>
-      </w:pPr>
-      <w:r>
-        <w:rPr>
-          <w:sz w:val="20"/>
-          <w:szCs w:val="20"/>
-        </w:rPr>
-        <w:t xml:space="preserve">Elaine, sin perder la sonrisa. @Image1 es Elaine Valdés: mujer de 27 años, cabello negro largo y ondulado, ojos verdes, pecas, cejas pobladas, blusa de seda blanca y pantalón azul marino. Diálogo en español: "Por eso me necesitaba." Formato vertical 9:16, cinematográfico, fotorrealista, poca profundidad de campo, paleta azul noche y dorado, movimiento natural, sin texto en pantalla.</w:t>
-      </w:r>
-    </w:p>
-    <w:p>
-      <w:pPr>
-        <w:spacing w:after="60" w:before="200"/>
-      </w:pPr>
-      <w:r>
-        <w:rPr>
-          <w:b/>
-          <w:bCs/>
-          <w:color w:val="2A1A8C"/>
-          <w:sz w:val="24"/>
-          <w:szCs w:val="24"/>
-        </w:rPr>
-        <w:t xml:space="preserve">Toma 10</w:t>
+        <w:t xml:space="preserve">Doña Inés se levanta con su bastón. @Image4 es Doña Inés Zavaleta: mujer de 80 años, cabello blanco recogido, collar de perlas, vestido verde esmeralda, mirada aguda. Diálogo en español: "Su recámara está lista. La principal." Formato vertical 9:16, cinematográfico, fotorrealista, poca profundidad de campo, paleta azul noche y dorado, movimiento natural, sin texto en pantalla.</w:t>
+      </w:r>
+    </w:p>
+    <w:p>
+      <w:pPr>
+        <w:spacing w:after="60" w:before="200"/>
+      </w:pPr>
+      <w:r>
+        <w:rPr>
+          <w:b/>
+          <w:bCs/>
+          <w:color w:val="2A1A8C"/>
+          <w:sz w:val="24"/>
+          <w:szCs w:val="24"/>
+        </w:rPr>
+        <w:t xml:space="preserve">Toma 11</w:t>
+      </w:r>
+      <w:r>
+        <w:rPr>
+          <w:color w:val="555555"/>
+          <w:sz w:val="20"/>
+          <w:szCs w:val="20"/>
+        </w:rPr>
+        <w:t xml:space="preserve">   ·   5 segundos   ·   Kling 3.0 Pro (imagen a video)</w:t>
+      </w:r>
+      <w:r>
+        <w:rPr>
+          <w:color w:val="555555"/>
+          <w:sz w:val="20"/>
+          <w:szCs w:val="20"/>
+        </w:rPr>
+        <w:t xml:space="preserve">   ·   Sube: @Image1, @Image2</w:t>
+      </w:r>
+    </w:p>
+    <w:p>
+      <w:pPr>
+        <w:pBdr>
+          <w:left w:val="single" w:color="7C5CFF" w:sz="12" w:space="8"/>
+        </w:pBdr>
+        <w:shd w:fill="F1EFFF" w:val="clear"/>
+        <w:spacing w:after="80"/>
+      </w:pPr>
+      <w:r>
+        <w:rPr>
+          <w:sz w:val="20"/>
+          <w:szCs w:val="20"/>
+        </w:rPr>
+        <w:t xml:space="preserve">Elaine y David voltean a verse, alarmados. @Image1 es Elaine Valdés: mujer de 27 años, cabello negro largo y ondulado, ojos verdes, pecas, cejas pobladas, blusa de seda blanca y pantalón azul marino. @Image2 es David Zavaleta: hombre de 32 años, rostro delgado, ojos verde avellana, cabello oscuro ondulado peinado hacia atrás, barba incipiente ligera, traje azul marino, camisa blanca, corbata azul marino. Formato vertical 9:16, cinematográfico, fotorrealista, poca profundidad de campo, paleta azul noche y dorado, movimiento natural, sin texto en pantalla.</w:t>
+      </w:r>
+    </w:p>
+    <w:p>
+      <w:pPr>
+        <w:spacing w:after="60" w:before="200"/>
+      </w:pPr>
+      <w:r>
+        <w:rPr>
+          <w:b/>
+          <w:bCs/>
+          <w:color w:val="2A1A8C"/>
+          <w:sz w:val="24"/>
+          <w:szCs w:val="24"/>
+        </w:rPr>
+        <w:t xml:space="preserve">Toma 12</w:t>
       </w:r>
       <w:r>
         <w:rPr>
@@ -1850,53 +1932,6 @@
           <w:sz w:val="20"/>
           <w:szCs w:val="20"/>
         </w:rPr>
-        <w:t xml:space="preserve">   ·   Sube: @Image1, @Image4</w:t>
-      </w:r>
-    </w:p>
-    <w:p>
-      <w:pPr>
-        <w:pBdr>
-          <w:left w:val="single" w:color="7C5CFF" w:sz="12" w:space="8"/>
-        </w:pBdr>
-        <w:shd w:fill="F1EFFF" w:val="clear"/>
-        <w:spacing w:after="80"/>
-      </w:pPr>
-      <w:r>
-        <w:rPr>
-          <w:sz w:val="20"/>
-          <w:szCs w:val="20"/>
-        </w:rPr>
-        <w:t xml:space="preserve">La abuela se levanta y pasa junto a Elaine; le habla al oído. @Image1 es Elaine Valdés: mujer de 27 años, cabello negro largo y ondulado, ojos verdes, pecas, cejas pobladas, blusa de seda blanca y pantalón azul marino. @Image4 es Doña Inés Zavaleta: mujer de 78 años, cabello blanco recogido, collar de perlas, vestido verde esmeralda, mirada aguda. Formato vertical 9:16, cinematográfico, fotorrealista, poca profundidad de campo, paleta azul noche y dorado, movimiento natural, sin texto en pantalla.</w:t>
-      </w:r>
-    </w:p>
-    <w:p>
-      <w:pPr>
-        <w:spacing w:after="60" w:before="200"/>
-      </w:pPr>
-      <w:r>
-        <w:rPr>
-          <w:b/>
-          <w:bCs/>
-          <w:color w:val="2A1A8C"/>
-          <w:sz w:val="24"/>
-          <w:szCs w:val="24"/>
-        </w:rPr>
-        <w:t xml:space="preserve">Toma 11</w:t>
-      </w:r>
-      <w:r>
-        <w:rPr>
-          <w:color w:val="555555"/>
-          <w:sz w:val="20"/>
-          <w:szCs w:val="20"/>
-        </w:rPr>
-        <w:t xml:space="preserve">   ·   5 segundos   ·   Kling 3.0 Pro (imagen a video)</w:t>
-      </w:r>
-      <w:r>
-        <w:rPr>
-          <w:color w:val="555555"/>
-          <w:sz w:val="20"/>
-          <w:szCs w:val="20"/>
-        </w:rPr>
         <w:t xml:space="preserve">   ·   Sube: @Image4</w:t>
       </w:r>
     </w:p>
@@ -1913,54 +1948,7 @@
           <w:sz w:val="20"/>
           <w:szCs w:val="20"/>
         </w:rPr>
-        <w:t xml:space="preserve">Primer plano de Doña Inés, susurrando. @Image4 es Doña Inés Zavaleta: mujer de 78 años, cabello blanco recogido, collar de perlas, vestido verde esmeralda, mirada aguda. Diálogo en español: "Mi nieto solo trajo a alguien a esta isla una vez… hace siete años." Formato vertical 9:16, cinematográfico, fotorrealista, poca profundidad de campo, paleta azul noche y dorado, movimiento natural, sin texto en pantalla.</w:t>
-      </w:r>
-    </w:p>
-    <w:p>
-      <w:pPr>
-        <w:spacing w:after="60" w:before="200"/>
-      </w:pPr>
-      <w:r>
-        <w:rPr>
-          <w:b/>
-          <w:bCs/>
-          <w:color w:val="2A1A8C"/>
-          <w:sz w:val="24"/>
-          <w:szCs w:val="24"/>
-        </w:rPr>
-        <w:t xml:space="preserve">Toma 12</w:t>
-      </w:r>
-      <w:r>
-        <w:rPr>
-          <w:color w:val="555555"/>
-          <w:sz w:val="20"/>
-          <w:szCs w:val="20"/>
-        </w:rPr>
-        <w:t xml:space="preserve">   ·   5 segundos   ·   Kling 3.0 Pro (imagen a video)</w:t>
-      </w:r>
-      <w:r>
-        <w:rPr>
-          <w:color w:val="555555"/>
-          <w:sz w:val="20"/>
-          <w:szCs w:val="20"/>
-        </w:rPr>
-        <w:t xml:space="preserve">   ·   Sube: @Image1</w:t>
-      </w:r>
-    </w:p>
-    <w:p>
-      <w:pPr>
-        <w:pBdr>
-          <w:left w:val="single" w:color="7C5CFF" w:sz="12" w:space="8"/>
-        </w:pBdr>
-        <w:shd w:fill="F1EFFF" w:val="clear"/>
-        <w:spacing w:after="80"/>
-      </w:pPr>
-      <w:r>
-        <w:rPr>
-          <w:sz w:val="20"/>
-          <w:szCs w:val="20"/>
-        </w:rPr>
-        <w:t xml:space="preserve">Elaine se queda inmóvil, la sonrisa se le congela. Corte a negro. @Image1 es Elaine Valdés: mujer de 27 años, cabello negro largo y ondulado, ojos verdes, pecas, cejas pobladas, blusa de seda blanca y pantalón azul marino. Formato vertical 9:16, cinematográfico, fotorrealista, poca profundidad de campo, paleta azul noche y dorado, movimiento natural, sin texto en pantalla.</w:t>
+        <w:t xml:space="preserve">Doña Inés, saliendo, sin voltear. @Image4 es Doña Inés Zavaleta: mujer de 80 años, cabello blanco recogido, collar de perlas, vestido verde esmeralda, mirada aguda. Diálogo en español: "En esta casa los prometidos duermen juntos." Corte a negro. Formato vertical 9:16, cinematográfico, fotorrealista, poca profundidad de campo, paleta azul noche y dorado, movimiento natural, sin texto en pantalla.</w:t>
       </w:r>
     </w:p>
     <w:p>
@@ -1985,7 +1973,7 @@
           <w:sz w:val="21"/>
           <w:szCs w:val="21"/>
         </w:rPr>
-        <w:t xml:space="preserve">Comparten recámara. Solo hay una cama. Esa noche Elaine habla dormida.</w:t>
+        <w:t xml:space="preserve">Comparten recámara y pelean por la cama. En la tormenta, David muestra un lado que ella no esperaba.</w:t>
       </w:r>
     </w:p>
     <w:p>
@@ -2000,7 +1988,7 @@
           <w:sz w:val="21"/>
           <w:szCs w:val="21"/>
         </w:rPr>
-        <w:t xml:space="preserve">Termina así: "Gael…". David se congela.</w:t>
+        <w:t xml:space="preserve">Termina así: Elaine despierta en los brazos de David… y la puerta se abre: es Vanessa.</w:t>
       </w:r>
     </w:p>
     <w:p>
@@ -2039,7 +2027,7 @@
           <w:sz w:val="20"/>
           <w:szCs w:val="20"/>
         </w:rPr>
-        <w:t xml:space="preserve">Recámara de lujo, una sola cama enorme, cortinas al viento. Formato vertical 9:16, cinematográfico, fotorrealista, poca profundidad de campo, paleta azul noche y dorado, movimiento natural, sin texto en pantalla.</w:t>
+        <w:t xml:space="preserve">Recámara de lujo con una sola cama enorme, cortinas moviéndose con el viento. Formato vertical 9:16, cinematográfico, fotorrealista, poca profundidad de campo, paleta azul noche y dorado, movimiento natural, sin texto en pantalla.</w:t>
       </w:r>
     </w:p>
     <w:p>
@@ -2086,7 +2074,7 @@
           <w:sz w:val="20"/>
           <w:szCs w:val="20"/>
         </w:rPr>
-        <w:t xml:space="preserve">Elaine en la puerta con su maleta, mira la cama y luego a David. @Image1 es Elaine Valdés: mujer de 27 años, cabello negro largo y ondulado, ojos verdes, pecas, cejas pobladas, blusa de seda blanca y pantalón azul marino. @Image2 es David Zavaleta: hombre de 32 años, rostro delgado, ojos verde avellana, cabello oscuro ondulado peinado hacia atrás, barba incipiente ligera, traje azul marino, camisa blanca, corbata azul marino. Diálogo en español: "Dijiste cero intimidad." Formato vertical 9:16, cinematográfico, fotorrealista, poca profundidad de campo, paleta azul noche y dorado, movimiento natural, sin texto en pantalla.</w:t>
+        <w:t xml:space="preserve">Elaine en la puerta con su maleta, mirando la cama y luego a David. @Image1 es Elaine Valdés: mujer de 27 años, cabello negro largo y ondulado, ojos verdes, pecas, cejas pobladas, blusa de seda blanca y pantalón azul marino. @Image2 es David Zavaleta: hombre de 32 años, rostro delgado, ojos verde avellana, cabello oscuro ondulado peinado hacia atrás, barba incipiente ligera, traje azul marino, camisa blanca, corbata azul marino. Diálogo en español: "Duermes en el piso." Formato vertical 9:16, cinematográfico, fotorrealista, poca profundidad de campo, paleta azul noche y dorado, movimiento natural, sin texto en pantalla.</w:t>
       </w:r>
     </w:p>
     <w:p>
@@ -2133,7 +2121,7 @@
           <w:sz w:val="20"/>
           <w:szCs w:val="20"/>
         </w:rPr>
-        <w:t xml:space="preserve">David se quita el saco y lo lanza al sofá. @Image2 es David Zavaleta: hombre de 32 años, rostro delgado, ojos verde avellana, cabello oscuro ondulado peinado hacia atrás, barba incipiente ligera, traje azul marino, camisa blanca, corbata azul marino. Diálogo en español: "El sofá es mío. No te emociones." Formato vertical 9:16, cinematográfico, fotorrealista, poca profundidad de campo, paleta azul noche y dorado, movimiento natural, sin texto en pantalla.</w:t>
+        <w:t xml:space="preserve">David se quita el saco y se deja caer en la cama. @Image2 es David Zavaleta: hombre de 32 años, rostro delgado, ojos verde avellana, cabello oscuro ondulado peinado hacia atrás, barba incipiente ligera, traje azul marino, camisa blanca, corbata azul marino. Diálogo en español: "Es mi isla. Mi cama." Formato vertical 9:16, cinematográfico, fotorrealista, poca profundidad de campo, paleta azul noche y dorado, movimiento natural, sin texto en pantalla.</w:t>
       </w:r>
     </w:p>
     <w:p>
@@ -2158,21 +2146,29 @@
         </w:rPr>
         <w:t xml:space="preserve">   ·   5 segundos   ·   Wan 2.6 (imagen a video)</w:t>
       </w:r>
-    </w:p>
-    <w:p>
-      <w:pPr>
-        <w:pBdr>
-          <w:left w:val="single" w:color="7C5CFF" w:sz="12" w:space="8"/>
-        </w:pBdr>
-        <w:shd w:fill="F1EFFF" w:val="clear"/>
-        <w:spacing w:after="80"/>
-      </w:pPr>
-      <w:r>
-        <w:rPr>
-          <w:sz w:val="20"/>
-          <w:szCs w:val="20"/>
-        </w:rPr>
-        <w:t xml:space="preserve">Plano detalle: él coloca una almohada en el centro de la cama, como muro. Formato vertical 9:16, cinematográfico, fotorrealista, poca profundidad de campo, paleta azul noche y dorado, movimiento natural, sin texto en pantalla.</w:t>
+      <w:r>
+        <w:rPr>
+          <w:color w:val="555555"/>
+          <w:sz w:val="20"/>
+          <w:szCs w:val="20"/>
+        </w:rPr>
+        <w:t xml:space="preserve">   ·   Sube: @Image1</w:t>
+      </w:r>
+    </w:p>
+    <w:p>
+      <w:pPr>
+        <w:pBdr>
+          <w:left w:val="single" w:color="7C5CFF" w:sz="12" w:space="8"/>
+        </w:pBdr>
+        <w:shd w:fill="F1EFFF" w:val="clear"/>
+        <w:spacing w:after="80"/>
+      </w:pPr>
+      <w:r>
+        <w:rPr>
+          <w:sz w:val="20"/>
+          <w:szCs w:val="20"/>
+        </w:rPr>
+        <w:t xml:space="preserve">Plano detalle: Elaine coloca una fila de almohadas en el centro de la cama como un muro. @Image1 es Elaine Valdés: mujer de 27 años, cabello negro largo y ondulado, ojos verdes, pecas, cejas pobladas, blusa de seda blanca y pantalón azul marino. Formato vertical 9:16, cinematográfico, fotorrealista, poca profundidad de campo, paleta azul noche y dorado, movimiento natural, sin texto en pantalla.</w:t>
       </w:r>
     </w:p>
     <w:p>
@@ -2203,6 +2199,53 @@
           <w:sz w:val="20"/>
           <w:szCs w:val="20"/>
         </w:rPr>
+        <w:t xml:space="preserve">   ·   Sube: @Image2</w:t>
+      </w:r>
+    </w:p>
+    <w:p>
+      <w:pPr>
+        <w:pBdr>
+          <w:left w:val="single" w:color="7C5CFF" w:sz="12" w:space="8"/>
+        </w:pBdr>
+        <w:shd w:fill="F1EFFF" w:val="clear"/>
+        <w:spacing w:after="80"/>
+      </w:pPr>
+      <w:r>
+        <w:rPr>
+          <w:sz w:val="20"/>
+          <w:szCs w:val="20"/>
+        </w:rPr>
+        <w:t xml:space="preserve">David mira el muro de almohadas, burlón. @Image2 es David Zavaleta: hombre de 32 años, rostro delgado, ojos verde avellana, cabello oscuro ondulado peinado hacia atrás, barba incipiente ligera, traje azul marino, camisa blanca, corbata azul marino. Diálogo en español: "¿Me tienes miedo?" Formato vertical 9:16, cinematográfico, fotorrealista, poca profundidad de campo, paleta azul noche y dorado, movimiento natural, sin texto en pantalla.</w:t>
+      </w:r>
+    </w:p>
+    <w:p>
+      <w:pPr>
+        <w:spacing w:after="60" w:before="200"/>
+      </w:pPr>
+      <w:r>
+        <w:rPr>
+          <w:b/>
+          <w:bCs/>
+          <w:color w:val="2A1A8C"/>
+          <w:sz w:val="24"/>
+          <w:szCs w:val="24"/>
+        </w:rPr>
+        <w:t xml:space="preserve">Toma 6</w:t>
+      </w:r>
+      <w:r>
+        <w:rPr>
+          <w:color w:val="555555"/>
+          <w:sz w:val="20"/>
+          <w:szCs w:val="20"/>
+        </w:rPr>
+        <w:t xml:space="preserve">   ·   5 segundos   ·   Wan 2.6 (imagen a video)</w:t>
+      </w:r>
+      <w:r>
+        <w:rPr>
+          <w:color w:val="555555"/>
+          <w:sz w:val="20"/>
+          <w:szCs w:val="20"/>
+        </w:rPr>
         <w:t xml:space="preserve">   ·   Sube: @Image1</w:t>
       </w:r>
     </w:p>
@@ -2219,22 +2262,22 @@
           <w:sz w:val="20"/>
           <w:szCs w:val="20"/>
         </w:rPr>
-        <w:t xml:space="preserve">Elaine levanta una ceja. @Image1 es Elaine Valdés: mujer de 27 años, cabello negro largo y ondulado, ojos verdes, pecas, cejas pobladas, blusa de seda blanca y pantalón azul marino. Diálogo en español: "¿Y eso?" Formato vertical 9:16, cinematográfico, fotorrealista, poca profundidad de campo, paleta azul noche y dorado, movimiento natural, sin texto en pantalla.</w:t>
-      </w:r>
-    </w:p>
-    <w:p>
-      <w:pPr>
-        <w:spacing w:after="60" w:before="200"/>
-      </w:pPr>
-      <w:r>
-        <w:rPr>
-          <w:b/>
-          <w:bCs/>
-          <w:color w:val="2A1A8C"/>
-          <w:sz w:val="24"/>
-          <w:szCs w:val="24"/>
-        </w:rPr>
-        <w:t xml:space="preserve">Toma 6</w:t>
+        <w:t xml:space="preserve">Elaine se acuesta de espaldas a él. @Image1 es Elaine Valdés: mujer de 27 años, cabello negro largo y ondulado, ojos verdes, pecas, cejas pobladas, blusa de seda blanca y pantalón azul marino. Se escucha en voz en off: "Te tengo asco." Formato vertical 9:16, cinematográfico, fotorrealista, poca profundidad de campo, paleta azul noche y dorado, movimiento natural, sin texto en pantalla.</w:t>
+      </w:r>
+    </w:p>
+    <w:p>
+      <w:pPr>
+        <w:spacing w:after="60" w:before="200"/>
+      </w:pPr>
+      <w:r>
+        <w:rPr>
+          <w:b/>
+          <w:bCs/>
+          <w:color w:val="2A1A8C"/>
+          <w:sz w:val="24"/>
+          <w:szCs w:val="24"/>
+        </w:rPr>
+        <w:t xml:space="preserve">Toma 7</w:t>
       </w:r>
       <w:r>
         <w:rPr>
@@ -2244,6 +2287,92 @@
         </w:rPr>
         <w:t xml:space="preserve">   ·   5 segundos   ·   Wan 2.6 (imagen a video)</w:t>
       </w:r>
+    </w:p>
+    <w:p>
+      <w:pPr>
+        <w:pBdr>
+          <w:left w:val="single" w:color="7C5CFF" w:sz="12" w:space="8"/>
+        </w:pBdr>
+        <w:shd w:fill="F1EFFF" w:val="clear"/>
+        <w:spacing w:after="80"/>
+      </w:pPr>
+      <w:r>
+        <w:rPr>
+          <w:sz w:val="20"/>
+          <w:szCs w:val="20"/>
+        </w:rPr>
+        <w:t xml:space="preserve">Noche: tormenta, un relámpago ilumina la habitación. Formato vertical 9:16, cinematográfico, fotorrealista, poca profundidad de campo, paleta azul noche y dorado, movimiento natural, sin texto en pantalla.</w:t>
+      </w:r>
+    </w:p>
+    <w:p>
+      <w:pPr>
+        <w:spacing w:after="60" w:before="200"/>
+      </w:pPr>
+      <w:r>
+        <w:rPr>
+          <w:b/>
+          <w:bCs/>
+          <w:color w:val="2A1A8C"/>
+          <w:sz w:val="24"/>
+          <w:szCs w:val="24"/>
+        </w:rPr>
+        <w:t xml:space="preserve">Toma 8</w:t>
+      </w:r>
+      <w:r>
+        <w:rPr>
+          <w:color w:val="555555"/>
+          <w:sz w:val="20"/>
+          <w:szCs w:val="20"/>
+        </w:rPr>
+        <w:t xml:space="preserve">   ·   5 segundos   ·   Kling 3.0 Pro (imagen a video)</w:t>
+      </w:r>
+      <w:r>
+        <w:rPr>
+          <w:color w:val="555555"/>
+          <w:sz w:val="20"/>
+          <w:szCs w:val="20"/>
+        </w:rPr>
+        <w:t xml:space="preserve">   ·   Sube: @Image1</w:t>
+      </w:r>
+    </w:p>
+    <w:p>
+      <w:pPr>
+        <w:pBdr>
+          <w:left w:val="single" w:color="7C5CFF" w:sz="12" w:space="8"/>
+        </w:pBdr>
+        <w:shd w:fill="F1EFFF" w:val="clear"/>
+        <w:spacing w:after="80"/>
+      </w:pPr>
+      <w:r>
+        <w:rPr>
+          <w:sz w:val="20"/>
+          <w:szCs w:val="20"/>
+        </w:rPr>
+        <w:t xml:space="preserve">Elaine se encoge, asustada por el trueno, con los ojos apretados. @Image1 es Elaine Valdés: mujer de 27 años, cabello negro largo y ondulado, ojos verdes, pecas, cejas pobladas, blusa de seda blanca y pantalón azul marino. Formato vertical 9:16, cinematográfico, fotorrealista, poca profundidad de campo, paleta azul noche y dorado, movimiento natural, sin texto en pantalla.</w:t>
+      </w:r>
+    </w:p>
+    <w:p>
+      <w:pPr>
+        <w:spacing w:after="60" w:before="200"/>
+      </w:pPr>
+      <w:r>
+        <w:rPr>
+          <w:b/>
+          <w:bCs/>
+          <w:color w:val="2A1A8C"/>
+          <w:sz w:val="24"/>
+          <w:szCs w:val="24"/>
+        </w:rPr>
+        <w:t xml:space="preserve">Toma 9</w:t>
+      </w:r>
+      <w:r>
+        <w:rPr>
+          <w:color w:val="555555"/>
+          <w:sz w:val="20"/>
+          <w:szCs w:val="20"/>
+        </w:rPr>
+        <w:t xml:space="preserve">   ·   5 segundos   ·   Kling 3.0 Pro (imagen a video)</w:t>
+      </w:r>
       <w:r>
         <w:rPr>
           <w:color w:val="555555"/>
@@ -2266,22 +2395,22 @@
           <w:sz w:val="20"/>
           <w:szCs w:val="20"/>
         </w:rPr>
-        <w:t xml:space="preserve">David, serio. @Image2 es David Zavaleta: hombre de 32 años, rostro delgado, ojos verde avellana, cabello oscuro ondulado peinado hacia atrás, barba incipiente ligera, traje azul marino, camisa blanca, corbata azul marino. Se escucha en voz en off: "Por si acaso eres sonámbula." Formato vertical 9:16, cinematográfico, fotorrealista, poca profundidad de campo, paleta azul noche y dorado, movimiento natural, sin texto en pantalla.</w:t>
-      </w:r>
-    </w:p>
-    <w:p>
-      <w:pPr>
-        <w:spacing w:after="60" w:before="200"/>
-      </w:pPr>
-      <w:r>
-        <w:rPr>
-          <w:b/>
-          <w:bCs/>
-          <w:color w:val="2A1A8C"/>
-          <w:sz w:val="24"/>
-          <w:szCs w:val="24"/>
-        </w:rPr>
-        <w:t xml:space="preserve">Toma 7</w:t>
+        <w:t xml:space="preserve">David la observa en silencio; no se burla. @Image2 es David Zavaleta: hombre de 32 años, rostro delgado, ojos verde avellana, cabello oscuro ondulado peinado hacia atrás, barba incipiente ligera, traje azul marino, camisa blanca, corbata azul marino. Formato vertical 9:16, cinematográfico, fotorrealista, poca profundidad de campo, paleta azul noche y dorado, movimiento natural, sin texto en pantalla.</w:t>
+      </w:r>
+    </w:p>
+    <w:p>
+      <w:pPr>
+        <w:spacing w:after="60" w:before="200"/>
+      </w:pPr>
+      <w:r>
+        <w:rPr>
+          <w:b/>
+          <w:bCs/>
+          <w:color w:val="2A1A8C"/>
+          <w:sz w:val="24"/>
+          <w:szCs w:val="24"/>
+        </w:rPr>
+        <w:t xml:space="preserve">Toma 10</w:t>
       </w:r>
       <w:r>
         <w:rPr>
@@ -2297,164 +2426,23 @@
           <w:sz w:val="20"/>
           <w:szCs w:val="20"/>
         </w:rPr>
-        <w:t xml:space="preserve">   ·   Sube: @Image2</w:t>
-      </w:r>
-    </w:p>
-    <w:p>
-      <w:pPr>
-        <w:pBdr>
-          <w:left w:val="single" w:color="7C5CFF" w:sz="12" w:space="8"/>
-        </w:pBdr>
-        <w:shd w:fill="F1EFFF" w:val="clear"/>
-        <w:spacing w:after="80"/>
-      </w:pPr>
-      <w:r>
-        <w:rPr>
-          <w:sz w:val="20"/>
-          <w:szCs w:val="20"/>
-        </w:rPr>
-        <w:t xml:space="preserve">Noche: luz de luna azul, David en el sofá con los ojos abiertos. @Image2 es David Zavaleta: hombre de 32 años, rostro delgado, ojos verde avellana, cabello oscuro ondulado peinado hacia atrás, barba incipiente ligera, traje azul marino, camisa blanca, corbata azul marino. Formato vertical 9:16, cinematográfico, fotorrealista, poca profundidad de campo, paleta azul noche y dorado, movimiento natural, sin texto en pantalla.</w:t>
-      </w:r>
-    </w:p>
-    <w:p>
-      <w:pPr>
-        <w:spacing w:after="60" w:before="200"/>
-      </w:pPr>
-      <w:r>
-        <w:rPr>
-          <w:b/>
-          <w:bCs/>
-          <w:color w:val="2A1A8C"/>
-          <w:sz w:val="24"/>
-          <w:szCs w:val="24"/>
-        </w:rPr>
-        <w:t xml:space="preserve">Toma 8</w:t>
-      </w:r>
-      <w:r>
-        <w:rPr>
-          <w:color w:val="555555"/>
-          <w:sz w:val="20"/>
-          <w:szCs w:val="20"/>
-        </w:rPr>
-        <w:t xml:space="preserve">   ·   5 segundos   ·   Kling 3.0 Pro (imagen a video)</w:t>
-      </w:r>
-      <w:r>
-        <w:rPr>
-          <w:color w:val="555555"/>
-          <w:sz w:val="20"/>
-          <w:szCs w:val="20"/>
-        </w:rPr>
-        <w:t xml:space="preserve">   ·   Sube: @Image1</w:t>
-      </w:r>
-    </w:p>
-    <w:p>
-      <w:pPr>
-        <w:pBdr>
-          <w:left w:val="single" w:color="7C5CFF" w:sz="12" w:space="8"/>
-        </w:pBdr>
-        <w:shd w:fill="F1EFFF" w:val="clear"/>
-        <w:spacing w:after="80"/>
-      </w:pPr>
-      <w:r>
-        <w:rPr>
-          <w:sz w:val="20"/>
-          <w:szCs w:val="20"/>
-        </w:rPr>
-        <w:t xml:space="preserve">Elaine dormida, inquieta, frunce el ceño. @Image1 es Elaine Valdés: mujer de 27 años, cabello negro largo y ondulado, ojos verdes, pecas, cejas pobladas, blusa de seda blanca y pantalón azul marino. Formato vertical 9:16, cinematográfico, fotorrealista, poca profundidad de campo, paleta azul noche y dorado, movimiento natural, sin texto en pantalla.</w:t>
-      </w:r>
-    </w:p>
-    <w:p>
-      <w:pPr>
-        <w:spacing w:after="60" w:before="200"/>
-      </w:pPr>
-      <w:r>
-        <w:rPr>
-          <w:b/>
-          <w:bCs/>
-          <w:color w:val="2A1A8C"/>
-          <w:sz w:val="24"/>
-          <w:szCs w:val="24"/>
-        </w:rPr>
-        <w:t xml:space="preserve">Toma 9</w:t>
-      </w:r>
-      <w:r>
-        <w:rPr>
-          <w:color w:val="555555"/>
-          <w:sz w:val="20"/>
-          <w:szCs w:val="20"/>
-        </w:rPr>
-        <w:t xml:space="preserve">   ·   5 segundos   ·   Wan 2.6 (imagen a video)</w:t>
-      </w:r>
-      <w:r>
-        <w:rPr>
-          <w:color w:val="555555"/>
-          <w:sz w:val="20"/>
-          <w:szCs w:val="20"/>
-        </w:rPr>
-        <w:t xml:space="preserve">   ·   Sube: @Image2</w:t>
-      </w:r>
-    </w:p>
-    <w:p>
-      <w:pPr>
-        <w:pBdr>
-          <w:left w:val="single" w:color="7C5CFF" w:sz="12" w:space="8"/>
-        </w:pBdr>
-        <w:shd w:fill="F1EFFF" w:val="clear"/>
-        <w:spacing w:after="80"/>
-      </w:pPr>
-      <w:r>
-        <w:rPr>
-          <w:sz w:val="20"/>
-          <w:szCs w:val="20"/>
-        </w:rPr>
-        <w:t xml:space="preserve">David se acerca despacio y la cubre con la sábana. @Image2 es David Zavaleta: hombre de 32 años, rostro delgado, ojos verde avellana, cabello oscuro ondulado peinado hacia atrás, barba incipiente ligera, traje azul marino, camisa blanca, corbata azul marino. Formato vertical 9:16, cinematográfico, fotorrealista, poca profundidad de campo, paleta azul noche y dorado, movimiento natural, sin texto en pantalla.</w:t>
-      </w:r>
-    </w:p>
-    <w:p>
-      <w:pPr>
-        <w:spacing w:after="60" w:before="200"/>
-      </w:pPr>
-      <w:r>
-        <w:rPr>
-          <w:b/>
-          <w:bCs/>
-          <w:color w:val="2A1A8C"/>
-          <w:sz w:val="24"/>
-          <w:szCs w:val="24"/>
-        </w:rPr>
-        <w:t xml:space="preserve">Toma 10</w:t>
-      </w:r>
-      <w:r>
-        <w:rPr>
-          <w:color w:val="555555"/>
-          <w:sz w:val="20"/>
-          <w:szCs w:val="20"/>
-        </w:rPr>
-        <w:t xml:space="preserve">   ·   5 segundos   ·   Kling 3.0 Pro (imagen a video)</w:t>
-      </w:r>
-      <w:r>
-        <w:rPr>
-          <w:color w:val="555555"/>
-          <w:sz w:val="20"/>
-          <w:szCs w:val="20"/>
-        </w:rPr>
-        <w:t xml:space="preserve">   ·   Sube: @Image1</w:t>
-      </w:r>
-    </w:p>
-    <w:p>
-      <w:pPr>
-        <w:pBdr>
-          <w:left w:val="single" w:color="7C5CFF" w:sz="12" w:space="8"/>
-        </w:pBdr>
-        <w:shd w:fill="F1EFFF" w:val="clear"/>
-        <w:spacing w:after="80"/>
-      </w:pPr>
-      <w:r>
-        <w:rPr>
-          <w:sz w:val="20"/>
-          <w:szCs w:val="20"/>
-        </w:rPr>
-        <w:t xml:space="preserve">Primer plano de los labios de Elaine, dormida. @Image1 es Elaine Valdés: mujer de 27 años, cabello negro largo y ondulado, ojos verdes, pecas, cejas pobladas, blusa de seda blanca y pantalón azul marino. Diálogo en español: "Gael… no…" Formato vertical 9:16, cinematográfico, fotorrealista, poca profundidad de campo, paleta azul noche y dorado, movimiento natural, sin texto en pantalla.</w:t>
+        <w:t xml:space="preserve">   ·   Sube: @Image1, @Image2</w:t>
+      </w:r>
+    </w:p>
+    <w:p>
+      <w:pPr>
+        <w:pBdr>
+          <w:left w:val="single" w:color="7C5CFF" w:sz="12" w:space="8"/>
+        </w:pBdr>
+        <w:shd w:fill="F1EFFF" w:val="clear"/>
+        <w:spacing w:after="80"/>
+      </w:pPr>
+      <w:r>
+        <w:rPr>
+          <w:sz w:val="20"/>
+          <w:szCs w:val="20"/>
+        </w:rPr>
+        <w:t xml:space="preserve">Plano detalle: la mano de David cruza el muro de almohadas y toma la de Elaine. @Image1 es Elaine Valdés: mujer de 27 años, cabello negro largo y ondulado, ojos verdes, pecas, cejas pobladas, blusa de seda blanca y pantalón azul marino. @Image2 es David Zavaleta: hombre de 32 años, rostro delgado, ojos verde avellana, cabello oscuro ondulado peinado hacia atrás, barba incipiente ligera, traje azul marino, camisa blanca, corbata azul marino. Formato vertical 9:16, cinematográfico, fotorrealista, poca profundidad de campo, paleta azul noche y dorado, movimiento natural, sin texto en pantalla.</w:t>
       </w:r>
     </w:p>
     <w:p>
@@ -2477,31 +2465,31 @@
           <w:sz w:val="20"/>
           <w:szCs w:val="20"/>
         </w:rPr>
-        <w:t xml:space="preserve">   ·   5 segundos   ·   Wan 2.6 (imagen a video)</w:t>
-      </w:r>
-      <w:r>
-        <w:rPr>
-          <w:color w:val="555555"/>
-          <w:sz w:val="20"/>
-          <w:szCs w:val="20"/>
-        </w:rPr>
-        <w:t xml:space="preserve">   ·   Sube: @Image2</w:t>
-      </w:r>
-    </w:p>
-    <w:p>
-      <w:pPr>
-        <w:pBdr>
-          <w:left w:val="single" w:color="7C5CFF" w:sz="12" w:space="8"/>
-        </w:pBdr>
-        <w:shd w:fill="F1EFFF" w:val="clear"/>
-        <w:spacing w:after="80"/>
-      </w:pPr>
-      <w:r>
-        <w:rPr>
-          <w:sz w:val="20"/>
-          <w:szCs w:val="20"/>
-        </w:rPr>
-        <w:t xml:space="preserve">David se congela; su sombra se alarga en la pared. @Image2 es David Zavaleta: hombre de 32 años, rostro delgado, ojos verde avellana, cabello oscuro ondulado peinado hacia atrás, barba incipiente ligera, traje azul marino, camisa blanca, corbata azul marino. Formato vertical 9:16, cinematográfico, fotorrealista, poca profundidad de campo, paleta azul noche y dorado, movimiento natural, sin texto en pantalla.</w:t>
+        <w:t xml:space="preserve">   ·   5 segundos   ·   Kling 3.0 Pro (imagen a video)</w:t>
+      </w:r>
+      <w:r>
+        <w:rPr>
+          <w:color w:val="555555"/>
+          <w:sz w:val="20"/>
+          <w:szCs w:val="20"/>
+        </w:rPr>
+        <w:t xml:space="preserve">   ·   Sube: @Image1, @Image2</w:t>
+      </w:r>
+    </w:p>
+    <w:p>
+      <w:pPr>
+        <w:pBdr>
+          <w:left w:val="single" w:color="7C5CFF" w:sz="12" w:space="8"/>
+        </w:pBdr>
+        <w:shd w:fill="F1EFFF" w:val="clear"/>
+        <w:spacing w:after="80"/>
+      </w:pPr>
+      <w:r>
+        <w:rPr>
+          <w:sz w:val="20"/>
+          <w:szCs w:val="20"/>
+        </w:rPr>
+        <w:t xml:space="preserve">Amanecer: Elaine despierta acurrucada en los brazos de David; las almohadas en el piso. @Image1 es Elaine Valdés: mujer de 27 años, cabello negro largo y ondulado, ojos verdes, pecas, cejas pobladas, blusa de seda blanca y pantalón azul marino. @Image2 es David Zavaleta: hombre de 32 años, rostro delgado, ojos verde avellana, cabello oscuro ondulado peinado hacia atrás, barba incipiente ligera, traje azul marino, camisa blanca, corbata azul marino. Formato vertical 9:16, cinematográfico, fotorrealista, poca profundidad de campo, paleta azul noche y dorado, movimiento natural, sin texto en pantalla.</w:t>
       </w:r>
     </w:p>
     <w:p>
@@ -2532,23 +2520,23 @@
           <w:sz w:val="20"/>
           <w:szCs w:val="20"/>
         </w:rPr>
-        <w:t xml:space="preserve">   ·   Sube: @Image2</w:t>
-      </w:r>
-    </w:p>
-    <w:p>
-      <w:pPr>
-        <w:pBdr>
-          <w:left w:val="single" w:color="7C5CFF" w:sz="12" w:space="8"/>
-        </w:pBdr>
-        <w:shd w:fill="F1EFFF" w:val="clear"/>
-        <w:spacing w:after="80"/>
-      </w:pPr>
-      <w:r>
-        <w:rPr>
-          <w:sz w:val="20"/>
-          <w:szCs w:val="20"/>
-        </w:rPr>
-        <w:t xml:space="preserve">Primer plano de David, la mandíbula apretada. @Image2 es David Zavaleta: hombre de 32 años, rostro delgado, ojos verde avellana, cabello oscuro ondulado peinado hacia atrás, barba incipiente ligera, traje azul marino, camisa blanca, corbata azul marino. Diálogo en español: "¿Cómo conoces ese nombre?" (susurro) Corte a negro. Formato vertical 9:16, cinematográfico, fotorrealista, poca profundidad de campo, paleta azul noche y dorado, movimiento natural, sin texto en pantalla.</w:t>
+        <w:t xml:space="preserve">   ·   Sube: @Image5</w:t>
+      </w:r>
+    </w:p>
+    <w:p>
+      <w:pPr>
+        <w:pBdr>
+          <w:left w:val="single" w:color="7C5CFF" w:sz="12" w:space="8"/>
+        </w:pBdr>
+        <w:shd w:fill="F1EFFF" w:val="clear"/>
+        <w:spacing w:after="80"/>
+      </w:pPr>
+      <w:r>
+        <w:rPr>
+          <w:sz w:val="20"/>
+          <w:szCs w:val="20"/>
+        </w:rPr>
+        <w:t xml:space="preserve">La puerta se abre: Vanessa en el umbral, sonrisa venenosa. @Image5 es Vanessa Ríos: mujer de 30 años, cabello rubio liso, labios rojos, vestido de gala negro, sonrisa venenosa. Diálogo en español: "Vaya, vaya… qué romántico." Corte a negro. Formato vertical 9:16, cinematográfico, fotorrealista, poca profundidad de campo, paleta azul noche y dorado, movimiento natural, sin texto en pantalla.</w:t>
       </w:r>
     </w:p>
     <w:p>
@@ -2561,7 +2549,7 @@
         <w:pStyle w:val="Heading1"/>
       </w:pPr>
       <w:r>
-        <w:t xml:space="preserve">Episodio 5 · La gala</w:t>
+        <w:t xml:space="preserve">Episodio 5 · Vanessa</w:t>
       </w:r>
     </w:p>
     <w:p>
@@ -2573,7 +2561,7 @@
           <w:sz w:val="21"/>
           <w:szCs w:val="21"/>
         </w:rPr>
-        <w:t xml:space="preserve">Cena de gala. Aparece Vanessa, la ex, para humillar a Elaine.</w:t>
+        <w:t xml:space="preserve">En el desayuno, Vanessa humilla a Elaine por sus deudas. David la defiende frente a todos.</w:t>
       </w:r>
     </w:p>
     <w:p>
@@ -2588,7 +2576,7 @@
           <w:sz w:val="21"/>
           <w:szCs w:val="21"/>
         </w:rPr>
-        <w:t xml:space="preserve">Termina así: "David, ¿ya le dijiste quién es ella en realidad?"</w:t>
+        <w:t xml:space="preserve">Termina así: "No lo hice por ti", dice David… pero aprieta el puño al verla irse.</w:t>
       </w:r>
     </w:p>
     <w:p>
@@ -2613,21 +2601,29 @@
         </w:rPr>
         <w:t xml:space="preserve">   ·   5 segundos   ·   Wan 2.6 (imagen a video)</w:t>
       </w:r>
-    </w:p>
-    <w:p>
-      <w:pPr>
-        <w:pBdr>
-          <w:left w:val="single" w:color="7C5CFF" w:sz="12" w:space="8"/>
-        </w:pBdr>
-        <w:shd w:fill="F1EFFF" w:val="clear"/>
-        <w:spacing w:after="80"/>
-      </w:pPr>
-      <w:r>
-        <w:rPr>
-          <w:sz w:val="20"/>
-          <w:szCs w:val="20"/>
-        </w:rPr>
-        <w:t xml:space="preserve">Salón de gala con candelabros, invitados elegantes. Formato vertical 9:16, cinematográfico, fotorrealista, poca profundidad de campo, paleta azul noche y dorado, movimiento natural, sin texto en pantalla.</w:t>
+      <w:r>
+        <w:rPr>
+          <w:color w:val="555555"/>
+          <w:sz w:val="20"/>
+          <w:szCs w:val="20"/>
+        </w:rPr>
+        <w:t xml:space="preserve">   ·   Sube: @Image1, @Image2, @Image4, @Image5</w:t>
+      </w:r>
+    </w:p>
+    <w:p>
+      <w:pPr>
+        <w:pBdr>
+          <w:left w:val="single" w:color="7C5CFF" w:sz="12" w:space="8"/>
+        </w:pBdr>
+        <w:shd w:fill="F1EFFF" w:val="clear"/>
+        <w:spacing w:after="80"/>
+      </w:pPr>
+      <w:r>
+        <w:rPr>
+          <w:sz w:val="20"/>
+          <w:szCs w:val="20"/>
+        </w:rPr>
+        <w:t xml:space="preserve">Desayuno en la terraza frente al mar; Doña Inés, David, Elaine y Vanessa a la mesa. @Image1 es Elaine Valdés: mujer de 27 años, cabello negro largo y ondulado, ojos verdes, pecas, cejas pobladas, blusa de seda blanca y pantalón azul marino. @Image2 es David Zavaleta: hombre de 32 años, rostro delgado, ojos verde avellana, cabello oscuro ondulado peinado hacia atrás, barba incipiente ligera, traje azul marino, camisa blanca, corbata azul marino. @Image4 es Doña Inés Zavaleta: mujer de 80 años, cabello blanco recogido, collar de perlas, vestido verde esmeralda, mirada aguda. @Image5 es Vanessa Ríos: mujer de 30 años, cabello rubio liso, labios rojos, vestido de gala negro, sonrisa venenosa. Formato vertical 9:16, cinematográfico, fotorrealista, poca profundidad de campo, paleta azul noche y dorado, movimiento natural, sin texto en pantalla.</w:t>
       </w:r>
     </w:p>
     <w:p>
@@ -2650,6 +2646,100 @@
           <w:sz w:val="20"/>
           <w:szCs w:val="20"/>
         </w:rPr>
+        <w:t xml:space="preserve">   ·   5 segundos   ·   Kling 3.0 Pro (imagen a video)</w:t>
+      </w:r>
+      <w:r>
+        <w:rPr>
+          <w:color w:val="555555"/>
+          <w:sz w:val="20"/>
+          <w:szCs w:val="20"/>
+        </w:rPr>
+        <w:t xml:space="preserve">   ·   Sube: @Image5</w:t>
+      </w:r>
+    </w:p>
+    <w:p>
+      <w:pPr>
+        <w:pBdr>
+          <w:left w:val="single" w:color="7C5CFF" w:sz="12" w:space="8"/>
+        </w:pBdr>
+        <w:shd w:fill="F1EFFF" w:val="clear"/>
+        <w:spacing w:after="80"/>
+      </w:pPr>
+      <w:r>
+        <w:rPr>
+          <w:sz w:val="20"/>
+          <w:szCs w:val="20"/>
+        </w:rPr>
+        <w:t xml:space="preserve">Vanessa sirve café, sonriendo con malicia. @Image5 es Vanessa Ríos: mujer de 30 años, cabello rubio liso, labios rojos, vestido de gala negro, sonrisa venenosa. Diálogo en español: "Elaine, ¿y tu familia? Escuché que lo perdieron todo." Formato vertical 9:16, cinematográfico, fotorrealista, poca profundidad de campo, paleta azul noche y dorado, movimiento natural, sin texto en pantalla.</w:t>
+      </w:r>
+    </w:p>
+    <w:p>
+      <w:pPr>
+        <w:spacing w:after="60" w:before="200"/>
+      </w:pPr>
+      <w:r>
+        <w:rPr>
+          <w:b/>
+          <w:bCs/>
+          <w:color w:val="2A1A8C"/>
+          <w:sz w:val="24"/>
+          <w:szCs w:val="24"/>
+        </w:rPr>
+        <w:t xml:space="preserve">Toma 3</w:t>
+      </w:r>
+      <w:r>
+        <w:rPr>
+          <w:color w:val="555555"/>
+          <w:sz w:val="20"/>
+          <w:szCs w:val="20"/>
+        </w:rPr>
+        <w:t xml:space="preserve">   ·   5 segundos   ·   Kling 3.0 Pro (imagen a video)</w:t>
+      </w:r>
+      <w:r>
+        <w:rPr>
+          <w:color w:val="555555"/>
+          <w:sz w:val="20"/>
+          <w:szCs w:val="20"/>
+        </w:rPr>
+        <w:t xml:space="preserve">   ·   Sube: @Image1</w:t>
+      </w:r>
+    </w:p>
+    <w:p>
+      <w:pPr>
+        <w:pBdr>
+          <w:left w:val="single" w:color="7C5CFF" w:sz="12" w:space="8"/>
+        </w:pBdr>
+        <w:shd w:fill="F1EFFF" w:val="clear"/>
+        <w:spacing w:after="80"/>
+      </w:pPr>
+      <w:r>
+        <w:rPr>
+          <w:sz w:val="20"/>
+          <w:szCs w:val="20"/>
+        </w:rPr>
+        <w:t xml:space="preserve">Elaine se tensa y aprieta la taza. @Image1 es Elaine Valdés: mujer de 27 años, cabello negro largo y ondulado, ojos verdes, pecas, cejas pobladas, blusa de seda blanca y pantalón azul marino. Formato vertical 9:16, cinematográfico, fotorrealista, poca profundidad de campo, paleta azul noche y dorado, movimiento natural, sin texto en pantalla.</w:t>
+      </w:r>
+    </w:p>
+    <w:p>
+      <w:pPr>
+        <w:spacing w:after="60" w:before="200"/>
+      </w:pPr>
+      <w:r>
+        <w:rPr>
+          <w:b/>
+          <w:bCs/>
+          <w:color w:val="2A1A8C"/>
+          <w:sz w:val="24"/>
+          <w:szCs w:val="24"/>
+        </w:rPr>
+        <w:t xml:space="preserve">Toma 4</w:t>
+      </w:r>
+      <w:r>
+        <w:rPr>
+          <w:color w:val="555555"/>
+          <w:sz w:val="20"/>
+          <w:szCs w:val="20"/>
+        </w:rPr>
         <w:t xml:space="preserve">   ·   5 segundos   ·   Wan 2.6 (imagen a video)</w:t>
       </w:r>
       <w:r>
@@ -2658,6 +2748,53 @@
           <w:sz w:val="20"/>
           <w:szCs w:val="20"/>
         </w:rPr>
+        <w:t xml:space="preserve">   ·   Sube: @Image4, @Image5</w:t>
+      </w:r>
+    </w:p>
+    <w:p>
+      <w:pPr>
+        <w:pBdr>
+          <w:left w:val="single" w:color="7C5CFF" w:sz="12" w:space="8"/>
+        </w:pBdr>
+        <w:shd w:fill="F1EFFF" w:val="clear"/>
+        <w:spacing w:after="80"/>
+      </w:pPr>
+      <w:r>
+        <w:rPr>
+          <w:sz w:val="20"/>
+          <w:szCs w:val="20"/>
+        </w:rPr>
+        <w:t xml:space="preserve">Vanessa, a la abuela. @Image4 es Doña Inés Zavaleta: mujer de 80 años, cabello blanco recogido, collar de perlas, vestido verde esmeralda, mirada aguda. @Image5 es Vanessa Ríos: mujer de 30 años, cabello rubio liso, labios rojos, vestido de gala negro, sonrisa venenosa. Se escucha en voz en off: "Qué conveniente encontrar un prometido millonario justo ahora." Formato vertical 9:16, cinematográfico, fotorrealista, poca profundidad de campo, paleta azul noche y dorado, movimiento natural, sin texto en pantalla.</w:t>
+      </w:r>
+    </w:p>
+    <w:p>
+      <w:pPr>
+        <w:spacing w:after="60" w:before="200"/>
+      </w:pPr>
+      <w:r>
+        <w:rPr>
+          <w:b/>
+          <w:bCs/>
+          <w:color w:val="2A1A8C"/>
+          <w:sz w:val="24"/>
+          <w:szCs w:val="24"/>
+        </w:rPr>
+        <w:t xml:space="preserve">Toma 5</w:t>
+      </w:r>
+      <w:r>
+        <w:rPr>
+          <w:color w:val="555555"/>
+          <w:sz w:val="20"/>
+          <w:szCs w:val="20"/>
+        </w:rPr>
+        <w:t xml:space="preserve">   ·   5 segundos   ·   Kling 3.0 Pro (imagen a video)</w:t>
+      </w:r>
+      <w:r>
+        <w:rPr>
+          <w:color w:val="555555"/>
+          <w:sz w:val="20"/>
+          <w:szCs w:val="20"/>
+        </w:rPr>
         <w:t xml:space="preserve">   ·   Sube: @Image1</w:t>
       </w:r>
     </w:p>
@@ -2674,30 +2811,218 @@
           <w:sz w:val="20"/>
           <w:szCs w:val="20"/>
         </w:rPr>
-        <w:t xml:space="preserve">Elaine baja la escalera con vestido azul noche; todos voltean. @Image1 es Elaine Valdés: mujer de 27 años, cabello negro largo y ondulado, ojos verdes, pecas, cejas pobladas, blusa de seda blanca y pantalón azul marino. Formato vertical 9:16, cinematográfico, fotorrealista, poca profundidad de campo, paleta azul noche y dorado, movimiento natural, sin texto en pantalla.</w:t>
-      </w:r>
-    </w:p>
-    <w:p>
-      <w:pPr>
-        <w:spacing w:after="60" w:before="200"/>
-      </w:pPr>
-      <w:r>
-        <w:rPr>
-          <w:b/>
-          <w:bCs/>
-          <w:color w:val="2A1A8C"/>
-          <w:sz w:val="24"/>
-          <w:szCs w:val="24"/>
-        </w:rPr>
-        <w:t xml:space="preserve">Toma 3</w:t>
-      </w:r>
-      <w:r>
-        <w:rPr>
-          <w:color w:val="555555"/>
-          <w:sz w:val="20"/>
-          <w:szCs w:val="20"/>
-        </w:rPr>
-        <w:t xml:space="preserve">   ·   5 segundos   ·   Kling 3.0 Pro (imagen a video)</w:t>
+        <w:t xml:space="preserve">Elaine levanta la mirada y responde en francés, elegante. @Image1 es Elaine Valdés: mujer de 27 años, cabello negro largo y ondulado, ojos verdes, pecas, cejas pobladas, blusa de seda blanca y pantalón azul marino. Diálogo en español: "Le venin ne va qu'aux serpents." Formato vertical 9:16, cinematográfico, fotorrealista, poca profundidad de campo, paleta azul noche y dorado, movimiento natural, sin texto en pantalla.</w:t>
+      </w:r>
+    </w:p>
+    <w:p>
+      <w:pPr>
+        <w:spacing w:after="60" w:before="200"/>
+      </w:pPr>
+      <w:r>
+        <w:rPr>
+          <w:b/>
+          <w:bCs/>
+          <w:color w:val="2A1A8C"/>
+          <w:sz w:val="24"/>
+          <w:szCs w:val="24"/>
+        </w:rPr>
+        <w:t xml:space="preserve">Toma 6</w:t>
+      </w:r>
+      <w:r>
+        <w:rPr>
+          <w:color w:val="555555"/>
+          <w:sz w:val="20"/>
+          <w:szCs w:val="20"/>
+        </w:rPr>
+        <w:t xml:space="preserve">   ·   5 segundos   ·   Kling 3.0 Pro (imagen a video)</w:t>
+      </w:r>
+      <w:r>
+        <w:rPr>
+          <w:color w:val="555555"/>
+          <w:sz w:val="20"/>
+          <w:szCs w:val="20"/>
+        </w:rPr>
+        <w:t xml:space="preserve">   ·   Sube: @Image4</w:t>
+      </w:r>
+    </w:p>
+    <w:p>
+      <w:pPr>
+        <w:pBdr>
+          <w:left w:val="single" w:color="7C5CFF" w:sz="12" w:space="8"/>
+        </w:pBdr>
+        <w:shd w:fill="F1EFFF" w:val="clear"/>
+        <w:spacing w:after="80"/>
+      </w:pPr>
+      <w:r>
+        <w:rPr>
+          <w:sz w:val="20"/>
+          <w:szCs w:val="20"/>
+        </w:rPr>
+        <w:t xml:space="preserve">Doña Inés se ríe discretamente detrás de su taza. @Image4 es Doña Inés Zavaleta: mujer de 80 años, cabello blanco recogido, collar de perlas, vestido verde esmeralda, mirada aguda. Formato vertical 9:16, cinematográfico, fotorrealista, poca profundidad de campo, paleta azul noche y dorado, movimiento natural, sin texto en pantalla.</w:t>
+      </w:r>
+    </w:p>
+    <w:p>
+      <w:pPr>
+        <w:spacing w:after="60" w:before="200"/>
+      </w:pPr>
+      <w:r>
+        <w:rPr>
+          <w:b/>
+          <w:bCs/>
+          <w:color w:val="2A1A8C"/>
+          <w:sz w:val="24"/>
+          <w:szCs w:val="24"/>
+        </w:rPr>
+        <w:t xml:space="preserve">Toma 7</w:t>
+      </w:r>
+      <w:r>
+        <w:rPr>
+          <w:color w:val="555555"/>
+          <w:sz w:val="20"/>
+          <w:szCs w:val="20"/>
+        </w:rPr>
+        <w:t xml:space="preserve">   ·   5 segundos   ·   Kling 3.0 Pro (imagen a video)</w:t>
+      </w:r>
+      <w:r>
+        <w:rPr>
+          <w:color w:val="555555"/>
+          <w:sz w:val="20"/>
+          <w:szCs w:val="20"/>
+        </w:rPr>
+        <w:t xml:space="preserve">   ·   Sube: @Image1, @Image2</w:t>
+      </w:r>
+    </w:p>
+    <w:p>
+      <w:pPr>
+        <w:pBdr>
+          <w:left w:val="single" w:color="7C5CFF" w:sz="12" w:space="8"/>
+        </w:pBdr>
+        <w:shd w:fill="F1EFFF" w:val="clear"/>
+        <w:spacing w:after="80"/>
+      </w:pPr>
+      <w:r>
+        <w:rPr>
+          <w:sz w:val="20"/>
+          <w:szCs w:val="20"/>
+        </w:rPr>
+        <w:t xml:space="preserve">David se levanta despacio y apoya la mano en el hombro de Elaine. @Image1 es Elaine Valdés: mujer de 27 años, cabello negro largo y ondulado, ojos verdes, pecas, cejas pobladas, blusa de seda blanca y pantalón azul marino. @Image2 es David Zavaleta: hombre de 32 años, rostro delgado, ojos verde avellana, cabello oscuro ondulado peinado hacia atrás, barba incipiente ligera, traje azul marino, camisa blanca, corbata azul marino. Diálogo en español: "Nadie le habla así a mi prometida. Nadie." Formato vertical 9:16, cinematográfico, fotorrealista, poca profundidad de campo, paleta azul noche y dorado, movimiento natural, sin texto en pantalla.</w:t>
+      </w:r>
+    </w:p>
+    <w:p>
+      <w:pPr>
+        <w:spacing w:after="60" w:before="200"/>
+      </w:pPr>
+      <w:r>
+        <w:rPr>
+          <w:b/>
+          <w:bCs/>
+          <w:color w:val="2A1A8C"/>
+          <w:sz w:val="24"/>
+          <w:szCs w:val="24"/>
+        </w:rPr>
+        <w:t xml:space="preserve">Toma 8</w:t>
+      </w:r>
+      <w:r>
+        <w:rPr>
+          <w:color w:val="555555"/>
+          <w:sz w:val="20"/>
+          <w:szCs w:val="20"/>
+        </w:rPr>
+        <w:t xml:space="preserve">   ·   5 segundos   ·   Kling 3.0 Pro (imagen a video)</w:t>
+      </w:r>
+      <w:r>
+        <w:rPr>
+          <w:color w:val="555555"/>
+          <w:sz w:val="20"/>
+          <w:szCs w:val="20"/>
+        </w:rPr>
+        <w:t xml:space="preserve">   ·   Sube: @Image5</w:t>
+      </w:r>
+    </w:p>
+    <w:p>
+      <w:pPr>
+        <w:pBdr>
+          <w:left w:val="single" w:color="7C5CFF" w:sz="12" w:space="8"/>
+        </w:pBdr>
+        <w:shd w:fill="F1EFFF" w:val="clear"/>
+        <w:spacing w:after="80"/>
+      </w:pPr>
+      <w:r>
+        <w:rPr>
+          <w:sz w:val="20"/>
+          <w:szCs w:val="20"/>
+        </w:rPr>
+        <w:t xml:space="preserve">Vanessa palidece y deja su servilleta. @Image5 es Vanessa Ríos: mujer de 30 años, cabello rubio liso, labios rojos, vestido de gala negro, sonrisa venenosa. Formato vertical 9:16, cinematográfico, fotorrealista, poca profundidad de campo, paleta azul noche y dorado, movimiento natural, sin texto en pantalla.</w:t>
+      </w:r>
+    </w:p>
+    <w:p>
+      <w:pPr>
+        <w:spacing w:after="60" w:before="200"/>
+      </w:pPr>
+      <w:r>
+        <w:rPr>
+          <w:b/>
+          <w:bCs/>
+          <w:color w:val="2A1A8C"/>
+          <w:sz w:val="24"/>
+          <w:szCs w:val="24"/>
+        </w:rPr>
+        <w:t xml:space="preserve">Toma 9</w:t>
+      </w:r>
+      <w:r>
+        <w:rPr>
+          <w:color w:val="555555"/>
+          <w:sz w:val="20"/>
+          <w:szCs w:val="20"/>
+        </w:rPr>
+        <w:t xml:space="preserve">   ·   5 segundos   ·   Kling 3.0 Pro (imagen a video)</w:t>
+      </w:r>
+      <w:r>
+        <w:rPr>
+          <w:color w:val="555555"/>
+          <w:sz w:val="20"/>
+          <w:szCs w:val="20"/>
+        </w:rPr>
+        <w:t xml:space="preserve">   ·   Sube: @Image1, @Image2</w:t>
+      </w:r>
+    </w:p>
+    <w:p>
+      <w:pPr>
+        <w:pBdr>
+          <w:left w:val="single" w:color="7C5CFF" w:sz="12" w:space="8"/>
+        </w:pBdr>
+        <w:shd w:fill="F1EFFF" w:val="clear"/>
+        <w:spacing w:after="80"/>
+      </w:pPr>
+      <w:r>
+        <w:rPr>
+          <w:sz w:val="20"/>
+          <w:szCs w:val="20"/>
+        </w:rPr>
+        <w:t xml:space="preserve">Más tarde, en un pasillo: Elaine alcanza a David, furiosa. @Image1 es Elaine Valdés: mujer de 27 años, cabello negro largo y ondulado, ojos verdes, pecas, cejas pobladas, blusa de seda blanca y pantalón azul marino. @Image2 es David Zavaleta: hombre de 32 años, rostro delgado, ojos verde avellana, cabello oscuro ondulado peinado hacia atrás, barba incipiente ligera, traje azul marino, camisa blanca, corbata azul marino. Diálogo en español: "No necesito que me defiendas." Formato vertical 9:16, cinematográfico, fotorrealista, poca profundidad de campo, paleta azul noche y dorado, movimiento natural, sin texto en pantalla.</w:t>
+      </w:r>
+    </w:p>
+    <w:p>
+      <w:pPr>
+        <w:spacing w:after="60" w:before="200"/>
+      </w:pPr>
+      <w:r>
+        <w:rPr>
+          <w:b/>
+          <w:bCs/>
+          <w:color w:val="2A1A8C"/>
+          <w:sz w:val="24"/>
+          <w:szCs w:val="24"/>
+        </w:rPr>
+        <w:t xml:space="preserve">Toma 10</w:t>
+      </w:r>
+      <w:r>
+        <w:rPr>
+          <w:color w:val="555555"/>
+          <w:sz w:val="20"/>
+          <w:szCs w:val="20"/>
+        </w:rPr>
+        <w:t xml:space="preserve">   ·   5 segundos   ·   Wan 2.6 (imagen a video)</w:t>
       </w:r>
       <w:r>
         <w:rPr>
@@ -2721,69 +3046,22 @@
           <w:sz w:val="20"/>
           <w:szCs w:val="20"/>
         </w:rPr>
-        <w:t xml:space="preserve">David la ve; por un segundo pierde la frialdad. @Image2 es David Zavaleta: hombre de 32 años, rostro delgado, ojos verde avellana, cabello oscuro ondulado peinado hacia atrás, barba incipiente ligera, traje azul marino, camisa blanca, corbata azul marino. Formato vertical 9:16, cinematográfico, fotorrealista, poca profundidad de campo, paleta azul noche y dorado, movimiento natural, sin texto en pantalla.</w:t>
-      </w:r>
-    </w:p>
-    <w:p>
-      <w:pPr>
-        <w:spacing w:after="60" w:before="200"/>
-      </w:pPr>
-      <w:r>
-        <w:rPr>
-          <w:b/>
-          <w:bCs/>
-          <w:color w:val="2A1A8C"/>
-          <w:sz w:val="24"/>
-          <w:szCs w:val="24"/>
-        </w:rPr>
-        <w:t xml:space="preserve">Toma 4</w:t>
-      </w:r>
-      <w:r>
-        <w:rPr>
-          <w:color w:val="555555"/>
-          <w:sz w:val="20"/>
-          <w:szCs w:val="20"/>
-        </w:rPr>
-        <w:t xml:space="preserve">   ·   5 segundos   ·   Kling 3.0 Pro (imagen a video)</w:t>
-      </w:r>
-      <w:r>
-        <w:rPr>
-          <w:color w:val="555555"/>
-          <w:sz w:val="20"/>
-          <w:szCs w:val="20"/>
-        </w:rPr>
-        <w:t xml:space="preserve">   ·   Sube: @Image5</w:t>
-      </w:r>
-    </w:p>
-    <w:p>
-      <w:pPr>
-        <w:pBdr>
-          <w:left w:val="single" w:color="7C5CFF" w:sz="12" w:space="8"/>
-        </w:pBdr>
-        <w:shd w:fill="F1EFFF" w:val="clear"/>
-        <w:spacing w:after="80"/>
-      </w:pPr>
-      <w:r>
-        <w:rPr>
-          <w:sz w:val="20"/>
-          <w:szCs w:val="20"/>
-        </w:rPr>
-        <w:t xml:space="preserve">Vanessa se acerca con dos copas, sonrisa venenosa. @Image5 es Vanessa Ríos: mujer de 30 años, cabello rubio liso, labios rojos, vestido de gala negro, sonrisa venenosa. Diálogo en español: "Qué valiente: venir vestida de prestado." Formato vertical 9:16, cinematográfico, fotorrealista, poca profundidad de campo, paleta azul noche y dorado, movimiento natural, sin texto en pantalla.</w:t>
-      </w:r>
-    </w:p>
-    <w:p>
-      <w:pPr>
-        <w:spacing w:after="60" w:before="200"/>
-      </w:pPr>
-      <w:r>
-        <w:rPr>
-          <w:b/>
-          <w:bCs/>
-          <w:color w:val="2A1A8C"/>
-          <w:sz w:val="24"/>
-          <w:szCs w:val="24"/>
-        </w:rPr>
-        <w:t xml:space="preserve">Toma 5</w:t>
+        <w:t xml:space="preserve">David, frío, sin detenerse. @Image2 es David Zavaleta: hombre de 32 años, rostro delgado, ojos verde avellana, cabello oscuro ondulado peinado hacia atrás, barba incipiente ligera, traje azul marino, camisa blanca, corbata azul marino. Se escucha en voz en off: "No lo hice por ti. Lo hice por el contrato." Formato vertical 9:16, cinematográfico, fotorrealista, poca profundidad de campo, paleta azul noche y dorado, movimiento natural, sin texto en pantalla.</w:t>
+      </w:r>
+    </w:p>
+    <w:p>
+      <w:pPr>
+        <w:spacing w:after="60" w:before="200"/>
+      </w:pPr>
+      <w:r>
+        <w:rPr>
+          <w:b/>
+          <w:bCs/>
+          <w:color w:val="2A1A8C"/>
+          <w:sz w:val="24"/>
+          <w:szCs w:val="24"/>
+        </w:rPr>
+        <w:t xml:space="preserve">Toma 11</w:t>
       </w:r>
       <w:r>
         <w:rPr>
@@ -2793,45 +3071,6 @@
         </w:rPr>
         <w:t xml:space="preserve">   ·   5 segundos   ·   Wan 2.6 (imagen a video)</w:t>
       </w:r>
-    </w:p>
-    <w:p>
-      <w:pPr>
-        <w:pBdr>
-          <w:left w:val="single" w:color="7C5CFF" w:sz="12" w:space="8"/>
-        </w:pBdr>
-        <w:shd w:fill="F1EFFF" w:val="clear"/>
-        <w:spacing w:after="80"/>
-      </w:pPr>
-      <w:r>
-        <w:rPr>
-          <w:sz w:val="20"/>
-          <w:szCs w:val="20"/>
-        </w:rPr>
-        <w:t xml:space="preserve">Murmullos; invitados mirando. Formato vertical 9:16, cinematográfico, fotorrealista, poca profundidad de campo, paleta azul noche y dorado, movimiento natural, sin texto en pantalla.</w:t>
-      </w:r>
-    </w:p>
-    <w:p>
-      <w:pPr>
-        <w:spacing w:after="60" w:before="200"/>
-      </w:pPr>
-      <w:r>
-        <w:rPr>
-          <w:b/>
-          <w:bCs/>
-          <w:color w:val="2A1A8C"/>
-          <w:sz w:val="24"/>
-          <w:szCs w:val="24"/>
-        </w:rPr>
-        <w:t xml:space="preserve">Toma 6</w:t>
-      </w:r>
-      <w:r>
-        <w:rPr>
-          <w:color w:val="555555"/>
-          <w:sz w:val="20"/>
-          <w:szCs w:val="20"/>
-        </w:rPr>
-        <w:t xml:space="preserve">   ·   5 segundos   ·   Kling 3.0 Pro (imagen a video)</w:t>
-      </w:r>
       <w:r>
         <w:rPr>
           <w:color w:val="555555"/>
@@ -2854,22 +3093,22 @@
           <w:sz w:val="20"/>
           <w:szCs w:val="20"/>
         </w:rPr>
-        <w:t xml:space="preserve">Elaine toma una copa con calma y le contesta en francés. @Image1 es Elaine Valdés: mujer de 27 años, cabello negro largo y ondulado, ojos verdes, pecas, cejas pobladas, blusa de seda blanca y pantalón azul marino. Diálogo en español: "Le venin ne va qu'aux serpents, ma chère." Formato vertical 9:16, cinematográfico, fotorrealista, poca profundidad de campo, paleta azul noche y dorado, movimiento natural, sin texto en pantalla.</w:t>
-      </w:r>
-    </w:p>
-    <w:p>
-      <w:pPr>
-        <w:spacing w:after="60" w:before="200"/>
-      </w:pPr>
-      <w:r>
-        <w:rPr>
-          <w:b/>
-          <w:bCs/>
-          <w:color w:val="2A1A8C"/>
-          <w:sz w:val="24"/>
-          <w:szCs w:val="24"/>
-        </w:rPr>
-        <w:t xml:space="preserve">Toma 7</w:t>
+        <w:t xml:space="preserve">Elaine se aleja indignada por el pasillo. @Image1 es Elaine Valdés: mujer de 27 años, cabello negro largo y ondulado, ojos verdes, pecas, cejas pobladas, blusa de seda blanca y pantalón azul marino. Formato vertical 9:16, cinematográfico, fotorrealista, poca profundidad de campo, paleta azul noche y dorado, movimiento natural, sin texto en pantalla.</w:t>
+      </w:r>
+    </w:p>
+    <w:p>
+      <w:pPr>
+        <w:spacing w:after="60" w:before="200"/>
+      </w:pPr>
+      <w:r>
+        <w:rPr>
+          <w:b/>
+          <w:bCs/>
+          <w:color w:val="2A1A8C"/>
+          <w:sz w:val="24"/>
+          <w:szCs w:val="24"/>
+        </w:rPr>
+        <w:t xml:space="preserve">Toma 12</w:t>
       </w:r>
       <w:r>
         <w:rPr>
@@ -2879,92 +3118,6 @@
         </w:rPr>
         <w:t xml:space="preserve">   ·   5 segundos   ·   Wan 2.6 (imagen a video)</w:t>
       </w:r>
-    </w:p>
-    <w:p>
-      <w:pPr>
-        <w:pBdr>
-          <w:left w:val="single" w:color="7C5CFF" w:sz="12" w:space="8"/>
-        </w:pBdr>
-        <w:shd w:fill="F1EFFF" w:val="clear"/>
-        <w:spacing w:after="80"/>
-      </w:pPr>
-      <w:r>
-        <w:rPr>
-          <w:sz w:val="20"/>
-          <w:szCs w:val="20"/>
-        </w:rPr>
-        <w:t xml:space="preserve">Un invitado francés suelta una carcajada. Formato vertical 9:16, cinematográfico, fotorrealista, poca profundidad de campo, paleta azul noche y dorado, movimiento natural, sin texto en pantalla.</w:t>
-      </w:r>
-    </w:p>
-    <w:p>
-      <w:pPr>
-        <w:spacing w:after="60" w:before="200"/>
-      </w:pPr>
-      <w:r>
-        <w:rPr>
-          <w:b/>
-          <w:bCs/>
-          <w:color w:val="2A1A8C"/>
-          <w:sz w:val="24"/>
-          <w:szCs w:val="24"/>
-        </w:rPr>
-        <w:t xml:space="preserve">Toma 8</w:t>
-      </w:r>
-      <w:r>
-        <w:rPr>
-          <w:color w:val="555555"/>
-          <w:sz w:val="20"/>
-          <w:szCs w:val="20"/>
-        </w:rPr>
-        <w:t xml:space="preserve">   ·   5 segundos   ·   Kling 3.0 Pro (imagen a video)</w:t>
-      </w:r>
-      <w:r>
-        <w:rPr>
-          <w:color w:val="555555"/>
-          <w:sz w:val="20"/>
-          <w:szCs w:val="20"/>
-        </w:rPr>
-        <w:t xml:space="preserve">   ·   Sube: @Image5</w:t>
-      </w:r>
-    </w:p>
-    <w:p>
-      <w:pPr>
-        <w:pBdr>
-          <w:left w:val="single" w:color="7C5CFF" w:sz="12" w:space="8"/>
-        </w:pBdr>
-        <w:shd w:fill="F1EFFF" w:val="clear"/>
-        <w:spacing w:after="80"/>
-      </w:pPr>
-      <w:r>
-        <w:rPr>
-          <w:sz w:val="20"/>
-          <w:szCs w:val="20"/>
-        </w:rPr>
-        <w:t xml:space="preserve">Vanessa no entiende; enrojece. @Image5 es Vanessa Ríos: mujer de 30 años, cabello rubio liso, labios rojos, vestido de gala negro, sonrisa venenosa. Diálogo en español: "¿Qué dijo?" Formato vertical 9:16, cinematográfico, fotorrealista, poca profundidad de campo, paleta azul noche y dorado, movimiento natural, sin texto en pantalla.</w:t>
-      </w:r>
-    </w:p>
-    <w:p>
-      <w:pPr>
-        <w:spacing w:after="60" w:before="200"/>
-      </w:pPr>
-      <w:r>
-        <w:rPr>
-          <w:b/>
-          <w:bCs/>
-          <w:color w:val="2A1A8C"/>
-          <w:sz w:val="24"/>
-          <w:szCs w:val="24"/>
-        </w:rPr>
-        <w:t xml:space="preserve">Toma 9</w:t>
-      </w:r>
-      <w:r>
-        <w:rPr>
-          <w:color w:val="555555"/>
-          <w:sz w:val="20"/>
-          <w:szCs w:val="20"/>
-        </w:rPr>
-        <w:t xml:space="preserve">   ·   5 segundos   ·   Kling 3.0 Pro (imagen a video)</w:t>
-      </w:r>
       <w:r>
         <w:rPr>
           <w:color w:val="555555"/>
@@ -2987,148 +3140,7 @@
           <w:sz w:val="20"/>
           <w:szCs w:val="20"/>
         </w:rPr>
-        <w:t xml:space="preserve">David, a su lado, conteniendo una sonrisa. @Image2 es David Zavaleta: hombre de 32 años, rostro delgado, ojos verde avellana, cabello oscuro ondulado peinado hacia atrás, barba incipiente ligera, traje azul marino, camisa blanca, corbata azul marino. Diálogo en español: "Que el veneno solo le queda a las serpientes." Formato vertical 9:16, cinematográfico, fotorrealista, poca profundidad de campo, paleta azul noche y dorado, movimiento natural, sin texto en pantalla.</w:t>
-      </w:r>
-    </w:p>
-    <w:p>
-      <w:pPr>
-        <w:spacing w:after="60" w:before="200"/>
-      </w:pPr>
-      <w:r>
-        <w:rPr>
-          <w:b/>
-          <w:bCs/>
-          <w:color w:val="2A1A8C"/>
-          <w:sz w:val="24"/>
-          <w:szCs w:val="24"/>
-        </w:rPr>
-        <w:t xml:space="preserve">Toma 10</w:t>
-      </w:r>
-      <w:r>
-        <w:rPr>
-          <w:color w:val="555555"/>
-          <w:sz w:val="20"/>
-          <w:szCs w:val="20"/>
-        </w:rPr>
-        <w:t xml:space="preserve">   ·   5 segundos   ·   Wan 2.6 (imagen a video)</w:t>
-      </w:r>
-      <w:r>
-        <w:rPr>
-          <w:color w:val="555555"/>
-          <w:sz w:val="20"/>
-          <w:szCs w:val="20"/>
-        </w:rPr>
-        <w:t xml:space="preserve">   ·   Sube: @Image2, @Image5</w:t>
-      </w:r>
-    </w:p>
-    <w:p>
-      <w:pPr>
-        <w:pBdr>
-          <w:left w:val="single" w:color="7C5CFF" w:sz="12" w:space="8"/>
-        </w:pBdr>
-        <w:shd w:fill="F1EFFF" w:val="clear"/>
-        <w:spacing w:after="80"/>
-      </w:pPr>
-      <w:r>
-        <w:rPr>
-          <w:sz w:val="20"/>
-          <w:szCs w:val="20"/>
-        </w:rPr>
-        <w:t xml:space="preserve">Vanessa se acerca a David, le acomoda la corbata. @Image2 es David Zavaleta: hombre de 32 años, rostro delgado, ojos verde avellana, cabello oscuro ondulado peinado hacia atrás, barba incipiente ligera, traje azul marino, camisa blanca, corbata azul marino. @Image5 es Vanessa Ríos: mujer de 30 años, cabello rubio liso, labios rojos, vestido de gala negro, sonrisa venenosa. Formato vertical 9:16, cinematográfico, fotorrealista, poca profundidad de campo, paleta azul noche y dorado, movimiento natural, sin texto en pantalla.</w:t>
-      </w:r>
-    </w:p>
-    <w:p>
-      <w:pPr>
-        <w:spacing w:after="60" w:before="200"/>
-      </w:pPr>
-      <w:r>
-        <w:rPr>
-          <w:b/>
-          <w:bCs/>
-          <w:color w:val="2A1A8C"/>
-          <w:sz w:val="24"/>
-          <w:szCs w:val="24"/>
-        </w:rPr>
-        <w:t xml:space="preserve">Toma 11</w:t>
-      </w:r>
-      <w:r>
-        <w:rPr>
-          <w:color w:val="555555"/>
-          <w:sz w:val="20"/>
-          <w:szCs w:val="20"/>
-        </w:rPr>
-        <w:t xml:space="preserve">   ·   5 segundos   ·   Kling 3.0 Pro (imagen a video)</w:t>
-      </w:r>
-      <w:r>
-        <w:rPr>
-          <w:color w:val="555555"/>
-          <w:sz w:val="20"/>
-          <w:szCs w:val="20"/>
-        </w:rPr>
-        <w:t xml:space="preserve">   ·   Sube: @Image1, @Image5</w:t>
-      </w:r>
-    </w:p>
-    <w:p>
-      <w:pPr>
-        <w:pBdr>
-          <w:left w:val="single" w:color="7C5CFF" w:sz="12" w:space="8"/>
-        </w:pBdr>
-        <w:shd w:fill="F1EFFF" w:val="clear"/>
-        <w:spacing w:after="80"/>
-      </w:pPr>
-      <w:r>
-        <w:rPr>
-          <w:sz w:val="20"/>
-          <w:szCs w:val="20"/>
-        </w:rPr>
-        <w:t xml:space="preserve">Primer plano de Vanessa, mirando a Elaine. @Image1 es Elaine Valdés: mujer de 27 años, cabello negro largo y ondulado, ojos verdes, pecas, cejas pobladas, blusa de seda blanca y pantalón azul marino. @Image5 es Vanessa Ríos: mujer de 30 años, cabello rubio liso, labios rojos, vestido de gala negro, sonrisa venenosa. Diálogo en español: "David… ¿ya le dijiste quién es ella en realidad?" Formato vertical 9:16, cinematográfico, fotorrealista, poca profundidad de campo, paleta azul noche y dorado, movimiento natural, sin texto en pantalla.</w:t>
-      </w:r>
-    </w:p>
-    <w:p>
-      <w:pPr>
-        <w:spacing w:after="60" w:before="200"/>
-      </w:pPr>
-      <w:r>
-        <w:rPr>
-          <w:b/>
-          <w:bCs/>
-          <w:color w:val="2A1A8C"/>
-          <w:sz w:val="24"/>
-          <w:szCs w:val="24"/>
-        </w:rPr>
-        <w:t xml:space="preserve">Toma 12</w:t>
-      </w:r>
-      <w:r>
-        <w:rPr>
-          <w:color w:val="555555"/>
-          <w:sz w:val="20"/>
-          <w:szCs w:val="20"/>
-        </w:rPr>
-        <w:t xml:space="preserve">   ·   5 segundos   ·   Kling 3.0 Pro (imagen a video)</w:t>
-      </w:r>
-      <w:r>
-        <w:rPr>
-          <w:color w:val="555555"/>
-          <w:sz w:val="20"/>
-          <w:szCs w:val="20"/>
-        </w:rPr>
-        <w:t xml:space="preserve">   ·   Sube: @Image1, @Image2</w:t>
-      </w:r>
-    </w:p>
-    <w:p>
-      <w:pPr>
-        <w:pBdr>
-          <w:left w:val="single" w:color="7C5CFF" w:sz="12" w:space="8"/>
-        </w:pBdr>
-        <w:shd w:fill="F1EFFF" w:val="clear"/>
-        <w:spacing w:after="80"/>
-      </w:pPr>
-      <w:r>
-        <w:rPr>
-          <w:sz w:val="20"/>
-          <w:szCs w:val="20"/>
-        </w:rPr>
-        <w:t xml:space="preserve">Elaine y David se miran; silencio. Corte a negro. @Image1 es Elaine Valdés: mujer de 27 años, cabello negro largo y ondulado, ojos verdes, pecas, cejas pobladas, blusa de seda blanca y pantalón azul marino. @Image2 es David Zavaleta: hombre de 32 años, rostro delgado, ojos verde avellana, cabello oscuro ondulado peinado hacia atrás, barba incipiente ligera, traje azul marino, camisa blanca, corbata azul marino. Formato vertical 9:16, cinematográfico, fotorrealista, poca profundidad de campo, paleta azul noche y dorado, movimiento natural, sin texto en pantalla.</w:t>
+        <w:t xml:space="preserve">Plano detalle: el puño de David se cierra con fuerza mientras la ve irse. Corte a negro. @Image2 es David Zavaleta: hombre de 32 años, rostro delgado, ojos verde avellana, cabello oscuro ondulado peinado hacia atrás, barba incipiente ligera, traje azul marino, camisa blanca, corbata azul marino. Formato vertical 9:16, cinematográfico, fotorrealista, poca profundidad de campo, paleta azul noche y dorado, movimiento natural, sin texto en pantalla.</w:t>
       </w:r>
     </w:p>
     <w:p>
@@ -3141,7 +3153,7 @@
         <w:pStyle w:val="Heading1"/>
       </w:pPr>
       <w:r>
-        <w:t xml:space="preserve">Episodio 6 · La foto</w:t>
+        <w:t xml:space="preserve">Episodio 6 · La gala</w:t>
       </w:r>
     </w:p>
     <w:p>
@@ -3153,7 +3165,7 @@
           <w:sz w:val="21"/>
           <w:szCs w:val="21"/>
         </w:rPr>
-        <w:t xml:space="preserve">David baila con Elaine para callar los rumores. Casi se besan. Más tarde ella encuentra algo.</w:t>
+        <w:t xml:space="preserve">Fiesta de bienvenida. Vanessa arruina el vestido de Elaine y David le da su saco. Bailan y casi se besan.</w:t>
       </w:r>
     </w:p>
     <w:p>
@@ -3168,7 +3180,7 @@
           <w:sz w:val="21"/>
           <w:szCs w:val="21"/>
         </w:rPr>
-        <w:t xml:space="preserve">Termina así: En un cajón hay una foto vieja de Elaine… abrazada a un hombre idéntico a David.</w:t>
+        <w:t xml:space="preserve">Termina así: La abuela anuncia: "Mañana viene la prensa. Anunciaremos la fecha de la boda."</w:t>
       </w:r>
     </w:p>
     <w:p>
@@ -3191,6 +3203,225 @@
           <w:sz w:val="20"/>
           <w:szCs w:val="20"/>
         </w:rPr>
+        <w:t xml:space="preserve">   ·   5 segundos   ·   Wan 2.6 (imagen a video)</w:t>
+      </w:r>
+    </w:p>
+    <w:p>
+      <w:pPr>
+        <w:pBdr>
+          <w:left w:val="single" w:color="7C5CFF" w:sz="12" w:space="8"/>
+        </w:pBdr>
+        <w:shd w:fill="F1EFFF" w:val="clear"/>
+        <w:spacing w:after="80"/>
+      </w:pPr>
+      <w:r>
+        <w:rPr>
+          <w:sz w:val="20"/>
+          <w:szCs w:val="20"/>
+        </w:rPr>
+        <w:t xml:space="preserve">Salón de gala con candelabros, invitados elegantes. Formato vertical 9:16, cinematográfico, fotorrealista, poca profundidad de campo, paleta azul noche y dorado, movimiento natural, sin texto en pantalla.</w:t>
+      </w:r>
+    </w:p>
+    <w:p>
+      <w:pPr>
+        <w:spacing w:after="60" w:before="200"/>
+      </w:pPr>
+      <w:r>
+        <w:rPr>
+          <w:b/>
+          <w:bCs/>
+          <w:color w:val="2A1A8C"/>
+          <w:sz w:val="24"/>
+          <w:szCs w:val="24"/>
+        </w:rPr>
+        <w:t xml:space="preserve">Toma 2</w:t>
+      </w:r>
+      <w:r>
+        <w:rPr>
+          <w:color w:val="555555"/>
+          <w:sz w:val="20"/>
+          <w:szCs w:val="20"/>
+        </w:rPr>
+        <w:t xml:space="preserve">   ·   5 segundos   ·   Wan 2.6 (imagen a video)</w:t>
+      </w:r>
+      <w:r>
+        <w:rPr>
+          <w:color w:val="555555"/>
+          <w:sz w:val="20"/>
+          <w:szCs w:val="20"/>
+        </w:rPr>
+        <w:t xml:space="preserve">   ·   Sube: @Image1</w:t>
+      </w:r>
+    </w:p>
+    <w:p>
+      <w:pPr>
+        <w:pBdr>
+          <w:left w:val="single" w:color="7C5CFF" w:sz="12" w:space="8"/>
+        </w:pBdr>
+        <w:shd w:fill="F1EFFF" w:val="clear"/>
+        <w:spacing w:after="80"/>
+      </w:pPr>
+      <w:r>
+        <w:rPr>
+          <w:sz w:val="20"/>
+          <w:szCs w:val="20"/>
+        </w:rPr>
+        <w:t xml:space="preserve">Elaine baja la escalera con un vestido azul noche; los invitados voltean. @Image1 es Elaine Valdés: mujer de 27 años, cabello negro largo y ondulado, ojos verdes, pecas, cejas pobladas, blusa de seda blanca y pantalón azul marino. Formato vertical 9:16, cinematográfico, fotorrealista, poca profundidad de campo, paleta azul noche y dorado, movimiento natural, sin texto en pantalla.</w:t>
+      </w:r>
+    </w:p>
+    <w:p>
+      <w:pPr>
+        <w:spacing w:after="60" w:before="200"/>
+      </w:pPr>
+      <w:r>
+        <w:rPr>
+          <w:b/>
+          <w:bCs/>
+          <w:color w:val="2A1A8C"/>
+          <w:sz w:val="24"/>
+          <w:szCs w:val="24"/>
+        </w:rPr>
+        <w:t xml:space="preserve">Toma 3</w:t>
+      </w:r>
+      <w:r>
+        <w:rPr>
+          <w:color w:val="555555"/>
+          <w:sz w:val="20"/>
+          <w:szCs w:val="20"/>
+        </w:rPr>
+        <w:t xml:space="preserve">   ·   5 segundos   ·   Kling 3.0 Pro (imagen a video)</w:t>
+      </w:r>
+      <w:r>
+        <w:rPr>
+          <w:color w:val="555555"/>
+          <w:sz w:val="20"/>
+          <w:szCs w:val="20"/>
+        </w:rPr>
+        <w:t xml:space="preserve">   ·   Sube: @Image2</w:t>
+      </w:r>
+    </w:p>
+    <w:p>
+      <w:pPr>
+        <w:pBdr>
+          <w:left w:val="single" w:color="7C5CFF" w:sz="12" w:space="8"/>
+        </w:pBdr>
+        <w:shd w:fill="F1EFFF" w:val="clear"/>
+        <w:spacing w:after="80"/>
+      </w:pPr>
+      <w:r>
+        <w:rPr>
+          <w:sz w:val="20"/>
+          <w:szCs w:val="20"/>
+        </w:rPr>
+        <w:t xml:space="preserve">David la ve; por un segundo pierde la frialdad. @Image2 es David Zavaleta: hombre de 32 años, rostro delgado, ojos verde avellana, cabello oscuro ondulado peinado hacia atrás, barba incipiente ligera, traje azul marino, camisa blanca, corbata azul marino. Formato vertical 9:16, cinematográfico, fotorrealista, poca profundidad de campo, paleta azul noche y dorado, movimiento natural, sin texto en pantalla.</w:t>
+      </w:r>
+    </w:p>
+    <w:p>
+      <w:pPr>
+        <w:spacing w:after="60" w:before="200"/>
+      </w:pPr>
+      <w:r>
+        <w:rPr>
+          <w:b/>
+          <w:bCs/>
+          <w:color w:val="2A1A8C"/>
+          <w:sz w:val="24"/>
+          <w:szCs w:val="24"/>
+        </w:rPr>
+        <w:t xml:space="preserve">Toma 4</w:t>
+      </w:r>
+      <w:r>
+        <w:rPr>
+          <w:color w:val="555555"/>
+          <w:sz w:val="20"/>
+          <w:szCs w:val="20"/>
+        </w:rPr>
+        <w:t xml:space="preserve">   ·   5 segundos   ·   Wan 2.6 (imagen a video)</w:t>
+      </w:r>
+      <w:r>
+        <w:rPr>
+          <w:color w:val="555555"/>
+          <w:sz w:val="20"/>
+          <w:szCs w:val="20"/>
+        </w:rPr>
+        <w:t xml:space="preserve">   ·   Sube: @Image1, @Image5</w:t>
+      </w:r>
+    </w:p>
+    <w:p>
+      <w:pPr>
+        <w:pBdr>
+          <w:left w:val="single" w:color="7C5CFF" w:sz="12" w:space="8"/>
+        </w:pBdr>
+        <w:shd w:fill="F1EFFF" w:val="clear"/>
+        <w:spacing w:after="80"/>
+      </w:pPr>
+      <w:r>
+        <w:rPr>
+          <w:sz w:val="20"/>
+          <w:szCs w:val="20"/>
+        </w:rPr>
+        <w:t xml:space="preserve">Vanessa "tropieza" y derrama vino tinto sobre el vestido de Elaine. @Image1 es Elaine Valdés: mujer de 27 años, cabello negro largo y ondulado, ojos verdes, pecas, cejas pobladas, blusa de seda blanca y pantalón azul marino. @Image5 es Vanessa Ríos: mujer de 30 años, cabello rubio liso, labios rojos, vestido de gala negro, sonrisa venenosa. Formato vertical 9:16, cinematográfico, fotorrealista, poca profundidad de campo, paleta azul noche y dorado, movimiento natural, sin texto en pantalla.</w:t>
+      </w:r>
+    </w:p>
+    <w:p>
+      <w:pPr>
+        <w:spacing w:after="60" w:before="200"/>
+      </w:pPr>
+      <w:r>
+        <w:rPr>
+          <w:b/>
+          <w:bCs/>
+          <w:color w:val="2A1A8C"/>
+          <w:sz w:val="24"/>
+          <w:szCs w:val="24"/>
+        </w:rPr>
+        <w:t xml:space="preserve">Toma 5</w:t>
+      </w:r>
+      <w:r>
+        <w:rPr>
+          <w:color w:val="555555"/>
+          <w:sz w:val="20"/>
+          <w:szCs w:val="20"/>
+        </w:rPr>
+        <w:t xml:space="preserve">   ·   5 segundos   ·   Wan 2.6 (imagen a video)</w:t>
+      </w:r>
+    </w:p>
+    <w:p>
+      <w:pPr>
+        <w:pBdr>
+          <w:left w:val="single" w:color="7C5CFF" w:sz="12" w:space="8"/>
+        </w:pBdr>
+        <w:shd w:fill="F1EFFF" w:val="clear"/>
+        <w:spacing w:after="80"/>
+      </w:pPr>
+      <w:r>
+        <w:rPr>
+          <w:sz w:val="20"/>
+          <w:szCs w:val="20"/>
+        </w:rPr>
+        <w:t xml:space="preserve">Murmullos y risas de los invitados. Formato vertical 9:16, cinematográfico, fotorrealista, poca profundidad de campo, paleta azul noche y dorado, movimiento natural, sin texto en pantalla.</w:t>
+      </w:r>
+    </w:p>
+    <w:p>
+      <w:pPr>
+        <w:spacing w:after="60" w:before="200"/>
+      </w:pPr>
+      <w:r>
+        <w:rPr>
+          <w:b/>
+          <w:bCs/>
+          <w:color w:val="2A1A8C"/>
+          <w:sz w:val="24"/>
+          <w:szCs w:val="24"/>
+        </w:rPr>
+        <w:t xml:space="preserve">Toma 6</w:t>
+      </w:r>
+      <w:r>
+        <w:rPr>
+          <w:color w:val="555555"/>
+          <w:sz w:val="20"/>
+          <w:szCs w:val="20"/>
+        </w:rPr>
         <w:t xml:space="preserve">   ·   5 segundos   ·   Kling 3.0 Pro (imagen a video)</w:t>
       </w:r>
       <w:r>
@@ -3215,22 +3446,116 @@
           <w:sz w:val="20"/>
           <w:szCs w:val="20"/>
         </w:rPr>
-        <w:t xml:space="preserve">David le tiende la mano a Elaine en medio del salón. @Image1 es Elaine Valdés: mujer de 27 años, cabello negro largo y ondulado, ojos verdes, pecas, cejas pobladas, blusa de seda blanca y pantalón azul marino. @Image2 es David Zavaleta: hombre de 32 años, rostro delgado, ojos verde avellana, cabello oscuro ondulado peinado hacia atrás, barba incipiente ligera, traje azul marino, camisa blanca, corbata azul marino. Diálogo en español: "Baila conmigo. Todos están mirando." Formato vertical 9:16, cinematográfico, fotorrealista, poca profundidad de campo, paleta azul noche y dorado, movimiento natural, sin texto en pantalla.</w:t>
-      </w:r>
-    </w:p>
-    <w:p>
-      <w:pPr>
-        <w:spacing w:after="60" w:before="200"/>
-      </w:pPr>
-      <w:r>
-        <w:rPr>
-          <w:b/>
-          <w:bCs/>
-          <w:color w:val="2A1A8C"/>
-          <w:sz w:val="24"/>
-          <w:szCs w:val="24"/>
-        </w:rPr>
-        <w:t xml:space="preserve">Toma 2</w:t>
+        <w:t xml:space="preserve">David se quita el saco y lo pone sobre los hombros de Elaine. @Image1 es Elaine Valdés: mujer de 27 años, cabello negro largo y ondulado, ojos verdes, pecas, cejas pobladas, blusa de seda blanca y pantalón azul marino. @Image2 es David Zavaleta: hombre de 32 años, rostro delgado, ojos verde avellana, cabello oscuro ondulado peinado hacia atrás, barba incipiente ligera, traje azul marino, camisa blanca, corbata azul marino. Diálogo en español: "Ahora sí combinas conmigo." Formato vertical 9:16, cinematográfico, fotorrealista, poca profundidad de campo, paleta azul noche y dorado, movimiento natural, sin texto en pantalla.</w:t>
+      </w:r>
+    </w:p>
+    <w:p>
+      <w:pPr>
+        <w:spacing w:after="60" w:before="200"/>
+      </w:pPr>
+      <w:r>
+        <w:rPr>
+          <w:b/>
+          <w:bCs/>
+          <w:color w:val="2A1A8C"/>
+          <w:sz w:val="24"/>
+          <w:szCs w:val="24"/>
+        </w:rPr>
+        <w:t xml:space="preserve">Toma 7</w:t>
+      </w:r>
+      <w:r>
+        <w:rPr>
+          <w:color w:val="555555"/>
+          <w:sz w:val="20"/>
+          <w:szCs w:val="20"/>
+        </w:rPr>
+        <w:t xml:space="preserve">   ·   5 segundos   ·   Kling 3.0 Pro (imagen a video)</w:t>
+      </w:r>
+      <w:r>
+        <w:rPr>
+          <w:color w:val="555555"/>
+          <w:sz w:val="20"/>
+          <w:szCs w:val="20"/>
+        </w:rPr>
+        <w:t xml:space="preserve">   ·   Sube: @Image1</w:t>
+      </w:r>
+    </w:p>
+    <w:p>
+      <w:pPr>
+        <w:pBdr>
+          <w:left w:val="single" w:color="7C5CFF" w:sz="12" w:space="8"/>
+        </w:pBdr>
+        <w:shd w:fill="F1EFFF" w:val="clear"/>
+        <w:spacing w:after="80"/>
+      </w:pPr>
+      <w:r>
+        <w:rPr>
+          <w:sz w:val="20"/>
+          <w:szCs w:val="20"/>
+        </w:rPr>
+        <w:t xml:space="preserve">Elaine, sorprendida, no sabe si insultarlo o agradecerle. @Image1 es Elaine Valdés: mujer de 27 años, cabello negro largo y ondulado, ojos verdes, pecas, cejas pobladas, blusa de seda blanca y pantalón azul marino. Formato vertical 9:16, cinematográfico, fotorrealista, poca profundidad de campo, paleta azul noche y dorado, movimiento natural, sin texto en pantalla.</w:t>
+      </w:r>
+    </w:p>
+    <w:p>
+      <w:pPr>
+        <w:spacing w:after="60" w:before="200"/>
+      </w:pPr>
+      <w:r>
+        <w:rPr>
+          <w:b/>
+          <w:bCs/>
+          <w:color w:val="2A1A8C"/>
+          <w:sz w:val="24"/>
+          <w:szCs w:val="24"/>
+        </w:rPr>
+        <w:t xml:space="preserve">Toma 8</w:t>
+      </w:r>
+      <w:r>
+        <w:rPr>
+          <w:color w:val="555555"/>
+          <w:sz w:val="20"/>
+          <w:szCs w:val="20"/>
+        </w:rPr>
+        <w:t xml:space="preserve">   ·   5 segundos   ·   Kling 3.0 Pro (imagen a video)</w:t>
+      </w:r>
+      <w:r>
+        <w:rPr>
+          <w:color w:val="555555"/>
+          <w:sz w:val="20"/>
+          <w:szCs w:val="20"/>
+        </w:rPr>
+        <w:t xml:space="preserve">   ·   Sube: @Image2</w:t>
+      </w:r>
+    </w:p>
+    <w:p>
+      <w:pPr>
+        <w:pBdr>
+          <w:left w:val="single" w:color="7C5CFF" w:sz="12" w:space="8"/>
+        </w:pBdr>
+        <w:shd w:fill="F1EFFF" w:val="clear"/>
+        <w:spacing w:after="80"/>
+      </w:pPr>
+      <w:r>
+        <w:rPr>
+          <w:sz w:val="20"/>
+          <w:szCs w:val="20"/>
+        </w:rPr>
+        <w:t xml:space="preserve">David le tiende la mano. @Image2 es David Zavaleta: hombre de 32 años, rostro delgado, ojos verde avellana, cabello oscuro ondulado peinado hacia atrás, barba incipiente ligera, traje azul marino, camisa blanca, corbata azul marino. Diálogo en español: "Baila conmigo. Que vean que no te importa." Formato vertical 9:16, cinematográfico, fotorrealista, poca profundidad de campo, paleta azul noche y dorado, movimiento natural, sin texto en pantalla.</w:t>
+      </w:r>
+    </w:p>
+    <w:p>
+      <w:pPr>
+        <w:spacing w:after="60" w:before="200"/>
+      </w:pPr>
+      <w:r>
+        <w:rPr>
+          <w:b/>
+          <w:bCs/>
+          <w:color w:val="2A1A8C"/>
+          <w:sz w:val="24"/>
+          <w:szCs w:val="24"/>
+        </w:rPr>
+        <w:t xml:space="preserve">Toma 9</w:t>
       </w:r>
       <w:r>
         <w:rPr>
@@ -3269,7 +3594,46 @@
           <w:sz w:val="24"/>
           <w:szCs w:val="24"/>
         </w:rPr>
-        <w:t xml:space="preserve">Toma 3</w:t>
+        <w:t xml:space="preserve">Toma 10</w:t>
+      </w:r>
+      <w:r>
+        <w:rPr>
+          <w:color w:val="555555"/>
+          <w:sz w:val="20"/>
+          <w:szCs w:val="20"/>
+        </w:rPr>
+        <w:t xml:space="preserve">   ·   5 segundos   ·   Kling 3.0 Pro (imagen a video)</w:t>
+      </w:r>
+    </w:p>
+    <w:p>
+      <w:pPr>
+        <w:pBdr>
+          <w:left w:val="single" w:color="7C5CFF" w:sz="12" w:space="8"/>
+        </w:pBdr>
+        <w:shd w:fill="F1EFFF" w:val="clear"/>
+        <w:spacing w:after="80"/>
+      </w:pPr>
+      <w:r>
+        <w:rPr>
+          <w:sz w:val="20"/>
+          <w:szCs w:val="20"/>
+        </w:rPr>
+        <w:t xml:space="preserve">Primer plano: sus caras a centímetros, las respiraciones se mezclan. Formato vertical 9:16, cinematográfico, fotorrealista, poca profundidad de campo, paleta azul noche y dorado, movimiento natural, sin texto en pantalla.</w:t>
+      </w:r>
+    </w:p>
+    <w:p>
+      <w:pPr>
+        <w:spacing w:after="60" w:before="200"/>
+      </w:pPr>
+      <w:r>
+        <w:rPr>
+          <w:b/>
+          <w:bCs/>
+          <w:color w:val="2A1A8C"/>
+          <w:sz w:val="24"/>
+          <w:szCs w:val="24"/>
+        </w:rPr>
+        <w:t xml:space="preserve">Toma 11</w:t>
       </w:r>
       <w:r>
         <w:rPr>
@@ -3301,351 +3665,7 @@
           <w:sz w:val="20"/>
           <w:szCs w:val="20"/>
         </w:rPr>
-        <w:t xml:space="preserve">Elaine, en voz baja. @Image1 es Elaine Valdés: mujer de 27 años, cabello negro largo y ondulado, ojos verdes, pecas, cejas pobladas, blusa de seda blanca y pantalón azul marino. Diálogo en español: "¿Qué quiso decir Vanessa?" Formato vertical 9:16, cinematográfico, fotorrealista, poca profundidad de campo, paleta azul noche y dorado, movimiento natural, sin texto en pantalla.</w:t>
-      </w:r>
-    </w:p>
-    <w:p>
-      <w:pPr>
-        <w:spacing w:after="60" w:before="200"/>
-      </w:pPr>
-      <w:r>
-        <w:rPr>
-          <w:b/>
-          <w:bCs/>
-          <w:color w:val="2A1A8C"/>
-          <w:sz w:val="24"/>
-          <w:szCs w:val="24"/>
-        </w:rPr>
-        <w:t xml:space="preserve">Toma 4</w:t>
-      </w:r>
-      <w:r>
-        <w:rPr>
-          <w:color w:val="555555"/>
-          <w:sz w:val="20"/>
-          <w:szCs w:val="20"/>
-        </w:rPr>
-        <w:t xml:space="preserve">   ·   5 segundos   ·   Kling 3.0 Pro (imagen a video)</w:t>
-      </w:r>
-      <w:r>
-        <w:rPr>
-          <w:color w:val="555555"/>
-          <w:sz w:val="20"/>
-          <w:szCs w:val="20"/>
-        </w:rPr>
-        <w:t xml:space="preserve">   ·   Sube: @Image2</w:t>
-      </w:r>
-    </w:p>
-    <w:p>
-      <w:pPr>
-        <w:pBdr>
-          <w:left w:val="single" w:color="7C5CFF" w:sz="12" w:space="8"/>
-        </w:pBdr>
-        <w:shd w:fill="F1EFFF" w:val="clear"/>
-        <w:spacing w:after="80"/>
-      </w:pPr>
-      <w:r>
-        <w:rPr>
-          <w:sz w:val="20"/>
-          <w:szCs w:val="20"/>
-        </w:rPr>
-        <w:t xml:space="preserve">David, sin dejar de bailar. @Image2 es David Zavaleta: hombre de 32 años, rostro delgado, ojos verde avellana, cabello oscuro ondulado peinado hacia atrás, barba incipiente ligera, traje azul marino, camisa blanca, corbata azul marino. Diálogo en español: "Nada que tengas que saber." Formato vertical 9:16, cinematográfico, fotorrealista, poca profundidad de campo, paleta azul noche y dorado, movimiento natural, sin texto en pantalla.</w:t>
-      </w:r>
-    </w:p>
-    <w:p>
-      <w:pPr>
-        <w:spacing w:after="60" w:before="200"/>
-      </w:pPr>
-      <w:r>
-        <w:rPr>
-          <w:b/>
-          <w:bCs/>
-          <w:color w:val="2A1A8C"/>
-          <w:sz w:val="24"/>
-          <w:szCs w:val="24"/>
-        </w:rPr>
-        <w:t xml:space="preserve">Toma 5</w:t>
-      </w:r>
-      <w:r>
-        <w:rPr>
-          <w:color w:val="555555"/>
-          <w:sz w:val="20"/>
-          <w:szCs w:val="20"/>
-        </w:rPr>
-        <w:t xml:space="preserve">   ·   5 segundos   ·   Kling 3.0 Pro (imagen a video)</w:t>
-      </w:r>
-    </w:p>
-    <w:p>
-      <w:pPr>
-        <w:pBdr>
-          <w:left w:val="single" w:color="7C5CFF" w:sz="12" w:space="8"/>
-        </w:pBdr>
-        <w:shd w:fill="F1EFFF" w:val="clear"/>
-        <w:spacing w:after="80"/>
-      </w:pPr>
-      <w:r>
-        <w:rPr>
-          <w:sz w:val="20"/>
-          <w:szCs w:val="20"/>
-        </w:rPr>
-        <w:t xml:space="preserve">Primer plano: sus caras a centímetros, las respiraciones se mezclan. Formato vertical 9:16, cinematográfico, fotorrealista, poca profundidad de campo, paleta azul noche y dorado, movimiento natural, sin texto en pantalla.</w:t>
-      </w:r>
-    </w:p>
-    <w:p>
-      <w:pPr>
-        <w:spacing w:after="60" w:before="200"/>
-      </w:pPr>
-      <w:r>
-        <w:rPr>
-          <w:b/>
-          <w:bCs/>
-          <w:color w:val="2A1A8C"/>
-          <w:sz w:val="24"/>
-          <w:szCs w:val="24"/>
-        </w:rPr>
-        <w:t xml:space="preserve">Toma 6</w:t>
-      </w:r>
-      <w:r>
-        <w:rPr>
-          <w:color w:val="555555"/>
-          <w:sz w:val="20"/>
-          <w:szCs w:val="20"/>
-        </w:rPr>
-        <w:t xml:space="preserve">   ·   5 segundos   ·   Wan 2.6 (imagen a video)</w:t>
-      </w:r>
-    </w:p>
-    <w:p>
-      <w:pPr>
-        <w:pBdr>
-          <w:left w:val="single" w:color="7C5CFF" w:sz="12" w:space="8"/>
-        </w:pBdr>
-        <w:shd w:fill="F1EFFF" w:val="clear"/>
-        <w:spacing w:after="80"/>
-      </w:pPr>
-      <w:r>
-        <w:rPr>
-          <w:sz w:val="20"/>
-          <w:szCs w:val="20"/>
-        </w:rPr>
-        <w:t xml:space="preserve">Un mesero tira una charola; el momento se rompe. Formato vertical 9:16, cinematográfico, fotorrealista, poca profundidad de campo, paleta azul noche y dorado, movimiento natural, sin texto en pantalla.</w:t>
-      </w:r>
-    </w:p>
-    <w:p>
-      <w:pPr>
-        <w:spacing w:after="60" w:before="200"/>
-      </w:pPr>
-      <w:r>
-        <w:rPr>
-          <w:b/>
-          <w:bCs/>
-          <w:color w:val="2A1A8C"/>
-          <w:sz w:val="24"/>
-          <w:szCs w:val="24"/>
-        </w:rPr>
-        <w:t xml:space="preserve">Toma 7</w:t>
-      </w:r>
-      <w:r>
-        <w:rPr>
-          <w:color w:val="555555"/>
-          <w:sz w:val="20"/>
-          <w:szCs w:val="20"/>
-        </w:rPr>
-        <w:t xml:space="preserve">   ·   5 segundos   ·   Wan 2.6 (imagen a video)</w:t>
-      </w:r>
-      <w:r>
-        <w:rPr>
-          <w:color w:val="555555"/>
-          <w:sz w:val="20"/>
-          <w:szCs w:val="20"/>
-        </w:rPr>
-        <w:t xml:space="preserve">   ·   Sube: @Image1, @Image2</w:t>
-      </w:r>
-    </w:p>
-    <w:p>
-      <w:pPr>
-        <w:pBdr>
-          <w:left w:val="single" w:color="7C5CFF" w:sz="12" w:space="8"/>
-        </w:pBdr>
-        <w:shd w:fill="F1EFFF" w:val="clear"/>
-        <w:spacing w:after="80"/>
-      </w:pPr>
-      <w:r>
-        <w:rPr>
-          <w:sz w:val="20"/>
-          <w:szCs w:val="20"/>
-        </w:rPr>
-        <w:t xml:space="preserve">Noche: Elaine sola en el despacho de David, buscando algo con una lámpara. @Image1 es Elaine Valdés: mujer de 27 años, cabello negro largo y ondulado, ojos verdes, pecas, cejas pobladas, blusa de seda blanca y pantalón azul marino. @Image2 es David Zavaleta: hombre de 32 años, rostro delgado, ojos verde avellana, cabello oscuro ondulado peinado hacia atrás, barba incipiente ligera, traje azul marino, camisa blanca, corbata azul marino. Formato vertical 9:16, cinematográfico, fotorrealista, poca profundidad de campo, paleta azul noche y dorado, movimiento natural, sin texto en pantalla.</w:t>
-      </w:r>
-    </w:p>
-    <w:p>
-      <w:pPr>
-        <w:spacing w:after="60" w:before="200"/>
-      </w:pPr>
-      <w:r>
-        <w:rPr>
-          <w:b/>
-          <w:bCs/>
-          <w:color w:val="2A1A8C"/>
-          <w:sz w:val="24"/>
-          <w:szCs w:val="24"/>
-        </w:rPr>
-        <w:t xml:space="preserve">Toma 8</w:t>
-      </w:r>
-      <w:r>
-        <w:rPr>
-          <w:color w:val="555555"/>
-          <w:sz w:val="20"/>
-          <w:szCs w:val="20"/>
-        </w:rPr>
-        <w:t xml:space="preserve">   ·   5 segundos   ·   Wan 2.6 (imagen a video)</w:t>
-      </w:r>
-    </w:p>
-    <w:p>
-      <w:pPr>
-        <w:pBdr>
-          <w:left w:val="single" w:color="7C5CFF" w:sz="12" w:space="8"/>
-        </w:pBdr>
-        <w:shd w:fill="F1EFFF" w:val="clear"/>
-        <w:spacing w:after="80"/>
-      </w:pPr>
-      <w:r>
-        <w:rPr>
-          <w:sz w:val="20"/>
-          <w:szCs w:val="20"/>
-        </w:rPr>
-        <w:t xml:space="preserve">Abre un cajón; hay un sobre amarillo. Formato vertical 9:16, cinematográfico, fotorrealista, poca profundidad de campo, paleta azul noche y dorado, movimiento natural, sin texto en pantalla.</w:t>
-      </w:r>
-    </w:p>
-    <w:p>
-      <w:pPr>
-        <w:spacing w:after="60" w:before="200"/>
-      </w:pPr>
-      <w:r>
-        <w:rPr>
-          <w:b/>
-          <w:bCs/>
-          <w:color w:val="2A1A8C"/>
-          <w:sz w:val="24"/>
-          <w:szCs w:val="24"/>
-        </w:rPr>
-        <w:t xml:space="preserve">Toma 9</w:t>
-      </w:r>
-      <w:r>
-        <w:rPr>
-          <w:color w:val="555555"/>
-          <w:sz w:val="20"/>
-          <w:szCs w:val="20"/>
-        </w:rPr>
-        <w:t xml:space="preserve">   ·   5 segundos   ·   Wan 2.6 (imagen a video)</w:t>
-      </w:r>
-    </w:p>
-    <w:p>
-      <w:pPr>
-        <w:pBdr>
-          <w:left w:val="single" w:color="7C5CFF" w:sz="12" w:space="8"/>
-        </w:pBdr>
-        <w:shd w:fill="F1EFFF" w:val="clear"/>
-        <w:spacing w:after="80"/>
-      </w:pPr>
-      <w:r>
-        <w:rPr>
-          <w:sz w:val="20"/>
-          <w:szCs w:val="20"/>
-        </w:rPr>
-        <w:t xml:space="preserve">Plano detalle: saca una foto vieja. Formato vertical 9:16, cinematográfico, fotorrealista, poca profundidad de campo, paleta azul noche y dorado, movimiento natural, sin texto en pantalla.</w:t>
-      </w:r>
-    </w:p>
-    <w:p>
-      <w:pPr>
-        <w:spacing w:after="60" w:before="200"/>
-      </w:pPr>
-      <w:r>
-        <w:rPr>
-          <w:b/>
-          <w:bCs/>
-          <w:color w:val="2A1A8C"/>
-          <w:sz w:val="24"/>
-          <w:szCs w:val="24"/>
-        </w:rPr>
-        <w:t xml:space="preserve">Toma 10</w:t>
-      </w:r>
-      <w:r>
-        <w:rPr>
-          <w:color w:val="555555"/>
-          <w:sz w:val="20"/>
-          <w:szCs w:val="20"/>
-        </w:rPr>
-        <w:t xml:space="preserve">   ·   5 segundos   ·   Wan 2.6 (imagen a video)</w:t>
-      </w:r>
-      <w:r>
-        <w:rPr>
-          <w:color w:val="555555"/>
-          <w:sz w:val="20"/>
-          <w:szCs w:val="20"/>
-        </w:rPr>
-        <w:t xml:space="preserve">   ·   Sube: @Image1, @Image2, @Image6</w:t>
-      </w:r>
-    </w:p>
-    <w:p>
-      <w:pPr>
-        <w:pBdr>
-          <w:left w:val="single" w:color="7C5CFF" w:sz="12" w:space="8"/>
-        </w:pBdr>
-        <w:shd w:fill="F1EFFF" w:val="clear"/>
-        <w:spacing w:after="80"/>
-      </w:pPr>
-      <w:r>
-        <w:rPr>
-          <w:sz w:val="20"/>
-          <w:szCs w:val="20"/>
-        </w:rPr>
-        <w:t xml:space="preserve">Foto: Elaine joven abrazada a un hombre idéntico a David, con cicatriz en la ceja. @Image1 es Elaine Valdés: mujer de 27 años, cabello negro largo y ondulado, ojos verdes, pecas, cejas pobladas, blusa de seda blanca y pantalón azul marino. @Image2 es David Zavaleta: hombre de 32 años, rostro delgado, ojos verde avellana, cabello oscuro ondulado peinado hacia atrás, barba incipiente ligera, traje azul marino, camisa blanca, corbata azul marino. @Image6 es Gael Zavaleta: idéntico a David pero con una cicatriz en la ceja izquierda y chaqueta de cuero. Formato vertical 9:16, cinematográfico, fotorrealista, poca profundidad de campo, paleta azul noche y dorado, movimiento natural, sin texto en pantalla.</w:t>
-      </w:r>
-    </w:p>
-    <w:p>
-      <w:pPr>
-        <w:spacing w:after="60" w:before="200"/>
-      </w:pPr>
-      <w:r>
-        <w:rPr>
-          <w:b/>
-          <w:bCs/>
-          <w:color w:val="2A1A8C"/>
-          <w:sz w:val="24"/>
-          <w:szCs w:val="24"/>
-        </w:rPr>
-        <w:t xml:space="preserve">Toma 11</w:t>
-      </w:r>
-      <w:r>
-        <w:rPr>
-          <w:color w:val="555555"/>
-          <w:sz w:val="20"/>
-          <w:szCs w:val="20"/>
-        </w:rPr>
-        <w:t xml:space="preserve">   ·   5 segundos   ·   Kling 3.0 Pro (imagen a video)</w:t>
-      </w:r>
-      <w:r>
-        <w:rPr>
-          <w:color w:val="555555"/>
-          <w:sz w:val="20"/>
-          <w:szCs w:val="20"/>
-        </w:rPr>
-        <w:t xml:space="preserve">   ·   Sube: @Image1</w:t>
-      </w:r>
-    </w:p>
-    <w:p>
-      <w:pPr>
-        <w:pBdr>
-          <w:left w:val="single" w:color="7C5CFF" w:sz="12" w:space="8"/>
-        </w:pBdr>
-        <w:shd w:fill="F1EFFF" w:val="clear"/>
-        <w:spacing w:after="80"/>
-      </w:pPr>
-      <w:r>
-        <w:rPr>
-          <w:sz w:val="20"/>
-          <w:szCs w:val="20"/>
-        </w:rPr>
-        <w:t xml:space="preserve">Primer plano de Elaine; ningún gesto de sorpresa, solo frialdad. @Image1 es Elaine Valdés: mujer de 27 años, cabello negro largo y ondulado, ojos verdes, pecas, cejas pobladas, blusa de seda blanca y pantalón azul marino. Formato vertical 9:16, cinematográfico, fotorrealista, poca profundidad de campo, paleta azul noche y dorado, movimiento natural, sin texto en pantalla.</w:t>
+        <w:t xml:space="preserve">Elaine se aparta de golpe. @Image1 es Elaine Valdés: mujer de 27 años, cabello negro largo y ondulado, ojos verdes, pecas, cejas pobladas, blusa de seda blanca y pantalón azul marino. Diálogo en español: "Esto no está en el contrato." Formato vertical 9:16, cinematográfico, fotorrealista, poca profundidad de campo, paleta azul noche y dorado, movimiento natural, sin texto en pantalla.</w:t>
       </w:r>
     </w:p>
     <w:p>
@@ -3668,31 +3688,31 @@
           <w:sz w:val="20"/>
           <w:szCs w:val="20"/>
         </w:rPr>
-        <w:t xml:space="preserve">   ·   5 segundos   ·   Wan 2.6 (imagen a video)</w:t>
-      </w:r>
-      <w:r>
-        <w:rPr>
-          <w:color w:val="555555"/>
-          <w:sz w:val="20"/>
-          <w:szCs w:val="20"/>
-        </w:rPr>
-        <w:t xml:space="preserve">   ·   Sube: @Image2</w:t>
-      </w:r>
-    </w:p>
-    <w:p>
-      <w:pPr>
-        <w:pBdr>
-          <w:left w:val="single" w:color="7C5CFF" w:sz="12" w:space="8"/>
-        </w:pBdr>
-        <w:shd w:fill="F1EFFF" w:val="clear"/>
-        <w:spacing w:after="80"/>
-      </w:pPr>
-      <w:r>
-        <w:rPr>
-          <w:sz w:val="20"/>
-          <w:szCs w:val="20"/>
-        </w:rPr>
-        <w:t xml:space="preserve">Voz de David detrás de ella. @Image2 es David Zavaleta: hombre de 32 años, rostro delgado, ojos verde avellana, cabello oscuro ondulado peinado hacia atrás, barba incipiente ligera, traje azul marino, camisa blanca, corbata azul marino. Diálogo en español: "¿Buscabas algo?" Corte a negro. Formato vertical 9:16, cinematográfico, fotorrealista, poca profundidad de campo, paleta azul noche y dorado, movimiento natural, sin texto en pantalla.</w:t>
+        <w:t xml:space="preserve">   ·   5 segundos   ·   Kling 3.0 Pro (imagen a video)</w:t>
+      </w:r>
+      <w:r>
+        <w:rPr>
+          <w:color w:val="555555"/>
+          <w:sz w:val="20"/>
+          <w:szCs w:val="20"/>
+        </w:rPr>
+        <w:t xml:space="preserve">   ·   Sube: @Image4</w:t>
+      </w:r>
+    </w:p>
+    <w:p>
+      <w:pPr>
+        <w:pBdr>
+          <w:left w:val="single" w:color="7C5CFF" w:sz="12" w:space="8"/>
+        </w:pBdr>
+        <w:shd w:fill="F1EFFF" w:val="clear"/>
+        <w:spacing w:after="80"/>
+      </w:pPr>
+      <w:r>
+        <w:rPr>
+          <w:sz w:val="20"/>
+          <w:szCs w:val="20"/>
+        </w:rPr>
+        <w:t xml:space="preserve">Doña Inés golpea su copa y anuncia. @Image4 es Doña Inés Zavaleta: mujer de 80 años, cabello blanco recogido, collar de perlas, vestido verde esmeralda, mirada aguda. Diálogo en español: "Mañana viene la prensa. ¡Anunciaremos la fecha de la boda!" Corte a negro. Formato vertical 9:16, cinematográfico, fotorrealista, poca profundidad de campo, paleta azul noche y dorado, movimiento natural, sin texto en pantalla.</w:t>
       </w:r>
     </w:p>
     <w:p>
@@ -3717,7 +3737,7 @@
           <w:sz w:val="21"/>
           <w:szCs w:val="21"/>
         </w:rPr>
-        <w:t xml:space="preserve">Elaine esconde la foto y finge calma. En un paseo en lancha cae al mar.</w:t>
+        <w:t xml:space="preserve">Practican ser una pareja creíble para la prensa. En el mar, Elaine cae al agua y David la rescata.</w:t>
       </w:r>
     </w:p>
     <w:p>
@@ -3732,7 +3752,7 @@
           <w:sz w:val="21"/>
           <w:szCs w:val="21"/>
         </w:rPr>
-        <w:t xml:space="preserve">Termina así: Alguien los observa con binoculares desde un acantilado.</w:t>
+        <w:t xml:space="preserve">Termina así: Esa noche, Elaine encuentra en el escritorio de David una carpeta con su apellido: "Deuda familia Valdés".</w:t>
       </w:r>
     </w:p>
     <w:p>
@@ -3755,6 +3775,53 @@
           <w:sz w:val="20"/>
           <w:szCs w:val="20"/>
         </w:rPr>
+        <w:t xml:space="preserve">   ·   5 segundos   ·   Wan 2.6 (imagen a video)</w:t>
+      </w:r>
+      <w:r>
+        <w:rPr>
+          <w:color w:val="555555"/>
+          <w:sz w:val="20"/>
+          <w:szCs w:val="20"/>
+        </w:rPr>
+        <w:t xml:space="preserve">   ·   Sube: @Image1, @Image2</w:t>
+      </w:r>
+    </w:p>
+    <w:p>
+      <w:pPr>
+        <w:pBdr>
+          <w:left w:val="single" w:color="7C5CFF" w:sz="12" w:space="8"/>
+        </w:pBdr>
+        <w:shd w:fill="F1EFFF" w:val="clear"/>
+        <w:spacing w:after="80"/>
+      </w:pPr>
+      <w:r>
+        <w:rPr>
+          <w:sz w:val="20"/>
+          <w:szCs w:val="20"/>
+        </w:rPr>
+        <w:t xml:space="preserve">Playa de día; Elaine y David ensayan tomarse de la mano, incómodos. @Image1 es Elaine Valdés: mujer de 27 años, cabello negro largo y ondulado, ojos verdes, pecas, cejas pobladas, blusa de seda blanca y pantalón azul marino. @Image2 es David Zavaleta: hombre de 32 años, rostro delgado, ojos verde avellana, cabello oscuro ondulado peinado hacia atrás, barba incipiente ligera, traje azul marino, camisa blanca, corbata azul marino. Formato vertical 9:16, cinematográfico, fotorrealista, poca profundidad de campo, paleta azul noche y dorado, movimiento natural, sin texto en pantalla.</w:t>
+      </w:r>
+    </w:p>
+    <w:p>
+      <w:pPr>
+        <w:spacing w:after="60" w:before="200"/>
+      </w:pPr>
+      <w:r>
+        <w:rPr>
+          <w:b/>
+          <w:bCs/>
+          <w:color w:val="2A1A8C"/>
+          <w:sz w:val="24"/>
+          <w:szCs w:val="24"/>
+        </w:rPr>
+        <w:t xml:space="preserve">Toma 2</w:t>
+      </w:r>
+      <w:r>
+        <w:rPr>
+          <w:color w:val="555555"/>
+          <w:sz w:val="20"/>
+          <w:szCs w:val="20"/>
+        </w:rPr>
         <w:t xml:space="preserve">   ·   5 segundos   ·   Kling 3.0 Pro (imagen a video)</w:t>
       </w:r>
       <w:r>
@@ -3779,22 +3846,22 @@
           <w:sz w:val="20"/>
           <w:szCs w:val="20"/>
         </w:rPr>
-        <w:t xml:space="preserve">Elaine se gira; sostiene un libro, no la foto. @Image1 es Elaine Valdés: mujer de 27 años, cabello negro largo y ondulado, ojos verdes, pecas, cejas pobladas, blusa de seda blanca y pantalón azul marino. Diálogo en español: "Algo para leer. No podía dormir." Formato vertical 9:16, cinematográfico, fotorrealista, poca profundidad de campo, paleta azul noche y dorado, movimiento natural, sin texto en pantalla.</w:t>
-      </w:r>
-    </w:p>
-    <w:p>
-      <w:pPr>
-        <w:spacing w:after="60" w:before="200"/>
-      </w:pPr>
-      <w:r>
-        <w:rPr>
-          <w:b/>
-          <w:bCs/>
-          <w:color w:val="2A1A8C"/>
-          <w:sz w:val="24"/>
-          <w:szCs w:val="24"/>
-        </w:rPr>
-        <w:t xml:space="preserve">Toma 2</w:t>
+        <w:t xml:space="preserve">Elaine, rígida. @Image1 es Elaine Valdés: mujer de 27 años, cabello negro largo y ondulado, ojos verdes, pecas, cejas pobladas, blusa de seda blanca y pantalón azul marino. Diálogo en español: "Así no se toma de la mano a alguien que amas." Formato vertical 9:16, cinematográfico, fotorrealista, poca profundidad de campo, paleta azul noche y dorado, movimiento natural, sin texto en pantalla.</w:t>
+      </w:r>
+    </w:p>
+    <w:p>
+      <w:pPr>
+        <w:spacing w:after="60" w:before="200"/>
+      </w:pPr>
+      <w:r>
+        <w:rPr>
+          <w:b/>
+          <w:bCs/>
+          <w:color w:val="2A1A8C"/>
+          <w:sz w:val="24"/>
+          <w:szCs w:val="24"/>
+        </w:rPr>
+        <w:t xml:space="preserve">Toma 3</w:t>
       </w:r>
       <w:r>
         <w:rPr>
@@ -3826,22 +3893,69 @@
           <w:sz w:val="20"/>
           <w:szCs w:val="20"/>
         </w:rPr>
-        <w:t xml:space="preserve">David la mira largo y luego asiente. @Image2 es David Zavaleta: hombre de 32 años, rostro delgado, ojos verde avellana, cabello oscuro ondulado peinado hacia atrás, barba incipiente ligera, traje azul marino, camisa blanca, corbata azul marino. Diálogo en español: "Mañana te llevo a la cala. Mi abuela insiste." Formato vertical 9:16, cinematográfico, fotorrealista, poca profundidad de campo, paleta azul noche y dorado, movimiento natural, sin texto en pantalla.</w:t>
-      </w:r>
-    </w:p>
-    <w:p>
-      <w:pPr>
-        <w:spacing w:after="60" w:before="200"/>
-      </w:pPr>
-      <w:r>
-        <w:rPr>
-          <w:b/>
-          <w:bCs/>
-          <w:color w:val="2A1A8C"/>
-          <w:sz w:val="24"/>
-          <w:szCs w:val="24"/>
-        </w:rPr>
-        <w:t xml:space="preserve">Toma 3</w:t>
+        <w:t xml:space="preserve">David entrelaza sus dedos con los de ella, despacio. @Image2 es David Zavaleta: hombre de 32 años, rostro delgado, ojos verde avellana, cabello oscuro ondulado peinado hacia atrás, barba incipiente ligera, traje azul marino, camisa blanca, corbata azul marino. Diálogo en español: "¿Así?" Formato vertical 9:16, cinematográfico, fotorrealista, poca profundidad de campo, paleta azul noche y dorado, movimiento natural, sin texto en pantalla.</w:t>
+      </w:r>
+    </w:p>
+    <w:p>
+      <w:pPr>
+        <w:spacing w:after="60" w:before="200"/>
+      </w:pPr>
+      <w:r>
+        <w:rPr>
+          <w:b/>
+          <w:bCs/>
+          <w:color w:val="2A1A8C"/>
+          <w:sz w:val="24"/>
+          <w:szCs w:val="24"/>
+        </w:rPr>
+        <w:t xml:space="preserve">Toma 4</w:t>
+      </w:r>
+      <w:r>
+        <w:rPr>
+          <w:color w:val="555555"/>
+          <w:sz w:val="20"/>
+          <w:szCs w:val="20"/>
+        </w:rPr>
+        <w:t xml:space="preserve">   ·   5 segundos   ·   Kling 3.0 Pro (imagen a video)</w:t>
+      </w:r>
+      <w:r>
+        <w:rPr>
+          <w:color w:val="555555"/>
+          <w:sz w:val="20"/>
+          <w:szCs w:val="20"/>
+        </w:rPr>
+        <w:t xml:space="preserve">   ·   Sube: @Image1</w:t>
+      </w:r>
+    </w:p>
+    <w:p>
+      <w:pPr>
+        <w:pBdr>
+          <w:left w:val="single" w:color="7C5CFF" w:sz="12" w:space="8"/>
+        </w:pBdr>
+        <w:shd w:fill="F1EFFF" w:val="clear"/>
+        <w:spacing w:after="80"/>
+      </w:pPr>
+      <w:r>
+        <w:rPr>
+          <w:sz w:val="20"/>
+          <w:szCs w:val="20"/>
+        </w:rPr>
+        <w:t xml:space="preserve">Elaine traga saliva y suelta su mano. @Image1 es Elaine Valdés: mujer de 27 años, cabello negro largo y ondulado, ojos verdes, pecas, cejas pobladas, blusa de seda blanca y pantalón azul marino. Formato vertical 9:16, cinematográfico, fotorrealista, poca profundidad de campo, paleta azul noche y dorado, movimiento natural, sin texto en pantalla.</w:t>
+      </w:r>
+    </w:p>
+    <w:p>
+      <w:pPr>
+        <w:spacing w:after="60" w:before="200"/>
+      </w:pPr>
+      <w:r>
+        <w:rPr>
+          <w:b/>
+          <w:bCs/>
+          <w:color w:val="2A1A8C"/>
+          <w:sz w:val="24"/>
+          <w:szCs w:val="24"/>
+        </w:rPr>
+        <w:t xml:space="preserve">Toma 5</w:t>
       </w:r>
       <w:r>
         <w:rPr>
@@ -3851,36 +3965,44 @@
         </w:rPr>
         <w:t xml:space="preserve">   ·   5 segundos   ·   Wan 2.6 (imagen a video)</w:t>
       </w:r>
-    </w:p>
-    <w:p>
-      <w:pPr>
-        <w:pBdr>
-          <w:left w:val="single" w:color="7C5CFF" w:sz="12" w:space="8"/>
-        </w:pBdr>
-        <w:shd w:fill="F1EFFF" w:val="clear"/>
-        <w:spacing w:after="80"/>
-      </w:pPr>
-      <w:r>
-        <w:rPr>
-          <w:sz w:val="20"/>
-          <w:szCs w:val="20"/>
-        </w:rPr>
-        <w:t xml:space="preserve">Mañana: lancha pequeña en mar abierto, sol intenso. Formato vertical 9:16, cinematográfico, fotorrealista, poca profundidad de campo, paleta azul noche y dorado, movimiento natural, sin texto en pantalla.</w:t>
-      </w:r>
-    </w:p>
-    <w:p>
-      <w:pPr>
-        <w:spacing w:after="60" w:before="200"/>
-      </w:pPr>
-      <w:r>
-        <w:rPr>
-          <w:b/>
-          <w:bCs/>
-          <w:color w:val="2A1A8C"/>
-          <w:sz w:val="24"/>
-          <w:szCs w:val="24"/>
-        </w:rPr>
-        <w:t xml:space="preserve">Toma 4</w:t>
+      <w:r>
+        <w:rPr>
+          <w:color w:val="555555"/>
+          <w:sz w:val="20"/>
+          <w:szCs w:val="20"/>
+        </w:rPr>
+        <w:t xml:space="preserve">   ·   Sube: @Image1</w:t>
+      </w:r>
+    </w:p>
+    <w:p>
+      <w:pPr>
+        <w:pBdr>
+          <w:left w:val="single" w:color="7C5CFF" w:sz="12" w:space="8"/>
+        </w:pBdr>
+        <w:shd w:fill="F1EFFF" w:val="clear"/>
+        <w:spacing w:after="80"/>
+      </w:pPr>
+      <w:r>
+        <w:rPr>
+          <w:sz w:val="20"/>
+          <w:szCs w:val="20"/>
+        </w:rPr>
+        <w:t xml:space="preserve">Kayak en mar abierto; una ola fuerte voltea a Elaine. @Image1 es Elaine Valdés: mujer de 27 años, cabello negro largo y ondulado, ojos verdes, pecas, cejas pobladas, blusa de seda blanca y pantalón azul marino. Formato vertical 9:16, cinematográfico, fotorrealista, poca profundidad de campo, paleta azul noche y dorado, movimiento natural, sin texto en pantalla.</w:t>
+      </w:r>
+    </w:p>
+    <w:p>
+      <w:pPr>
+        <w:spacing w:after="60" w:before="200"/>
+      </w:pPr>
+      <w:r>
+        <w:rPr>
+          <w:b/>
+          <w:bCs/>
+          <w:color w:val="2A1A8C"/>
+          <w:sz w:val="24"/>
+          <w:szCs w:val="24"/>
+        </w:rPr>
+        <w:t xml:space="preserve">Toma 6</w:t>
       </w:r>
       <w:r>
         <w:rPr>
@@ -3912,22 +4034,22 @@
           <w:sz w:val="20"/>
           <w:szCs w:val="20"/>
         </w:rPr>
-        <w:t xml:space="preserve">Elaine de pie en la orilla de la lancha; una ola fuerte golpea. @Image1 es Elaine Valdés: mujer de 27 años, cabello negro largo y ondulado, ojos verdes, pecas, cejas pobladas, blusa de seda blanca y pantalón azul marino. Formato vertical 9:16, cinematográfico, fotorrealista, poca profundidad de campo, paleta azul noche y dorado, movimiento natural, sin texto en pantalla.</w:t>
-      </w:r>
-    </w:p>
-    <w:p>
-      <w:pPr>
-        <w:spacing w:after="60" w:before="200"/>
-      </w:pPr>
-      <w:r>
-        <w:rPr>
-          <w:b/>
-          <w:bCs/>
-          <w:color w:val="2A1A8C"/>
-          <w:sz w:val="24"/>
-          <w:szCs w:val="24"/>
-        </w:rPr>
-        <w:t xml:space="preserve">Toma 5</w:t>
+        <w:t xml:space="preserve">Bajo el agua: Elaine hundiéndose entre burbujas, luz desde arriba. @Image1 es Elaine Valdés: mujer de 27 años, cabello negro largo y ondulado, ojos verdes, pecas, cejas pobladas, blusa de seda blanca y pantalón azul marino. Formato vertical 9:16, cinematográfico, fotorrealista, poca profundidad de campo, paleta azul noche y dorado, movimiento natural, sin texto en pantalla.</w:t>
+      </w:r>
+    </w:p>
+    <w:p>
+      <w:pPr>
+        <w:spacing w:after="60" w:before="200"/>
+      </w:pPr>
+      <w:r>
+        <w:rPr>
+          <w:b/>
+          <w:bCs/>
+          <w:color w:val="2A1A8C"/>
+          <w:sz w:val="24"/>
+          <w:szCs w:val="24"/>
+        </w:rPr>
+        <w:t xml:space="preserve">Toma 7</w:t>
       </w:r>
       <w:r>
         <w:rPr>
@@ -3937,36 +4059,169 @@
         </w:rPr>
         <w:t xml:space="preserve">   ·   5 segundos   ·   Wan 2.6 (imagen a video)</w:t>
       </w:r>
-    </w:p>
-    <w:p>
-      <w:pPr>
-        <w:pBdr>
-          <w:left w:val="single" w:color="7C5CFF" w:sz="12" w:space="8"/>
-        </w:pBdr>
-        <w:shd w:fill="F1EFFF" w:val="clear"/>
-        <w:spacing w:after="80"/>
-      </w:pPr>
-      <w:r>
-        <w:rPr>
-          <w:sz w:val="20"/>
-          <w:szCs w:val="20"/>
-        </w:rPr>
-        <w:t xml:space="preserve">Ella cae al agua. Formato vertical 9:16, cinematográfico, fotorrealista, poca profundidad de campo, paleta azul noche y dorado, movimiento natural, sin texto en pantalla.</w:t>
-      </w:r>
-    </w:p>
-    <w:p>
-      <w:pPr>
-        <w:spacing w:after="60" w:before="200"/>
-      </w:pPr>
-      <w:r>
-        <w:rPr>
-          <w:b/>
-          <w:bCs/>
-          <w:color w:val="2A1A8C"/>
-          <w:sz w:val="24"/>
-          <w:szCs w:val="24"/>
-        </w:rPr>
-        <w:t xml:space="preserve">Toma 6</w:t>
+      <w:r>
+        <w:rPr>
+          <w:color w:val="555555"/>
+          <w:sz w:val="20"/>
+          <w:szCs w:val="20"/>
+        </w:rPr>
+        <w:t xml:space="preserve">   ·   Sube: @Image2</w:t>
+      </w:r>
+    </w:p>
+    <w:p>
+      <w:pPr>
+        <w:pBdr>
+          <w:left w:val="single" w:color="7C5CFF" w:sz="12" w:space="8"/>
+        </w:pBdr>
+        <w:shd w:fill="F1EFFF" w:val="clear"/>
+        <w:spacing w:after="80"/>
+      </w:pPr>
+      <w:r>
+        <w:rPr>
+          <w:sz w:val="20"/>
+          <w:szCs w:val="20"/>
+        </w:rPr>
+        <w:t xml:space="preserve">David se lanza al agua sin dudar. @Image2 es David Zavaleta: hombre de 32 años, rostro delgado, ojos verde avellana, cabello oscuro ondulado peinado hacia atrás, barba incipiente ligera, traje azul marino, camisa blanca, corbata azul marino. Formato vertical 9:16, cinematográfico, fotorrealista, poca profundidad de campo, paleta azul noche y dorado, movimiento natural, sin texto en pantalla.</w:t>
+      </w:r>
+    </w:p>
+    <w:p>
+      <w:pPr>
+        <w:spacing w:after="60" w:before="200"/>
+      </w:pPr>
+      <w:r>
+        <w:rPr>
+          <w:b/>
+          <w:bCs/>
+          <w:color w:val="2A1A8C"/>
+          <w:sz w:val="24"/>
+          <w:szCs w:val="24"/>
+        </w:rPr>
+        <w:t xml:space="preserve">Toma 8</w:t>
+      </w:r>
+      <w:r>
+        <w:rPr>
+          <w:color w:val="555555"/>
+          <w:sz w:val="20"/>
+          <w:szCs w:val="20"/>
+        </w:rPr>
+        <w:t xml:space="preserve">   ·   5 segundos   ·   Kling 3.0 Pro (imagen a video)</w:t>
+      </w:r>
+    </w:p>
+    <w:p>
+      <w:pPr>
+        <w:pBdr>
+          <w:left w:val="single" w:color="7C5CFF" w:sz="12" w:space="8"/>
+        </w:pBdr>
+        <w:shd w:fill="F1EFFF" w:val="clear"/>
+        <w:spacing w:after="80"/>
+      </w:pPr>
+      <w:r>
+        <w:rPr>
+          <w:sz w:val="20"/>
+          <w:szCs w:val="20"/>
+        </w:rPr>
+        <w:t xml:space="preserve">Él la saca a la superficie, ambos jadeando. Diálogo en español: "¡Respira! ¡Elaine, respira!" Formato vertical 9:16, cinematográfico, fotorrealista, poca profundidad de campo, paleta azul noche y dorado, movimiento natural, sin texto en pantalla.</w:t>
+      </w:r>
+    </w:p>
+    <w:p>
+      <w:pPr>
+        <w:spacing w:after="60" w:before="200"/>
+      </w:pPr>
+      <w:r>
+        <w:rPr>
+          <w:b/>
+          <w:bCs/>
+          <w:color w:val="2A1A8C"/>
+          <w:sz w:val="24"/>
+          <w:szCs w:val="24"/>
+        </w:rPr>
+        <w:t xml:space="preserve">Toma 9</w:t>
+      </w:r>
+      <w:r>
+        <w:rPr>
+          <w:color w:val="555555"/>
+          <w:sz w:val="20"/>
+          <w:szCs w:val="20"/>
+        </w:rPr>
+        <w:t xml:space="preserve">   ·   5 segundos   ·   Kling 3.0 Pro (imagen a video)</w:t>
+      </w:r>
+    </w:p>
+    <w:p>
+      <w:pPr>
+        <w:pBdr>
+          <w:left w:val="single" w:color="7C5CFF" w:sz="12" w:space="8"/>
+        </w:pBdr>
+        <w:shd w:fill="F1EFFF" w:val="clear"/>
+        <w:spacing w:after="80"/>
+      </w:pPr>
+      <w:r>
+        <w:rPr>
+          <w:sz w:val="20"/>
+          <w:szCs w:val="20"/>
+        </w:rPr>
+        <w:t xml:space="preserve">En la arena, ella tose; él le aparta el cabello mojado de la cara. Formato vertical 9:16, cinematográfico, fotorrealista, poca profundidad de campo, paleta azul noche y dorado, movimiento natural, sin texto en pantalla.</w:t>
+      </w:r>
+    </w:p>
+    <w:p>
+      <w:pPr>
+        <w:spacing w:after="60" w:before="200"/>
+      </w:pPr>
+      <w:r>
+        <w:rPr>
+          <w:b/>
+          <w:bCs/>
+          <w:color w:val="2A1A8C"/>
+          <w:sz w:val="24"/>
+          <w:szCs w:val="24"/>
+        </w:rPr>
+        <w:t xml:space="preserve">Toma 10</w:t>
+      </w:r>
+      <w:r>
+        <w:rPr>
+          <w:color w:val="555555"/>
+          <w:sz w:val="20"/>
+          <w:szCs w:val="20"/>
+        </w:rPr>
+        <w:t xml:space="preserve">   ·   5 segundos   ·   Kling 3.0 Pro (imagen a video)</w:t>
+      </w:r>
+      <w:r>
+        <w:rPr>
+          <w:color w:val="555555"/>
+          <w:sz w:val="20"/>
+          <w:szCs w:val="20"/>
+        </w:rPr>
+        <w:t xml:space="preserve">   ·   Sube: @Image1</w:t>
+      </w:r>
+    </w:p>
+    <w:p>
+      <w:pPr>
+        <w:pBdr>
+          <w:left w:val="single" w:color="7C5CFF" w:sz="12" w:space="8"/>
+        </w:pBdr>
+        <w:shd w:fill="F1EFFF" w:val="clear"/>
+        <w:spacing w:after="80"/>
+      </w:pPr>
+      <w:r>
+        <w:rPr>
+          <w:sz w:val="20"/>
+          <w:szCs w:val="20"/>
+        </w:rPr>
+        <w:t xml:space="preserve">Elaine, débil. @Image1 es Elaine Valdés: mujer de 27 años, cabello negro largo y ondulado, ojos verdes, pecas, cejas pobladas, blusa de seda blanca y pantalón azul marino. Diálogo en español: "¿Por qué te importa?" Formato vertical 9:16, cinematográfico, fotorrealista, poca profundidad de campo, paleta azul noche y dorado, movimiento natural, sin texto en pantalla.</w:t>
+      </w:r>
+    </w:p>
+    <w:p>
+      <w:pPr>
+        <w:spacing w:after="60" w:before="200"/>
+      </w:pPr>
+      <w:r>
+        <w:rPr>
+          <w:b/>
+          <w:bCs/>
+          <w:color w:val="2A1A8C"/>
+          <w:sz w:val="24"/>
+          <w:szCs w:val="24"/>
+        </w:rPr>
+        <w:t xml:space="preserve">Toma 11</w:t>
       </w:r>
       <w:r>
         <w:rPr>
@@ -3982,6 +4237,53 @@
           <w:sz w:val="20"/>
           <w:szCs w:val="20"/>
         </w:rPr>
+        <w:t xml:space="preserve">   ·   Sube: @Image2</w:t>
+      </w:r>
+    </w:p>
+    <w:p>
+      <w:pPr>
+        <w:pBdr>
+          <w:left w:val="single" w:color="7C5CFF" w:sz="12" w:space="8"/>
+        </w:pBdr>
+        <w:shd w:fill="F1EFFF" w:val="clear"/>
+        <w:spacing w:after="80"/>
+      </w:pPr>
+      <w:r>
+        <w:rPr>
+          <w:sz w:val="20"/>
+          <w:szCs w:val="20"/>
+        </w:rPr>
+        <w:t xml:space="preserve">David, desviando la mirada. @Image2 es David Zavaleta: hombre de 32 años, rostro delgado, ojos verde avellana, cabello oscuro ondulado peinado hacia atrás, barba incipiente ligera, traje azul marino, camisa blanca, corbata azul marino. Se escucha en voz en off: "No me importa." Formato vertical 9:16, cinematográfico, fotorrealista, poca profundidad de campo, paleta azul noche y dorado, movimiento natural, sin texto en pantalla.</w:t>
+      </w:r>
+    </w:p>
+    <w:p>
+      <w:pPr>
+        <w:spacing w:after="60" w:before="200"/>
+      </w:pPr>
+      <w:r>
+        <w:rPr>
+          <w:b/>
+          <w:bCs/>
+          <w:color w:val="2A1A8C"/>
+          <w:sz w:val="24"/>
+          <w:szCs w:val="24"/>
+        </w:rPr>
+        <w:t xml:space="preserve">Toma 12</w:t>
+      </w:r>
+      <w:r>
+        <w:rPr>
+          <w:color w:val="555555"/>
+          <w:sz w:val="20"/>
+          <w:szCs w:val="20"/>
+        </w:rPr>
+        <w:t xml:space="preserve">   ·   5 segundos   ·   Wan 2.6 (imagen a video)</w:t>
+      </w:r>
+      <w:r>
+        <w:rPr>
+          <w:color w:val="555555"/>
+          <w:sz w:val="20"/>
+          <w:szCs w:val="20"/>
+        </w:rPr>
         <w:t xml:space="preserve">   ·   Sube: @Image1</w:t>
       </w:r>
     </w:p>
@@ -3998,265 +4300,7 @@
           <w:sz w:val="20"/>
           <w:szCs w:val="20"/>
         </w:rPr>
-        <w:t xml:space="preserve">Bajo el agua: Elaine hundiéndose, burbujas, luz desde arriba. @Image1 es Elaine Valdés: mujer de 27 años, cabello negro largo y ondulado, ojos verdes, pecas, cejas pobladas, blusa de seda blanca y pantalón azul marino. Formato vertical 9:16, cinematográfico, fotorrealista, poca profundidad de campo, paleta azul noche y dorado, movimiento natural, sin texto en pantalla.</w:t>
-      </w:r>
-    </w:p>
-    <w:p>
-      <w:pPr>
-        <w:spacing w:after="60" w:before="200"/>
-      </w:pPr>
-      <w:r>
-        <w:rPr>
-          <w:b/>
-          <w:bCs/>
-          <w:color w:val="2A1A8C"/>
-          <w:sz w:val="24"/>
-          <w:szCs w:val="24"/>
-        </w:rPr>
-        <w:t xml:space="preserve">Toma 7</w:t>
-      </w:r>
-      <w:r>
-        <w:rPr>
-          <w:color w:val="555555"/>
-          <w:sz w:val="20"/>
-          <w:szCs w:val="20"/>
-        </w:rPr>
-        <w:t xml:space="preserve">   ·   5 segundos   ·   Wan 2.6 (imagen a video)</w:t>
-      </w:r>
-      <w:r>
-        <w:rPr>
-          <w:color w:val="555555"/>
-          <w:sz w:val="20"/>
-          <w:szCs w:val="20"/>
-        </w:rPr>
-        <w:t xml:space="preserve">   ·   Sube: @Image2</w:t>
-      </w:r>
-    </w:p>
-    <w:p>
-      <w:pPr>
-        <w:pBdr>
-          <w:left w:val="single" w:color="7C5CFF" w:sz="12" w:space="8"/>
-        </w:pBdr>
-        <w:shd w:fill="F1EFFF" w:val="clear"/>
-        <w:spacing w:after="80"/>
-      </w:pPr>
-      <w:r>
-        <w:rPr>
-          <w:sz w:val="20"/>
-          <w:szCs w:val="20"/>
-        </w:rPr>
-        <w:t xml:space="preserve">David se lanza al agua sin dudar. @Image2 es David Zavaleta: hombre de 32 años, rostro delgado, ojos verde avellana, cabello oscuro ondulado peinado hacia atrás, barba incipiente ligera, traje azul marino, camisa blanca, corbata azul marino. Formato vertical 9:16, cinematográfico, fotorrealista, poca profundidad de campo, paleta azul noche y dorado, movimiento natural, sin texto en pantalla.</w:t>
-      </w:r>
-    </w:p>
-    <w:p>
-      <w:pPr>
-        <w:spacing w:after="60" w:before="200"/>
-      </w:pPr>
-      <w:r>
-        <w:rPr>
-          <w:b/>
-          <w:bCs/>
-          <w:color w:val="2A1A8C"/>
-          <w:sz w:val="24"/>
-          <w:szCs w:val="24"/>
-        </w:rPr>
-        <w:t xml:space="preserve">Toma 8</w:t>
-      </w:r>
-      <w:r>
-        <w:rPr>
-          <w:color w:val="555555"/>
-          <w:sz w:val="20"/>
-          <w:szCs w:val="20"/>
-        </w:rPr>
-        <w:t xml:space="preserve">   ·   5 segundos   ·   Kling 3.0 Pro (imagen a video)</w:t>
-      </w:r>
-    </w:p>
-    <w:p>
-      <w:pPr>
-        <w:pBdr>
-          <w:left w:val="single" w:color="7C5CFF" w:sz="12" w:space="8"/>
-        </w:pBdr>
-        <w:shd w:fill="F1EFFF" w:val="clear"/>
-        <w:spacing w:after="80"/>
-      </w:pPr>
-      <w:r>
-        <w:rPr>
-          <w:sz w:val="20"/>
-          <w:szCs w:val="20"/>
-        </w:rPr>
-        <w:t xml:space="preserve">Él la saca a la superficie, ambos jadeando. Diálogo en español: "¡Respira! ¡Elaine, respira!" Formato vertical 9:16, cinematográfico, fotorrealista, poca profundidad de campo, paleta azul noche y dorado, movimiento natural, sin texto en pantalla.</w:t>
-      </w:r>
-    </w:p>
-    <w:p>
-      <w:pPr>
-        <w:spacing w:after="60" w:before="200"/>
-      </w:pPr>
-      <w:r>
-        <w:rPr>
-          <w:b/>
-          <w:bCs/>
-          <w:color w:val="2A1A8C"/>
-          <w:sz w:val="24"/>
-          <w:szCs w:val="24"/>
-        </w:rPr>
-        <w:t xml:space="preserve">Toma 9</w:t>
-      </w:r>
-      <w:r>
-        <w:rPr>
-          <w:color w:val="555555"/>
-          <w:sz w:val="20"/>
-          <w:szCs w:val="20"/>
-        </w:rPr>
-        <w:t xml:space="preserve">   ·   5 segundos   ·   Kling 3.0 Pro (imagen a video)</w:t>
-      </w:r>
-    </w:p>
-    <w:p>
-      <w:pPr>
-        <w:pBdr>
-          <w:left w:val="single" w:color="7C5CFF" w:sz="12" w:space="8"/>
-        </w:pBdr>
-        <w:shd w:fill="F1EFFF" w:val="clear"/>
-        <w:spacing w:after="80"/>
-      </w:pPr>
-      <w:r>
-        <w:rPr>
-          <w:sz w:val="20"/>
-          <w:szCs w:val="20"/>
-        </w:rPr>
-        <w:t xml:space="preserve">En la arena, ella tose; él le aparta el cabello mojado de la cara. Formato vertical 9:16, cinematográfico, fotorrealista, poca profundidad de campo, paleta azul noche y dorado, movimiento natural, sin texto en pantalla.</w:t>
-      </w:r>
-    </w:p>
-    <w:p>
-      <w:pPr>
-        <w:spacing w:after="60" w:before="200"/>
-      </w:pPr>
-      <w:r>
-        <w:rPr>
-          <w:b/>
-          <w:bCs/>
-          <w:color w:val="2A1A8C"/>
-          <w:sz w:val="24"/>
-          <w:szCs w:val="24"/>
-        </w:rPr>
-        <w:t xml:space="preserve">Toma 10</w:t>
-      </w:r>
-      <w:r>
-        <w:rPr>
-          <w:color w:val="555555"/>
-          <w:sz w:val="20"/>
-          <w:szCs w:val="20"/>
-        </w:rPr>
-        <w:t xml:space="preserve">   ·   5 segundos   ·   Kling 3.0 Pro (imagen a video)</w:t>
-      </w:r>
-      <w:r>
-        <w:rPr>
-          <w:color w:val="555555"/>
-          <w:sz w:val="20"/>
-          <w:szCs w:val="20"/>
-        </w:rPr>
-        <w:t xml:space="preserve">   ·   Sube: @Image1</w:t>
-      </w:r>
-    </w:p>
-    <w:p>
-      <w:pPr>
-        <w:pBdr>
-          <w:left w:val="single" w:color="7C5CFF" w:sz="12" w:space="8"/>
-        </w:pBdr>
-        <w:shd w:fill="F1EFFF" w:val="clear"/>
-        <w:spacing w:after="80"/>
-      </w:pPr>
-      <w:r>
-        <w:rPr>
-          <w:sz w:val="20"/>
-          <w:szCs w:val="20"/>
-        </w:rPr>
-        <w:t xml:space="preserve">Elaine, débil. @Image1 es Elaine Valdés: mujer de 27 años, cabello negro largo y ondulado, ojos verdes, pecas, cejas pobladas, blusa de seda blanca y pantalón azul marino. Diálogo en español: "Pensé que no te importaba." Formato vertical 9:16, cinematográfico, fotorrealista, poca profundidad de campo, paleta azul noche y dorado, movimiento natural, sin texto en pantalla.</w:t>
-      </w:r>
-    </w:p>
-    <w:p>
-      <w:pPr>
-        <w:spacing w:after="60" w:before="200"/>
-      </w:pPr>
-      <w:r>
-        <w:rPr>
-          <w:b/>
-          <w:bCs/>
-          <w:color w:val="2A1A8C"/>
-          <w:sz w:val="24"/>
-          <w:szCs w:val="24"/>
-        </w:rPr>
-        <w:t xml:space="preserve">Toma 11</w:t>
-      </w:r>
-      <w:r>
-        <w:rPr>
-          <w:color w:val="555555"/>
-          <w:sz w:val="20"/>
-          <w:szCs w:val="20"/>
-        </w:rPr>
-        <w:t xml:space="preserve">   ·   5 segundos   ·   Kling 3.0 Pro (imagen a video)</w:t>
-      </w:r>
-      <w:r>
-        <w:rPr>
-          <w:color w:val="555555"/>
-          <w:sz w:val="20"/>
-          <w:szCs w:val="20"/>
-        </w:rPr>
-        <w:t xml:space="preserve">   ·   Sube: @Image2</w:t>
-      </w:r>
-    </w:p>
-    <w:p>
-      <w:pPr>
-        <w:pBdr>
-          <w:left w:val="single" w:color="7C5CFF" w:sz="12" w:space="8"/>
-        </w:pBdr>
-        <w:shd w:fill="F1EFFF" w:val="clear"/>
-        <w:spacing w:after="80"/>
-      </w:pPr>
-      <w:r>
-        <w:rPr>
-          <w:sz w:val="20"/>
-          <w:szCs w:val="20"/>
-        </w:rPr>
-        <w:t xml:space="preserve">David, con la voz rota. @Image2 es David Zavaleta: hombre de 32 años, rostro delgado, ojos verde avellana, cabello oscuro ondulado peinado hacia atrás, barba incipiente ligera, traje azul marino, camisa blanca, corbata azul marino. Diálogo en español: "Yo tampoco lo pensaba." Formato vertical 9:16, cinematográfico, fotorrealista, poca profundidad de campo, paleta azul noche y dorado, movimiento natural, sin texto en pantalla.</w:t>
-      </w:r>
-    </w:p>
-    <w:p>
-      <w:pPr>
-        <w:spacing w:after="60" w:before="200"/>
-      </w:pPr>
-      <w:r>
-        <w:rPr>
-          <w:b/>
-          <w:bCs/>
-          <w:color w:val="2A1A8C"/>
-          <w:sz w:val="24"/>
-          <w:szCs w:val="24"/>
-        </w:rPr>
-        <w:t xml:space="preserve">Toma 12</w:t>
-      </w:r>
-      <w:r>
-        <w:rPr>
-          <w:color w:val="555555"/>
-          <w:sz w:val="20"/>
-          <w:szCs w:val="20"/>
-        </w:rPr>
-        <w:t xml:space="preserve">   ·   5 segundos   ·   Wan 2.6 (imagen a video)</w:t>
-      </w:r>
-    </w:p>
-    <w:p>
-      <w:pPr>
-        <w:pBdr>
-          <w:left w:val="single" w:color="7C5CFF" w:sz="12" w:space="8"/>
-        </w:pBdr>
-        <w:shd w:fill="F1EFFF" w:val="clear"/>
-        <w:spacing w:after="80"/>
-      </w:pPr>
-      <w:r>
-        <w:rPr>
-          <w:sz w:val="20"/>
-          <w:szCs w:val="20"/>
-        </w:rPr>
-        <w:t xml:space="preserve">Plano lejano desde un acantilado: alguien los mira con binoculares. Corte a negro. Formato vertical 9:16, cinematográfico, fotorrealista, poca profundidad de campo, paleta azul noche y dorado, movimiento natural, sin texto en pantalla.</w:t>
+        <w:t xml:space="preserve">Noche: Elaine sola en el despacho encuentra una carpeta que dice "Deuda familia Valdés". Corte a negro. @Image1 es Elaine Valdés: mujer de 27 años, cabello negro largo y ondulado, ojos verdes, pecas, cejas pobladas, blusa de seda blanca y pantalón azul marino. Formato vertical 9:16, cinematográfico, fotorrealista, poca profundidad de campo, paleta azul noche y dorado, movimiento natural, sin texto en pantalla.</w:t>
       </w:r>
     </w:p>
     <w:p>
@@ -4269,7 +4313,7 @@
         <w:pStyle w:val="Heading1"/>
       </w:pPr>
       <w:r>
-        <w:t xml:space="preserve">Episodio 8 · Fiebre</w:t>
+        <w:t xml:space="preserve">Episodio 8 · La carpeta</w:t>
       </w:r>
     </w:p>
     <w:p>
@@ -4281,7 +4325,7 @@
           <w:sz w:val="21"/>
           <w:szCs w:val="21"/>
         </w:rPr>
-        <w:t xml:space="preserve">Tormenta. Elaine tiene fiebre y David la cuida toda la noche. Él cuenta algo de su pasado.</w:t>
+        <w:t xml:space="preserve">David la descubre con la carpeta y discuten. Esa noche Elaine tiene fiebre y él la cuida.</w:t>
       </w:r>
     </w:p>
     <w:p>
@@ -4296,7 +4340,7 @@
           <w:sz w:val="21"/>
           <w:szCs w:val="21"/>
         </w:rPr>
-        <w:t xml:space="preserve">Termina así: La abuela anuncia una rueda de prensa para mañana: el compromiso será oficial.</w:t>
+        <w:t xml:space="preserve">Termina así: La abuela entra al amanecer: "Levántense. La prensa ya llegó."</w:t>
       </w:r>
     </w:p>
     <w:p>
@@ -4321,21 +4365,29 @@
         </w:rPr>
         <w:t xml:space="preserve">   ·   5 segundos   ·   Wan 2.6 (imagen a video)</w:t>
       </w:r>
-    </w:p>
-    <w:p>
-      <w:pPr>
-        <w:pBdr>
-          <w:left w:val="single" w:color="7C5CFF" w:sz="12" w:space="8"/>
-        </w:pBdr>
-        <w:shd w:fill="F1EFFF" w:val="clear"/>
-        <w:spacing w:after="80"/>
-      </w:pPr>
-      <w:r>
-        <w:rPr>
-          <w:sz w:val="20"/>
-          <w:szCs w:val="20"/>
-        </w:rPr>
-        <w:t xml:space="preserve">Tormenta golpeando la villa, relámpagos. Formato vertical 9:16, cinematográfico, fotorrealista, poca profundidad de campo, paleta azul noche y dorado, movimiento natural, sin texto en pantalla.</w:t>
+      <w:r>
+        <w:rPr>
+          <w:color w:val="555555"/>
+          <w:sz w:val="20"/>
+          <w:szCs w:val="20"/>
+        </w:rPr>
+        <w:t xml:space="preserve">   ·   Sube: @Image1, @Image2</w:t>
+      </w:r>
+    </w:p>
+    <w:p>
+      <w:pPr>
+        <w:pBdr>
+          <w:left w:val="single" w:color="7C5CFF" w:sz="12" w:space="8"/>
+        </w:pBdr>
+        <w:shd w:fill="F1EFFF" w:val="clear"/>
+        <w:spacing w:after="80"/>
+      </w:pPr>
+      <w:r>
+        <w:rPr>
+          <w:sz w:val="20"/>
+          <w:szCs w:val="20"/>
+        </w:rPr>
+        <w:t xml:space="preserve">Elaine abre la carpeta; la voz de David la interrumpe desde la puerta. @Image1 es Elaine Valdés: mujer de 27 años, cabello negro largo y ondulado, ojos verdes, pecas, cejas pobladas, blusa de seda blanca y pantalón azul marino. @Image2 es David Zavaleta: hombre de 32 años, rostro delgado, ojos verde avellana, cabello oscuro ondulado peinado hacia atrás, barba incipiente ligera, traje azul marino, camisa blanca, corbata azul marino. Se escucha en voz en off: "¿Buscabas algo?" Formato vertical 9:16, cinematográfico, fotorrealista, poca profundidad de campo, paleta azul noche y dorado, movimiento natural, sin texto en pantalla.</w:t>
       </w:r>
     </w:p>
     <w:p>
@@ -4366,6 +4418,53 @@
           <w:sz w:val="20"/>
           <w:szCs w:val="20"/>
         </w:rPr>
+        <w:t xml:space="preserve">   ·   Sube: @Image2</w:t>
+      </w:r>
+    </w:p>
+    <w:p>
+      <w:pPr>
+        <w:pBdr>
+          <w:left w:val="single" w:color="7C5CFF" w:sz="12" w:space="8"/>
+        </w:pBdr>
+        <w:shd w:fill="F1EFFF" w:val="clear"/>
+        <w:spacing w:after="80"/>
+      </w:pPr>
+      <w:r>
+        <w:rPr>
+          <w:sz w:val="20"/>
+          <w:szCs w:val="20"/>
+        </w:rPr>
+        <w:t xml:space="preserve">David le quita la carpeta de las manos. @Image2 es David Zavaleta: hombre de 32 años, rostro delgado, ojos verde avellana, cabello oscuro ondulado peinado hacia atrás, barba incipiente ligera, traje azul marino, camisa blanca, corbata azul marino. Diálogo en español: "Negocios. No es asunto tuyo." Formato vertical 9:16, cinematográfico, fotorrealista, poca profundidad de campo, paleta azul noche y dorado, movimiento natural, sin texto en pantalla.</w:t>
+      </w:r>
+    </w:p>
+    <w:p>
+      <w:pPr>
+        <w:spacing w:after="60" w:before="200"/>
+      </w:pPr>
+      <w:r>
+        <w:rPr>
+          <w:b/>
+          <w:bCs/>
+          <w:color w:val="2A1A8C"/>
+          <w:sz w:val="24"/>
+          <w:szCs w:val="24"/>
+        </w:rPr>
+        <w:t xml:space="preserve">Toma 3</w:t>
+      </w:r>
+      <w:r>
+        <w:rPr>
+          <w:color w:val="555555"/>
+          <w:sz w:val="20"/>
+          <w:szCs w:val="20"/>
+        </w:rPr>
+        <w:t xml:space="preserve">   ·   5 segundos   ·   Kling 3.0 Pro (imagen a video)</w:t>
+      </w:r>
+      <w:r>
+        <w:rPr>
+          <w:color w:val="555555"/>
+          <w:sz w:val="20"/>
+          <w:szCs w:val="20"/>
+        </w:rPr>
         <w:t xml:space="preserve">   ·   Sube: @Image1</w:t>
       </w:r>
     </w:p>
@@ -4382,30 +4481,30 @@
           <w:sz w:val="20"/>
           <w:szCs w:val="20"/>
         </w:rPr>
-        <w:t xml:space="preserve">Elaine en cama, sudando, temblando. @Image1 es Elaine Valdés: mujer de 27 años, cabello negro largo y ondulado, ojos verdes, pecas, cejas pobladas, blusa de seda blanca y pantalón azul marino. Formato vertical 9:16, cinematográfico, fotorrealista, poca profundidad de campo, paleta azul noche y dorado, movimiento natural, sin texto en pantalla.</w:t>
-      </w:r>
-    </w:p>
-    <w:p>
-      <w:pPr>
-        <w:spacing w:after="60" w:before="200"/>
-      </w:pPr>
-      <w:r>
-        <w:rPr>
-          <w:b/>
-          <w:bCs/>
-          <w:color w:val="2A1A8C"/>
-          <w:sz w:val="24"/>
-          <w:szCs w:val="24"/>
-        </w:rPr>
-        <w:t xml:space="preserve">Toma 3</w:t>
-      </w:r>
-      <w:r>
-        <w:rPr>
-          <w:color w:val="555555"/>
-          <w:sz w:val="20"/>
-          <w:szCs w:val="20"/>
-        </w:rPr>
-        <w:t xml:space="preserve">   ·   5 segundos   ·   Kling 3.0 Pro (imagen a video)</w:t>
+        <w:t xml:space="preserve">Elaine, furiosa. @Image1 es Elaine Valdés: mujer de 27 años, cabello negro largo y ondulado, ojos verdes, pecas, cejas pobladas, blusa de seda blanca y pantalón azul marino. Diálogo en español: "¡Tiene el apellido de mi familia!" Formato vertical 9:16, cinematográfico, fotorrealista, poca profundidad de campo, paleta azul noche y dorado, movimiento natural, sin texto en pantalla.</w:t>
+      </w:r>
+    </w:p>
+    <w:p>
+      <w:pPr>
+        <w:spacing w:after="60" w:before="200"/>
+      </w:pPr>
+      <w:r>
+        <w:rPr>
+          <w:b/>
+          <w:bCs/>
+          <w:color w:val="2A1A8C"/>
+          <w:sz w:val="24"/>
+          <w:szCs w:val="24"/>
+        </w:rPr>
+        <w:t xml:space="preserve">Toma 4</w:t>
+      </w:r>
+      <w:r>
+        <w:rPr>
+          <w:color w:val="555555"/>
+          <w:sz w:val="20"/>
+          <w:szCs w:val="20"/>
+        </w:rPr>
+        <w:t xml:space="preserve">   ·   5 segundos   ·   Wan 2.6 (imagen a video)</w:t>
       </w:r>
       <w:r>
         <w:rPr>
@@ -4429,6 +4528,100 @@
           <w:sz w:val="20"/>
           <w:szCs w:val="20"/>
         </w:rPr>
+        <w:t xml:space="preserve">David guarda la carpeta bajo llave sin contestar. @Image2 es David Zavaleta: hombre de 32 años, rostro delgado, ojos verde avellana, cabello oscuro ondulado peinado hacia atrás, barba incipiente ligera, traje azul marino, camisa blanca, corbata azul marino. Formato vertical 9:16, cinematográfico, fotorrealista, poca profundidad de campo, paleta azul noche y dorado, movimiento natural, sin texto en pantalla.</w:t>
+      </w:r>
+    </w:p>
+    <w:p>
+      <w:pPr>
+        <w:spacing w:after="60" w:before="200"/>
+      </w:pPr>
+      <w:r>
+        <w:rPr>
+          <w:b/>
+          <w:bCs/>
+          <w:color w:val="2A1A8C"/>
+          <w:sz w:val="24"/>
+          <w:szCs w:val="24"/>
+        </w:rPr>
+        <w:t xml:space="preserve">Toma 5</w:t>
+      </w:r>
+      <w:r>
+        <w:rPr>
+          <w:color w:val="555555"/>
+          <w:sz w:val="20"/>
+          <w:szCs w:val="20"/>
+        </w:rPr>
+        <w:t xml:space="preserve">   ·   5 segundos   ·   Kling 3.0 Pro (imagen a video)</w:t>
+      </w:r>
+      <w:r>
+        <w:rPr>
+          <w:color w:val="555555"/>
+          <w:sz w:val="20"/>
+          <w:szCs w:val="20"/>
+        </w:rPr>
+        <w:t xml:space="preserve">   ·   Sube: @Image1</w:t>
+      </w:r>
+    </w:p>
+    <w:p>
+      <w:pPr>
+        <w:pBdr>
+          <w:left w:val="single" w:color="7C5CFF" w:sz="12" w:space="8"/>
+        </w:pBdr>
+        <w:shd w:fill="F1EFFF" w:val="clear"/>
+        <w:spacing w:after="80"/>
+      </w:pPr>
+      <w:r>
+        <w:rPr>
+          <w:sz w:val="20"/>
+          <w:szCs w:val="20"/>
+        </w:rPr>
+        <w:t xml:space="preserve">Tormenta golpeando la villa; Elaine en cama con fiebre, temblando. @Image1 es Elaine Valdés: mujer de 27 años, cabello negro largo y ondulado, ojos verdes, pecas, cejas pobladas, blusa de seda blanca y pantalón azul marino. Formato vertical 9:16, cinematográfico, fotorrealista, poca profundidad de campo, paleta azul noche y dorado, movimiento natural, sin texto en pantalla.</w:t>
+      </w:r>
+    </w:p>
+    <w:p>
+      <w:pPr>
+        <w:spacing w:after="60" w:before="200"/>
+      </w:pPr>
+      <w:r>
+        <w:rPr>
+          <w:b/>
+          <w:bCs/>
+          <w:color w:val="2A1A8C"/>
+          <w:sz w:val="24"/>
+          <w:szCs w:val="24"/>
+        </w:rPr>
+        <w:t xml:space="preserve">Toma 6</w:t>
+      </w:r>
+      <w:r>
+        <w:rPr>
+          <w:color w:val="555555"/>
+          <w:sz w:val="20"/>
+          <w:szCs w:val="20"/>
+        </w:rPr>
+        <w:t xml:space="preserve">   ·   5 segundos   ·   Kling 3.0 Pro (imagen a video)</w:t>
+      </w:r>
+      <w:r>
+        <w:rPr>
+          <w:color w:val="555555"/>
+          <w:sz w:val="20"/>
+          <w:szCs w:val="20"/>
+        </w:rPr>
+        <w:t xml:space="preserve">   ·   Sube: @Image2</w:t>
+      </w:r>
+    </w:p>
+    <w:p>
+      <w:pPr>
+        <w:pBdr>
+          <w:left w:val="single" w:color="7C5CFF" w:sz="12" w:space="8"/>
+        </w:pBdr>
+        <w:shd w:fill="F1EFFF" w:val="clear"/>
+        <w:spacing w:after="80"/>
+      </w:pPr>
+      <w:r>
+        <w:rPr>
+          <w:sz w:val="20"/>
+          <w:szCs w:val="20"/>
+        </w:rPr>
         <w:t xml:space="preserve">David le pone un paño húmedo en la frente. @Image2 es David Zavaleta: hombre de 32 años, rostro delgado, ojos verde avellana, cabello oscuro ondulado peinado hacia atrás, barba incipiente ligera, traje azul marino, camisa blanca, corbata azul marino. Diálogo en español: "Eres terca hasta para enfermarte." Formato vertical 9:16, cinematográfico, fotorrealista, poca profundidad de campo, paleta azul noche y dorado, movimiento natural, sin texto en pantalla.</w:t>
       </w:r>
     </w:p>
@@ -4444,7 +4637,7 @@
           <w:sz w:val="24"/>
           <w:szCs w:val="24"/>
         </w:rPr>
-        <w:t xml:space="preserve">Toma 4</w:t>
+        <w:t xml:space="preserve">Toma 7</w:t>
       </w:r>
       <w:r>
         <w:rPr>
@@ -4476,22 +4669,22 @@
           <w:sz w:val="20"/>
           <w:szCs w:val="20"/>
         </w:rPr>
-        <w:t xml:space="preserve">Elaine sonríe débilmente. @Image1 es Elaine Valdés: mujer de 27 años, cabello negro largo y ondulado, ojos verdes, pecas, cejas pobladas, blusa de seda blanca y pantalón azul marino. Diálogo en español: "Es parte del contrato." Formato vertical 9:16, cinematográfico, fotorrealista, poca profundidad de campo, paleta azul noche y dorado, movimiento natural, sin texto en pantalla.</w:t>
-      </w:r>
-    </w:p>
-    <w:p>
-      <w:pPr>
-        <w:spacing w:after="60" w:before="200"/>
-      </w:pPr>
-      <w:r>
-        <w:rPr>
-          <w:b/>
-          <w:bCs/>
-          <w:color w:val="2A1A8C"/>
-          <w:sz w:val="24"/>
-          <w:szCs w:val="24"/>
-        </w:rPr>
-        <w:t xml:space="preserve">Toma 5</w:t>
+        <w:t xml:space="preserve">Elaine sonríe débilmente. @Image1 es Elaine Valdés: mujer de 27 años, cabello negro largo y ondulado, ojos verdes, pecas, cejas pobladas, blusa de seda blanca y pantalón azul marino. Diálogo en español: "Y tú engreído hasta para cuidar a alguien." Formato vertical 9:16, cinematográfico, fotorrealista, poca profundidad de campo, paleta azul noche y dorado, movimiento natural, sin texto en pantalla.</w:t>
+      </w:r>
+    </w:p>
+    <w:p>
+      <w:pPr>
+        <w:spacing w:after="60" w:before="200"/>
+      </w:pPr>
+      <w:r>
+        <w:rPr>
+          <w:b/>
+          <w:bCs/>
+          <w:color w:val="2A1A8C"/>
+          <w:sz w:val="24"/>
+          <w:szCs w:val="24"/>
+        </w:rPr>
+        <w:t xml:space="preserve">Toma 8</w:t>
       </w:r>
       <w:r>
         <w:rPr>
@@ -4523,22 +4716,22 @@
           <w:sz w:val="20"/>
           <w:szCs w:val="20"/>
         </w:rPr>
-        <w:t xml:space="preserve">David sentado en el piso junto a la cama, mirando la lluvia. @Image2 es David Zavaleta: hombre de 32 años, rostro delgado, ojos verde avellana, cabello oscuro ondulado peinado hacia atrás, barba incipiente ligera, traje azul marino, camisa blanca, corbata azul marino. Formato vertical 9:16, cinematográfico, fotorrealista, poca profundidad de campo, paleta azul noche y dorado, movimiento natural, sin texto en pantalla.</w:t>
-      </w:r>
-    </w:p>
-    <w:p>
-      <w:pPr>
-        <w:spacing w:after="60" w:before="200"/>
-      </w:pPr>
-      <w:r>
-        <w:rPr>
-          <w:b/>
-          <w:bCs/>
-          <w:color w:val="2A1A8C"/>
-          <w:sz w:val="24"/>
-          <w:szCs w:val="24"/>
-        </w:rPr>
-        <w:t xml:space="preserve">Toma 6</w:t>
+        <w:t xml:space="preserve">David, sentado en el piso junto a la cama, mirando la lluvia. @Image2 es David Zavaleta: hombre de 32 años, rostro delgado, ojos verde avellana, cabello oscuro ondulado peinado hacia atrás, barba incipiente ligera, traje azul marino, camisa blanca, corbata azul marino. Formato vertical 9:16, cinematográfico, fotorrealista, poca profundidad de campo, paleta azul noche y dorado, movimiento natural, sin texto en pantalla.</w:t>
+      </w:r>
+    </w:p>
+    <w:p>
+      <w:pPr>
+        <w:spacing w:after="60" w:before="200"/>
+      </w:pPr>
+      <w:r>
+        <w:rPr>
+          <w:b/>
+          <w:bCs/>
+          <w:color w:val="2A1A8C"/>
+          <w:sz w:val="24"/>
+          <w:szCs w:val="24"/>
+        </w:rPr>
+        <w:t xml:space="preserve">Toma 9</w:t>
       </w:r>
       <w:r>
         <w:rPr>
@@ -4570,22 +4763,22 @@
           <w:sz w:val="20"/>
           <w:szCs w:val="20"/>
         </w:rPr>
-        <w:t xml:space="preserve">David, sin mirarla. @Image2 es David Zavaleta: hombre de 32 años, rostro delgado, ojos verde avellana, cabello oscuro ondulado peinado hacia atrás, barba incipiente ligera, traje azul marino, camisa blanca, corbata azul marino. Diálogo en español: "Hace siete años alguien me dejó en el altar. Sin una carta. Sin nada." Formato vertical 9:16, cinematográfico, fotorrealista, poca profundidad de campo, paleta azul noche y dorado, movimiento natural, sin texto en pantalla.</w:t>
-      </w:r>
-    </w:p>
-    <w:p>
-      <w:pPr>
-        <w:spacing w:after="60" w:before="200"/>
-      </w:pPr>
-      <w:r>
-        <w:rPr>
-          <w:b/>
-          <w:bCs/>
-          <w:color w:val="2A1A8C"/>
-          <w:sz w:val="24"/>
-          <w:szCs w:val="24"/>
-        </w:rPr>
-        <w:t xml:space="preserve">Toma 7</w:t>
+        <w:t xml:space="preserve">David, en voz baja, creyendo que ella duerme. @Image2 es David Zavaleta: hombre de 32 años, rostro delgado, ojos verde avellana, cabello oscuro ondulado peinado hacia atrás, barba incipiente ligera, traje azul marino, camisa blanca, corbata azul marino. Diálogo en español: "Si supieras todo lo que hice por ti…" Formato vertical 9:16, cinematográfico, fotorrealista, poca profundidad de campo, paleta azul noche y dorado, movimiento natural, sin texto en pantalla.</w:t>
+      </w:r>
+    </w:p>
+    <w:p>
+      <w:pPr>
+        <w:spacing w:after="60" w:before="200"/>
+      </w:pPr>
+      <w:r>
+        <w:rPr>
+          <w:b/>
+          <w:bCs/>
+          <w:color w:val="2A1A8C"/>
+          <w:sz w:val="24"/>
+          <w:szCs w:val="24"/>
+        </w:rPr>
+        <w:t xml:space="preserve">Toma 10</w:t>
       </w:r>
       <w:r>
         <w:rPr>
@@ -4617,69 +4810,22 @@
           <w:sz w:val="20"/>
           <w:szCs w:val="20"/>
         </w:rPr>
-        <w:t xml:space="preserve">Primer plano: Elaine aprieta los ojos. No dice nada. @Image1 es Elaine Valdés: mujer de 27 años, cabello negro largo y ondulado, ojos verdes, pecas, cejas pobladas, blusa de seda blanca y pantalón azul marino. Formato vertical 9:16, cinematográfico, fotorrealista, poca profundidad de campo, paleta azul noche y dorado, movimiento natural, sin texto en pantalla.</w:t>
-      </w:r>
-    </w:p>
-    <w:p>
-      <w:pPr>
-        <w:spacing w:after="60" w:before="200"/>
-      </w:pPr>
-      <w:r>
-        <w:rPr>
-          <w:b/>
-          <w:bCs/>
-          <w:color w:val="2A1A8C"/>
-          <w:sz w:val="24"/>
-          <w:szCs w:val="24"/>
-        </w:rPr>
-        <w:t xml:space="preserve">Toma 8</w:t>
-      </w:r>
-      <w:r>
-        <w:rPr>
-          <w:color w:val="555555"/>
-          <w:sz w:val="20"/>
-          <w:szCs w:val="20"/>
-        </w:rPr>
-        <w:t xml:space="preserve">   ·   5 segundos   ·   Kling 3.0 Pro (imagen a video)</w:t>
-      </w:r>
-      <w:r>
-        <w:rPr>
-          <w:color w:val="555555"/>
-          <w:sz w:val="20"/>
-          <w:szCs w:val="20"/>
-        </w:rPr>
-        <w:t xml:space="preserve">   ·   Sube: @Image2</w:t>
-      </w:r>
-    </w:p>
-    <w:p>
-      <w:pPr>
-        <w:pBdr>
-          <w:left w:val="single" w:color="7C5CFF" w:sz="12" w:space="8"/>
-        </w:pBdr>
-        <w:shd w:fill="F1EFFF" w:val="clear"/>
-        <w:spacing w:after="80"/>
-      </w:pPr>
-      <w:r>
-        <w:rPr>
-          <w:sz w:val="20"/>
-          <w:szCs w:val="20"/>
-        </w:rPr>
-        <w:t xml:space="preserve">David, amargo. @Image2 es David Zavaleta: hombre de 32 años, rostro delgado, ojos verde avellana, cabello oscuro ondulado peinado hacia atrás, barba incipiente ligera, traje azul marino, camisa blanca, corbata azul marino. Diálogo en español: "Desde entonces no creo en nadie." Formato vertical 9:16, cinematográfico, fotorrealista, poca profundidad de campo, paleta azul noche y dorado, movimiento natural, sin texto en pantalla.</w:t>
-      </w:r>
-    </w:p>
-    <w:p>
-      <w:pPr>
-        <w:spacing w:after="60" w:before="200"/>
-      </w:pPr>
-      <w:r>
-        <w:rPr>
-          <w:b/>
-          <w:bCs/>
-          <w:color w:val="2A1A8C"/>
-          <w:sz w:val="24"/>
-          <w:szCs w:val="24"/>
-        </w:rPr>
-        <w:t xml:space="preserve">Toma 9</w:t>
+        <w:t xml:space="preserve">Primer plano: los ojos de Elaine se abren apenas. Lo escuchó. @Image1 es Elaine Valdés: mujer de 27 años, cabello negro largo y ondulado, ojos verdes, pecas, cejas pobladas, blusa de seda blanca y pantalón azul marino. Formato vertical 9:16, cinematográfico, fotorrealista, poca profundidad de campo, paleta azul noche y dorado, movimiento natural, sin texto en pantalla.</w:t>
+      </w:r>
+    </w:p>
+    <w:p>
+      <w:pPr>
+        <w:spacing w:after="60" w:before="200"/>
+      </w:pPr>
+      <w:r>
+        <w:rPr>
+          <w:b/>
+          <w:bCs/>
+          <w:color w:val="2A1A8C"/>
+          <w:sz w:val="24"/>
+          <w:szCs w:val="24"/>
+        </w:rPr>
+        <w:t xml:space="preserve">Toma 11</w:t>
       </w:r>
       <w:r>
         <w:rPr>
@@ -4703,45 +4849,6 @@
           <w:sz w:val="20"/>
           <w:szCs w:val="20"/>
         </w:rPr>
-        <w:t xml:space="preserve">Ella le toma la mano sin abrir los ojos. Formato vertical 9:16, cinematográfico, fotorrealista, poca profundidad de campo, paleta azul noche y dorado, movimiento natural, sin texto en pantalla.</w:t>
-      </w:r>
-    </w:p>
-    <w:p>
-      <w:pPr>
-        <w:spacing w:after="60" w:before="200"/>
-      </w:pPr>
-      <w:r>
-        <w:rPr>
-          <w:b/>
-          <w:bCs/>
-          <w:color w:val="2A1A8C"/>
-          <w:sz w:val="24"/>
-          <w:szCs w:val="24"/>
-        </w:rPr>
-        <w:t xml:space="preserve">Toma 10</w:t>
-      </w:r>
-      <w:r>
-        <w:rPr>
-          <w:color w:val="555555"/>
-          <w:sz w:val="20"/>
-          <w:szCs w:val="20"/>
-        </w:rPr>
-        <w:t xml:space="preserve">   ·   5 segundos   ·   Wan 2.6 (imagen a video)</w:t>
-      </w:r>
-    </w:p>
-    <w:p>
-      <w:pPr>
-        <w:pBdr>
-          <w:left w:val="single" w:color="7C5CFF" w:sz="12" w:space="8"/>
-        </w:pBdr>
-        <w:shd w:fill="F1EFFF" w:val="clear"/>
-        <w:spacing w:after="80"/>
-      </w:pPr>
-      <w:r>
-        <w:rPr>
-          <w:sz w:val="20"/>
-          <w:szCs w:val="20"/>
-        </w:rPr>
         <w:t xml:space="preserve">Amanecer: él dormido junto a la cama, todavía tomados de la mano. Formato vertical 9:16, cinematográfico, fotorrealista, poca profundidad de campo, paleta azul noche y dorado, movimiento natural, sin texto en pantalla.</w:t>
       </w:r>
     </w:p>
@@ -4757,7 +4864,7 @@
           <w:sz w:val="24"/>
           <w:szCs w:val="24"/>
         </w:rPr>
-        <w:t xml:space="preserve">Toma 11</w:t>
+        <w:t xml:space="preserve">Toma 12</w:t>
       </w:r>
       <w:r>
         <w:rPr>
@@ -4789,54 +4896,7 @@
           <w:sz w:val="20"/>
           <w:szCs w:val="20"/>
         </w:rPr>
-        <w:t xml:space="preserve">La puerta se abre; Doña Inés en el umbral. @Image4 es Doña Inés Zavaleta: mujer de 78 años, cabello blanco recogido, collar de perlas, vestido verde esmeralda, mirada aguda. Diálogo en español: "Levántense. Mañana hay rueda de prensa: anunciaremos la boda." Formato vertical 9:16, cinematográfico, fotorrealista, poca profundidad de campo, paleta azul noche y dorado, movimiento natural, sin texto en pantalla.</w:t>
-      </w:r>
-    </w:p>
-    <w:p>
-      <w:pPr>
-        <w:spacing w:after="60" w:before="200"/>
-      </w:pPr>
-      <w:r>
-        <w:rPr>
-          <w:b/>
-          <w:bCs/>
-          <w:color w:val="2A1A8C"/>
-          <w:sz w:val="24"/>
-          <w:szCs w:val="24"/>
-        </w:rPr>
-        <w:t xml:space="preserve">Toma 12</w:t>
-      </w:r>
-      <w:r>
-        <w:rPr>
-          <w:color w:val="555555"/>
-          <w:sz w:val="20"/>
-          <w:szCs w:val="20"/>
-        </w:rPr>
-        <w:t xml:space="preserve">   ·   5 segundos   ·   Kling 3.0 Pro (imagen a video)</w:t>
-      </w:r>
-      <w:r>
-        <w:rPr>
-          <w:color w:val="555555"/>
-          <w:sz w:val="20"/>
-          <w:szCs w:val="20"/>
-        </w:rPr>
-        <w:t xml:space="preserve">   ·   Sube: @Image1, @Image2</w:t>
-      </w:r>
-    </w:p>
-    <w:p>
-      <w:pPr>
-        <w:pBdr>
-          <w:left w:val="single" w:color="7C5CFF" w:sz="12" w:space="8"/>
-        </w:pBdr>
-        <w:shd w:fill="F1EFFF" w:val="clear"/>
-        <w:spacing w:after="80"/>
-      </w:pPr>
-      <w:r>
-        <w:rPr>
-          <w:sz w:val="20"/>
-          <w:szCs w:val="20"/>
-        </w:rPr>
-        <w:t xml:space="preserve">Elaine y David se miran, alarmados. Corte a negro. @Image1 es Elaine Valdés: mujer de 27 años, cabello negro largo y ondulado, ojos verdes, pecas, cejas pobladas, blusa de seda blanca y pantalón azul marino. @Image2 es David Zavaleta: hombre de 32 años, rostro delgado, ojos verde avellana, cabello oscuro ondulado peinado hacia atrás, barba incipiente ligera, traje azul marino, camisa blanca, corbata azul marino. Formato vertical 9:16, cinematográfico, fotorrealista, poca profundidad de campo, paleta azul noche y dorado, movimiento natural, sin texto en pantalla.</w:t>
+        <w:t xml:space="preserve">La puerta se abre: Doña Inés. @Image4 es Doña Inés Zavaleta: mujer de 80 años, cabello blanco recogido, collar de perlas, vestido verde esmeralda, mirada aguda. Diálogo en español: "Levántense. La prensa ya llegó." Corte a negro. Formato vertical 9:16, cinematográfico, fotorrealista, poca profundidad de campo, paleta azul noche y dorado, movimiento natural, sin texto en pantalla.</w:t>
       </w:r>
     </w:p>
     <w:p>
@@ -4861,7 +4921,7 @@
           <w:sz w:val="21"/>
           <w:szCs w:val="21"/>
         </w:rPr>
-        <w:t xml:space="preserve">Vanessa filtró a la prensa que el compromiso es falso. Los periodistas quieren pruebas.</w:t>
+        <w:t xml:space="preserve">Vanessa filtró que el compromiso es falso. Los periodistas exigen pruebas.</w:t>
       </w:r>
     </w:p>
     <w:p>
@@ -5095,7 +5155,7 @@
           <w:sz w:val="20"/>
           <w:szCs w:val="20"/>
         </w:rPr>
-        <w:t xml:space="preserve">David, impasible. @Image2 es David Zavaleta: hombre de 32 años, rostro delgado, ojos verde avellana, cabello oscuro ondulado peinado hacia atrás, barba incipiente ligera, traje azul marino, camisa blanca, corbata azul marino. Diálogo en español: "Mi compromiso es asunto mío." Formato vertical 9:16, cinematográfico, fotorrealista, poca profundidad de campo, paleta azul noche y dorado, movimiento natural, sin texto en pantalla.</w:t>
+        <w:t xml:space="preserve">David, impasible. @Image2 es David Zavaleta: hombre de 32 años, rostro delgado, ojos verde avellana, cabello oscuro ondulado peinado hacia atrás, barba incipiente ligera, traje azul marino, camisa blanca, corbata azul marino. Diálogo en español: "Mi vida privada no está en venta." Formato vertical 9:16, cinematográfico, fotorrealista, poca profundidad de campo, paleta azul noche y dorado, movimiento natural, sin texto en pantalla.</w:t>
       </w:r>
     </w:p>
     <w:p>
@@ -5181,7 +5241,7 @@
           <w:sz w:val="20"/>
           <w:szCs w:val="20"/>
         </w:rPr>
-        <w:t xml:space="preserve">Doña Inés, en primera fila, cruza los brazos y espera. @Image4 es Doña Inés Zavaleta: mujer de 78 años, cabello blanco recogido, collar de perlas, vestido verde esmeralda, mirada aguda. Formato vertical 9:16, cinematográfico, fotorrealista, poca profundidad de campo, paleta azul noche y dorado, movimiento natural, sin texto en pantalla.</w:t>
+        <w:t xml:space="preserve">Doña Inés, en primera fila, cruza los brazos y espera. @Image4 es Doña Inés Zavaleta: mujer de 80 años, cabello blanco recogido, collar de perlas, vestido verde esmeralda, mirada aguda. Formato vertical 9:16, cinematográfico, fotorrealista, poca profundidad de campo, paleta azul noche y dorado, movimiento natural, sin texto en pantalla.</w:t>
       </w:r>
     </w:p>
     <w:p>
@@ -5339,21 +5399,29 @@
         </w:rPr>
         <w:t xml:space="preserve">   ·   5 segundos   ·   Kling 3.0 Pro (imagen a video)</w:t>
       </w:r>
-    </w:p>
-    <w:p>
-      <w:pPr>
-        <w:pBdr>
-          <w:left w:val="single" w:color="7C5CFF" w:sz="12" w:space="8"/>
-        </w:pBdr>
-        <w:shd w:fill="F1EFFF" w:val="clear"/>
-        <w:spacing w:after="80"/>
-      </w:pPr>
-      <w:r>
-        <w:rPr>
-          <w:sz w:val="20"/>
-          <w:szCs w:val="20"/>
-        </w:rPr>
-        <w:t xml:space="preserve">Él gira hacia ella despacio. Diálogo en español: "Perdóname por esto." Formato vertical 9:16, cinematográfico, fotorrealista, poca profundidad de campo, paleta azul noche y dorado, movimiento natural, sin texto en pantalla.</w:t>
+      <w:r>
+        <w:rPr>
+          <w:color w:val="555555"/>
+          <w:sz w:val="20"/>
+          <w:szCs w:val="20"/>
+        </w:rPr>
+        <w:t xml:space="preserve">   ·   Sube: @Image2</w:t>
+      </w:r>
+    </w:p>
+    <w:p>
+      <w:pPr>
+        <w:pBdr>
+          <w:left w:val="single" w:color="7C5CFF" w:sz="12" w:space="8"/>
+        </w:pBdr>
+        <w:shd w:fill="F1EFFF" w:val="clear"/>
+        <w:spacing w:after="80"/>
+      </w:pPr>
+      <w:r>
+        <w:rPr>
+          <w:sz w:val="20"/>
+          <w:szCs w:val="20"/>
+        </w:rPr>
+        <w:t xml:space="preserve">David gira hacia ella despacio. @Image2 es David Zavaleta: hombre de 32 años, rostro delgado, ojos verde avellana, cabello oscuro ondulado peinado hacia atrás, barba incipiente ligera, traje azul marino, camisa blanca, corbata azul marino. Diálogo en español: "Perdóname por esto." Formato vertical 9:16, cinematográfico, fotorrealista, poca profundidad de campo, paleta azul noche y dorado, movimiento natural, sin texto en pantalla.</w:t>
       </w:r>
     </w:p>
     <w:p>
@@ -5417,7 +5485,7 @@
           <w:sz w:val="21"/>
           <w:szCs w:val="21"/>
         </w:rPr>
-        <w:t xml:space="preserve">El beso obligado frente a la prensa. Luego una foto revela que se conocían.</w:t>
+        <w:t xml:space="preserve">El beso frente a la prensa se vuelve real. Luego un periodista revela un secreto: David compró la deuda de la familia de Elaine.</w:t>
       </w:r>
     </w:p>
     <w:p>
@@ -5432,7 +5500,7 @@
           <w:sz w:val="21"/>
           <w:szCs w:val="21"/>
         </w:rPr>
-        <w:t xml:space="preserve">Termina así: "¿De verdad no te acuerdas de mí?" → "No." Su mano tiembla.</w:t>
+        <w:t xml:space="preserve">Termina así: "¿Tú eres el dueño de nuestra deuda?" "Sí." "Te odio." "Lo sé." (paywall)</w:t>
       </w:r>
     </w:p>
     <w:p>
@@ -5582,6 +5650,131 @@
         </w:rPr>
         <w:t xml:space="preserve">   ·   5 segundos   ·   Kling 3.0 Pro (imagen a video)</w:t>
       </w:r>
+    </w:p>
+    <w:p>
+      <w:pPr>
+        <w:pBdr>
+          <w:left w:val="single" w:color="7C5CFF" w:sz="12" w:space="8"/>
+        </w:pBdr>
+        <w:shd w:fill="F1EFFF" w:val="clear"/>
+        <w:spacing w:after="80"/>
+      </w:pPr>
+      <w:r>
+        <w:rPr>
+          <w:sz w:val="20"/>
+          <w:szCs w:val="20"/>
+        </w:rPr>
+        <w:t xml:space="preserve">Un periodista da un paso al frente. Diálogo en español: "Señor Zavaleta, ¿es cierto que usted compró la deuda de la familia Valdés hace tres meses?" Formato vertical 9:16, cinematográfico, fotorrealista, poca profundidad de campo, paleta azul noche y dorado, movimiento natural, sin texto en pantalla.</w:t>
+      </w:r>
+    </w:p>
+    <w:p>
+      <w:pPr>
+        <w:spacing w:after="60" w:before="200"/>
+      </w:pPr>
+      <w:r>
+        <w:rPr>
+          <w:b/>
+          <w:bCs/>
+          <w:color w:val="2A1A8C"/>
+          <w:sz w:val="24"/>
+          <w:szCs w:val="24"/>
+        </w:rPr>
+        <w:t xml:space="preserve">Toma 5</w:t>
+      </w:r>
+      <w:r>
+        <w:rPr>
+          <w:color w:val="555555"/>
+          <w:sz w:val="20"/>
+          <w:szCs w:val="20"/>
+        </w:rPr>
+        <w:t xml:space="preserve">   ·   5 segundos   ·   Wan 2.6 (imagen a video)</w:t>
+      </w:r>
+    </w:p>
+    <w:p>
+      <w:pPr>
+        <w:pBdr>
+          <w:left w:val="single" w:color="7C5CFF" w:sz="12" w:space="8"/>
+        </w:pBdr>
+        <w:shd w:fill="F1EFFF" w:val="clear"/>
+        <w:spacing w:after="80"/>
+      </w:pPr>
+      <w:r>
+        <w:rPr>
+          <w:sz w:val="20"/>
+          <w:szCs w:val="20"/>
+        </w:rPr>
+        <w:t xml:space="preserve">Silencio. Los flashes se detienen. Formato vertical 9:16, cinematográfico, fotorrealista, poca profundidad de campo, paleta azul noche y dorado, movimiento natural, sin texto en pantalla.</w:t>
+      </w:r>
+    </w:p>
+    <w:p>
+      <w:pPr>
+        <w:spacing w:after="60" w:before="200"/>
+      </w:pPr>
+      <w:r>
+        <w:rPr>
+          <w:b/>
+          <w:bCs/>
+          <w:color w:val="2A1A8C"/>
+          <w:sz w:val="24"/>
+          <w:szCs w:val="24"/>
+        </w:rPr>
+        <w:t xml:space="preserve">Toma 6</w:t>
+      </w:r>
+      <w:r>
+        <w:rPr>
+          <w:color w:val="555555"/>
+          <w:sz w:val="20"/>
+          <w:szCs w:val="20"/>
+        </w:rPr>
+        <w:t xml:space="preserve">   ·   5 segundos   ·   Kling 3.0 Pro (imagen a video)</w:t>
+      </w:r>
+      <w:r>
+        <w:rPr>
+          <w:color w:val="555555"/>
+          <w:sz w:val="20"/>
+          <w:szCs w:val="20"/>
+        </w:rPr>
+        <w:t xml:space="preserve">   ·   Sube: @Image1</w:t>
+      </w:r>
+    </w:p>
+    <w:p>
+      <w:pPr>
+        <w:pBdr>
+          <w:left w:val="single" w:color="7C5CFF" w:sz="12" w:space="8"/>
+        </w:pBdr>
+        <w:shd w:fill="F1EFFF" w:val="clear"/>
+        <w:spacing w:after="80"/>
+      </w:pPr>
+      <w:r>
+        <w:rPr>
+          <w:sz w:val="20"/>
+          <w:szCs w:val="20"/>
+        </w:rPr>
+        <w:t xml:space="preserve">Primer plano de Elaine: se pone pálida. @Image1 es Elaine Valdés: mujer de 27 años, cabello negro largo y ondulado, ojos verdes, pecas, cejas pobladas, blusa de seda blanca y pantalón azul marino. Formato vertical 9:16, cinematográfico, fotorrealista, poca profundidad de campo, paleta azul noche y dorado, movimiento natural, sin texto en pantalla.</w:t>
+      </w:r>
+    </w:p>
+    <w:p>
+      <w:pPr>
+        <w:spacing w:after="60" w:before="200"/>
+      </w:pPr>
+      <w:r>
+        <w:rPr>
+          <w:b/>
+          <w:bCs/>
+          <w:color w:val="2A1A8C"/>
+          <w:sz w:val="24"/>
+          <w:szCs w:val="24"/>
+        </w:rPr>
+        <w:t xml:space="preserve">Toma 7</w:t>
+      </w:r>
+      <w:r>
+        <w:rPr>
+          <w:color w:val="555555"/>
+          <w:sz w:val="20"/>
+          <w:szCs w:val="20"/>
+        </w:rPr>
+        <w:t xml:space="preserve">   ·   5 segundos   ·   Kling 3.0 Pro (imagen a video)</w:t>
+      </w:r>
       <w:r>
         <w:rPr>
           <w:color w:val="555555"/>
@@ -5604,22 +5797,163 @@
           <w:sz w:val="20"/>
           <w:szCs w:val="20"/>
         </w:rPr>
-        <w:t xml:space="preserve">Vanessa da un paso al frente con una foto impresa. @Image5 es Vanessa Ríos: mujer de 30 años, cabello rubio liso, labios rojos, vestido de gala negro, sonrisa venenosa. Diálogo en español: "Qué romántico. ¿Y esto qué es?" Formato vertical 9:16, cinematográfico, fotorrealista, poca profundidad de campo, paleta azul noche y dorado, movimiento natural, sin texto en pantalla.</w:t>
-      </w:r>
-    </w:p>
-    <w:p>
-      <w:pPr>
-        <w:spacing w:after="60" w:before="200"/>
-      </w:pPr>
-      <w:r>
-        <w:rPr>
-          <w:b/>
-          <w:bCs/>
-          <w:color w:val="2A1A8C"/>
-          <w:sz w:val="24"/>
-          <w:szCs w:val="24"/>
-        </w:rPr>
-        <w:t xml:space="preserve">Toma 5</w:t>
+        <w:t xml:space="preserve">Vanessa sonríe desde atrás de los periodistas. @Image5 es Vanessa Ríos: mujer de 30 años, cabello rubio liso, labios rojos, vestido de gala negro, sonrisa venenosa. Formato vertical 9:16, cinematográfico, fotorrealista, poca profundidad de campo, paleta azul noche y dorado, movimiento natural, sin texto en pantalla.</w:t>
+      </w:r>
+    </w:p>
+    <w:p>
+      <w:pPr>
+        <w:spacing w:after="60" w:before="200"/>
+      </w:pPr>
+      <w:r>
+        <w:rPr>
+          <w:b/>
+          <w:bCs/>
+          <w:color w:val="2A1A8C"/>
+          <w:sz w:val="24"/>
+          <w:szCs w:val="24"/>
+        </w:rPr>
+        <w:t xml:space="preserve">Toma 8</w:t>
+      </w:r>
+      <w:r>
+        <w:rPr>
+          <w:color w:val="555555"/>
+          <w:sz w:val="20"/>
+          <w:szCs w:val="20"/>
+        </w:rPr>
+        <w:t xml:space="preserve">   ·   5 segundos   ·   Kling 3.0 Pro (imagen a video)</w:t>
+      </w:r>
+      <w:r>
+        <w:rPr>
+          <w:color w:val="555555"/>
+          <w:sz w:val="20"/>
+          <w:szCs w:val="20"/>
+        </w:rPr>
+        <w:t xml:space="preserve">   ·   Sube: @Image1</w:t>
+      </w:r>
+    </w:p>
+    <w:p>
+      <w:pPr>
+        <w:pBdr>
+          <w:left w:val="single" w:color="7C5CFF" w:sz="12" w:space="8"/>
+        </w:pBdr>
+        <w:shd w:fill="F1EFFF" w:val="clear"/>
+        <w:spacing w:after="80"/>
+      </w:pPr>
+      <w:r>
+        <w:rPr>
+          <w:sz w:val="20"/>
+          <w:szCs w:val="20"/>
+        </w:rPr>
+        <w:t xml:space="preserve">Detrás de la villa, solos; Elaine con los ojos llenos de lágrimas. @Image1 es Elaine Valdés: mujer de 27 años, cabello negro largo y ondulado, ojos verdes, pecas, cejas pobladas, blusa de seda blanca y pantalón azul marino. Diálogo en español: "¿Tú eres el dueño de nuestra deuda?" Formato vertical 9:16, cinematográfico, fotorrealista, poca profundidad de campo, paleta azul noche y dorado, movimiento natural, sin texto en pantalla.</w:t>
+      </w:r>
+    </w:p>
+    <w:p>
+      <w:pPr>
+        <w:spacing w:after="60" w:before="200"/>
+      </w:pPr>
+      <w:r>
+        <w:rPr>
+          <w:b/>
+          <w:bCs/>
+          <w:color w:val="2A1A8C"/>
+          <w:sz w:val="24"/>
+          <w:szCs w:val="24"/>
+        </w:rPr>
+        <w:t xml:space="preserve">Toma 9</w:t>
+      </w:r>
+      <w:r>
+        <w:rPr>
+          <w:color w:val="555555"/>
+          <w:sz w:val="20"/>
+          <w:szCs w:val="20"/>
+        </w:rPr>
+        <w:t xml:space="preserve">   ·   5 segundos   ·   Kling 3.0 Pro (imagen a video)</w:t>
+      </w:r>
+      <w:r>
+        <w:rPr>
+          <w:color w:val="555555"/>
+          <w:sz w:val="20"/>
+          <w:szCs w:val="20"/>
+        </w:rPr>
+        <w:t xml:space="preserve">   ·   Sube: @Image2</w:t>
+      </w:r>
+    </w:p>
+    <w:p>
+      <w:pPr>
+        <w:pBdr>
+          <w:left w:val="single" w:color="7C5CFF" w:sz="12" w:space="8"/>
+        </w:pBdr>
+        <w:shd w:fill="F1EFFF" w:val="clear"/>
+        <w:spacing w:after="80"/>
+      </w:pPr>
+      <w:r>
+        <w:rPr>
+          <w:sz w:val="20"/>
+          <w:szCs w:val="20"/>
+        </w:rPr>
+        <w:t xml:space="preserve">David, sin bajar la mirada. @Image2 es David Zavaleta: hombre de 32 años, rostro delgado, ojos verde avellana, cabello oscuro ondulado peinado hacia atrás, barba incipiente ligera, traje azul marino, camisa blanca, corbata azul marino. Diálogo en español: "Sí." Formato vertical 9:16, cinematográfico, fotorrealista, poca profundidad de campo, paleta azul noche y dorado, movimiento natural, sin texto en pantalla.</w:t>
+      </w:r>
+    </w:p>
+    <w:p>
+      <w:pPr>
+        <w:spacing w:after="60" w:before="200"/>
+      </w:pPr>
+      <w:r>
+        <w:rPr>
+          <w:b/>
+          <w:bCs/>
+          <w:color w:val="2A1A8C"/>
+          <w:sz w:val="24"/>
+          <w:szCs w:val="24"/>
+        </w:rPr>
+        <w:t xml:space="preserve">Toma 10</w:t>
+      </w:r>
+      <w:r>
+        <w:rPr>
+          <w:color w:val="555555"/>
+          <w:sz w:val="20"/>
+          <w:szCs w:val="20"/>
+        </w:rPr>
+        <w:t xml:space="preserve">   ·   5 segundos   ·   Kling 3.0 Pro (imagen a video)</w:t>
+      </w:r>
+      <w:r>
+        <w:rPr>
+          <w:color w:val="555555"/>
+          <w:sz w:val="20"/>
+          <w:szCs w:val="20"/>
+        </w:rPr>
+        <w:t xml:space="preserve">   ·   Sube: @Image1</w:t>
+      </w:r>
+    </w:p>
+    <w:p>
+      <w:pPr>
+        <w:pBdr>
+          <w:left w:val="single" w:color="7C5CFF" w:sz="12" w:space="8"/>
+        </w:pBdr>
+        <w:shd w:fill="F1EFFF" w:val="clear"/>
+        <w:spacing w:after="80"/>
+      </w:pPr>
+      <w:r>
+        <w:rPr>
+          <w:sz w:val="20"/>
+          <w:szCs w:val="20"/>
+        </w:rPr>
+        <w:t xml:space="preserve">Elaine, con la voz rota. @Image1 es Elaine Valdés: mujer de 27 años, cabello negro largo y ondulado, ojos verdes, pecas, cejas pobladas, blusa de seda blanca y pantalón azul marino. Diálogo en español: "Te odio." Formato vertical 9:16, cinematográfico, fotorrealista, poca profundidad de campo, paleta azul noche y dorado, movimiento natural, sin texto en pantalla.</w:t>
+      </w:r>
+    </w:p>
+    <w:p>
+      <w:pPr>
+        <w:spacing w:after="60" w:before="200"/>
+      </w:pPr>
+      <w:r>
+        <w:rPr>
+          <w:b/>
+          <w:bCs/>
+          <w:color w:val="2A1A8C"/>
+          <w:sz w:val="24"/>
+          <w:szCs w:val="24"/>
+        </w:rPr>
+        <w:t xml:space="preserve">Toma 11</w:t>
       </w:r>
       <w:r>
         <w:rPr>
@@ -5635,6 +5969,53 @@
           <w:sz w:val="20"/>
           <w:szCs w:val="20"/>
         </w:rPr>
+        <w:t xml:space="preserve">   ·   Sube: @Image2</w:t>
+      </w:r>
+    </w:p>
+    <w:p>
+      <w:pPr>
+        <w:pBdr>
+          <w:left w:val="single" w:color="7C5CFF" w:sz="12" w:space="8"/>
+        </w:pBdr>
+        <w:shd w:fill="F1EFFF" w:val="clear"/>
+        <w:spacing w:after="80"/>
+      </w:pPr>
+      <w:r>
+        <w:rPr>
+          <w:sz w:val="20"/>
+          <w:szCs w:val="20"/>
+        </w:rPr>
+        <w:t xml:space="preserve">David, en voz baja, mientras ella se va. @Image2 es David Zavaleta: hombre de 32 años, rostro delgado, ojos verde avellana, cabello oscuro ondulado peinado hacia atrás, barba incipiente ligera, traje azul marino, camisa blanca, corbata azul marino. Se escucha en voz en off: "Lo sé." Formato vertical 9:16, cinematográfico, fotorrealista, poca profundidad de campo, paleta azul noche y dorado, movimiento natural, sin texto en pantalla.</w:t>
+      </w:r>
+    </w:p>
+    <w:p>
+      <w:pPr>
+        <w:spacing w:after="60" w:before="200"/>
+      </w:pPr>
+      <w:r>
+        <w:rPr>
+          <w:b/>
+          <w:bCs/>
+          <w:color w:val="2A1A8C"/>
+          <w:sz w:val="24"/>
+          <w:szCs w:val="24"/>
+        </w:rPr>
+        <w:t xml:space="preserve">Toma 12</w:t>
+      </w:r>
+      <w:r>
+        <w:rPr>
+          <w:color w:val="555555"/>
+          <w:sz w:val="20"/>
+          <w:szCs w:val="20"/>
+        </w:rPr>
+        <w:t xml:space="preserve">   ·   5 segundos   ·   Wan 2.6 (imagen a video)</w:t>
+      </w:r>
+      <w:r>
+        <w:rPr>
+          <w:color w:val="555555"/>
+          <w:sz w:val="20"/>
+          <w:szCs w:val="20"/>
+        </w:rPr>
         <w:t xml:space="preserve">   ·   Sube: @Image1, @Image2</w:t>
       </w:r>
     </w:p>
@@ -5651,328 +6032,7 @@
           <w:sz w:val="20"/>
           <w:szCs w:val="20"/>
         </w:rPr>
-        <w:t xml:space="preserve">Plano detalle: foto de Elaine joven y David en esta misma playa, hace 7 años. @Image1 es Elaine Valdés: mujer de 27 años, cabello negro largo y ondulado, ojos verdes, pecas, cejas pobladas, blusa de seda blanca y pantalón azul marino. @Image2 es David Zavaleta: hombre de 32 años, rostro delgado, ojos verde avellana, cabello oscuro ondulado peinado hacia atrás, barba incipiente ligera, traje azul marino, camisa blanca, corbata azul marino. Formato vertical 9:16, cinematográfico, fotorrealista, poca profundidad de campo, paleta azul noche y dorado, movimiento natural, sin texto en pantalla.</w:t>
-      </w:r>
-    </w:p>
-    <w:p>
-      <w:pPr>
-        <w:spacing w:after="60" w:before="200"/>
-      </w:pPr>
-      <w:r>
-        <w:rPr>
-          <w:b/>
-          <w:bCs/>
-          <w:color w:val="2A1A8C"/>
-          <w:sz w:val="24"/>
-          <w:szCs w:val="24"/>
-        </w:rPr>
-        <w:t xml:space="preserve">Toma 6</w:t>
-      </w:r>
-      <w:r>
-        <w:rPr>
-          <w:color w:val="555555"/>
-          <w:sz w:val="20"/>
-          <w:szCs w:val="20"/>
-        </w:rPr>
-        <w:t xml:space="preserve">   ·   5 segundos   ·   Wan 2.6 (imagen a video)</w:t>
-      </w:r>
-    </w:p>
-    <w:p>
-      <w:pPr>
-        <w:pBdr>
-          <w:left w:val="single" w:color="7C5CFF" w:sz="12" w:space="8"/>
-        </w:pBdr>
-        <w:shd w:fill="F1EFFF" w:val="clear"/>
-        <w:spacing w:after="80"/>
-      </w:pPr>
-      <w:r>
-        <w:rPr>
-          <w:sz w:val="20"/>
-          <w:szCs w:val="20"/>
-        </w:rPr>
-        <w:t xml:space="preserve">Los periodistas se lanzan; flashes. Diálogo en español: "¡Señorita Valdés! ¿Por qué dijo que se conocieron hace tres meses?" Formato vertical 9:16, cinematográfico, fotorrealista, poca profundidad de campo, paleta azul noche y dorado, movimiento natural, sin texto en pantalla.</w:t>
-      </w:r>
-    </w:p>
-    <w:p>
-      <w:pPr>
-        <w:spacing w:after="60" w:before="200"/>
-      </w:pPr>
-      <w:r>
-        <w:rPr>
-          <w:b/>
-          <w:bCs/>
-          <w:color w:val="2A1A8C"/>
-          <w:sz w:val="24"/>
-          <w:szCs w:val="24"/>
-        </w:rPr>
-        <w:t xml:space="preserve">Toma 7</w:t>
-      </w:r>
-      <w:r>
-        <w:rPr>
-          <w:color w:val="555555"/>
-          <w:sz w:val="20"/>
-          <w:szCs w:val="20"/>
-        </w:rPr>
-        <w:t xml:space="preserve">   ·   5 segundos   ·   Kling 3.0 Pro (imagen a video)</w:t>
-      </w:r>
-      <w:r>
-        <w:rPr>
-          <w:color w:val="555555"/>
-          <w:sz w:val="20"/>
-          <w:szCs w:val="20"/>
-        </w:rPr>
-        <w:t xml:space="preserve">   ·   Sube: @Image1, @Image4</w:t>
-      </w:r>
-    </w:p>
-    <w:p>
-      <w:pPr>
-        <w:pBdr>
-          <w:left w:val="single" w:color="7C5CFF" w:sz="12" w:space="8"/>
-        </w:pBdr>
-        <w:shd w:fill="F1EFFF" w:val="clear"/>
-        <w:spacing w:after="80"/>
-      </w:pPr>
-      <w:r>
-        <w:rPr>
-          <w:sz w:val="20"/>
-          <w:szCs w:val="20"/>
-        </w:rPr>
-        <w:t xml:space="preserve">Doña Inés mira a Elaine con ojos fríos. @Image1 es Elaine Valdés: mujer de 27 años, cabello negro largo y ondulado, ojos verdes, pecas, cejas pobladas, blusa de seda blanca y pantalón azul marino. @Image4 es Doña Inés Zavaleta: mujer de 78 años, cabello blanco recogido, collar de perlas, vestido verde esmeralda, mirada aguda. Formato vertical 9:16, cinematográfico, fotorrealista, poca profundidad de campo, paleta azul noche y dorado, movimiento natural, sin texto en pantalla.</w:t>
-      </w:r>
-    </w:p>
-    <w:p>
-      <w:pPr>
-        <w:spacing w:after="60" w:before="200"/>
-      </w:pPr>
-      <w:r>
-        <w:rPr>
-          <w:b/>
-          <w:bCs/>
-          <w:color w:val="2A1A8C"/>
-          <w:sz w:val="24"/>
-          <w:szCs w:val="24"/>
-        </w:rPr>
-        <w:t xml:space="preserve">Toma 8</w:t>
-      </w:r>
-      <w:r>
-        <w:rPr>
-          <w:color w:val="555555"/>
-          <w:sz w:val="20"/>
-          <w:szCs w:val="20"/>
-        </w:rPr>
-        <w:t xml:space="preserve">   ·   5 segundos   ·   Wan 2.6 (imagen a video)</w:t>
-      </w:r>
-      <w:r>
-        <w:rPr>
-          <w:color w:val="555555"/>
-          <w:sz w:val="20"/>
-          <w:szCs w:val="20"/>
-        </w:rPr>
-        <w:t xml:space="preserve">   ·   Sube: @Image1, @Image2</w:t>
-      </w:r>
-    </w:p>
-    <w:p>
-      <w:pPr>
-        <w:pBdr>
-          <w:left w:val="single" w:color="7C5CFF" w:sz="12" w:space="8"/>
-        </w:pBdr>
-        <w:shd w:fill="F1EFFF" w:val="clear"/>
-        <w:spacing w:after="80"/>
-      </w:pPr>
-      <w:r>
-        <w:rPr>
-          <w:sz w:val="20"/>
-          <w:szCs w:val="20"/>
-        </w:rPr>
-        <w:t xml:space="preserve">David toma a Elaine del brazo y la aparta de la multitud. @Image1 es Elaine Valdés: mujer de 27 años, cabello negro largo y ondulado, ojos verdes, pecas, cejas pobladas, blusa de seda blanca y pantalón azul marino. @Image2 es David Zavaleta: hombre de 32 años, rostro delgado, ojos verde avellana, cabello oscuro ondulado peinado hacia atrás, barba incipiente ligera, traje azul marino, camisa blanca, corbata azul marino. Formato vertical 9:16, cinematográfico, fotorrealista, poca profundidad de campo, paleta azul noche y dorado, movimiento natural, sin texto en pantalla.</w:t>
-      </w:r>
-    </w:p>
-    <w:p>
-      <w:pPr>
-        <w:spacing w:after="60" w:before="200"/>
-      </w:pPr>
-      <w:r>
-        <w:rPr>
-          <w:b/>
-          <w:bCs/>
-          <w:color w:val="2A1A8C"/>
-          <w:sz w:val="24"/>
-          <w:szCs w:val="24"/>
-        </w:rPr>
-        <w:t xml:space="preserve">Toma 9</w:t>
-      </w:r>
-      <w:r>
-        <w:rPr>
-          <w:color w:val="555555"/>
-          <w:sz w:val="20"/>
-          <w:szCs w:val="20"/>
-        </w:rPr>
-        <w:t xml:space="preserve">   ·   5 segundos   ·   Kling 3.0 Pro (imagen a video)</w:t>
-      </w:r>
-      <w:r>
-        <w:rPr>
-          <w:color w:val="555555"/>
-          <w:sz w:val="20"/>
-          <w:szCs w:val="20"/>
-        </w:rPr>
-        <w:t xml:space="preserve">   ·   Sube: @Image2</w:t>
-      </w:r>
-    </w:p>
-    <w:p>
-      <w:pPr>
-        <w:pBdr>
-          <w:left w:val="single" w:color="7C5CFF" w:sz="12" w:space="8"/>
-        </w:pBdr>
-        <w:shd w:fill="F1EFFF" w:val="clear"/>
-        <w:spacing w:after="80"/>
-      </w:pPr>
-      <w:r>
-        <w:rPr>
-          <w:sz w:val="20"/>
-          <w:szCs w:val="20"/>
-        </w:rPr>
-        <w:t xml:space="preserve">Detrás de la villa, solos. David, con voz quebrada. @Image2 es David Zavaleta: hombre de 32 años, rostro delgado, ojos verde avellana, cabello oscuro ondulado peinado hacia atrás, barba incipiente ligera, traje azul marino, camisa blanca, corbata azul marino. Diálogo en español: "¿De verdad no te acuerdas de mí?" Formato vertical 9:16, cinematográfico, fotorrealista, poca profundidad de campo, paleta azul noche y dorado, movimiento natural, sin texto en pantalla.</w:t>
-      </w:r>
-    </w:p>
-    <w:p>
-      <w:pPr>
-        <w:spacing w:after="60" w:before="200"/>
-      </w:pPr>
-      <w:r>
-        <w:rPr>
-          <w:b/>
-          <w:bCs/>
-          <w:color w:val="2A1A8C"/>
-          <w:sz w:val="24"/>
-          <w:szCs w:val="24"/>
-        </w:rPr>
-        <w:t xml:space="preserve">Toma 10</w:t>
-      </w:r>
-      <w:r>
-        <w:rPr>
-          <w:color w:val="555555"/>
-          <w:sz w:val="20"/>
-          <w:szCs w:val="20"/>
-        </w:rPr>
-        <w:t xml:space="preserve">   ·   5 segundos   ·   Kling 3.0 Pro (imagen a video)</w:t>
-      </w:r>
-      <w:r>
-        <w:rPr>
-          <w:color w:val="555555"/>
-          <w:sz w:val="20"/>
-          <w:szCs w:val="20"/>
-        </w:rPr>
-        <w:t xml:space="preserve">   ·   Sube: @Image1</w:t>
-      </w:r>
-    </w:p>
-    <w:p>
-      <w:pPr>
-        <w:pBdr>
-          <w:left w:val="single" w:color="7C5CFF" w:sz="12" w:space="8"/>
-        </w:pBdr>
-        <w:shd w:fill="F1EFFF" w:val="clear"/>
-        <w:spacing w:after="80"/>
-      </w:pPr>
-      <w:r>
-        <w:rPr>
-          <w:sz w:val="20"/>
-          <w:szCs w:val="20"/>
-        </w:rPr>
-        <w:t xml:space="preserve">Primer plano de Elaine, ojos húmedos. @Image1 es Elaine Valdés: mujer de 27 años, cabello negro largo y ondulado, ojos verdes, pecas, cejas pobladas, blusa de seda blanca y pantalón azul marino. Diálogo en español: "No, David. No te recuerdo." Formato vertical 9:16, cinematográfico, fotorrealista, poca profundidad de campo, paleta azul noche y dorado, movimiento natural, sin texto en pantalla.</w:t>
-      </w:r>
-    </w:p>
-    <w:p>
-      <w:pPr>
-        <w:spacing w:after="60" w:before="200"/>
-      </w:pPr>
-      <w:r>
-        <w:rPr>
-          <w:b/>
-          <w:bCs/>
-          <w:color w:val="2A1A8C"/>
-          <w:sz w:val="24"/>
-          <w:szCs w:val="24"/>
-        </w:rPr>
-        <w:t xml:space="preserve">Toma 11</w:t>
-      </w:r>
-      <w:r>
-        <w:rPr>
-          <w:color w:val="555555"/>
-          <w:sz w:val="20"/>
-          <w:szCs w:val="20"/>
-        </w:rPr>
-        <w:t xml:space="preserve">   ·   5 segundos   ·   Wan 2.6 (imagen a video)</w:t>
-      </w:r>
-      <w:r>
-        <w:rPr>
-          <w:color w:val="555555"/>
-          <w:sz w:val="20"/>
-          <w:szCs w:val="20"/>
-        </w:rPr>
-        <w:t xml:space="preserve">   ·   Sube: @Image2</w:t>
-      </w:r>
-    </w:p>
-    <w:p>
-      <w:pPr>
-        <w:pBdr>
-          <w:left w:val="single" w:color="7C5CFF" w:sz="12" w:space="8"/>
-        </w:pBdr>
-        <w:shd w:fill="F1EFFF" w:val="clear"/>
-        <w:spacing w:after="80"/>
-      </w:pPr>
-      <w:r>
-        <w:rPr>
-          <w:sz w:val="20"/>
-          <w:szCs w:val="20"/>
-        </w:rPr>
-        <w:t xml:space="preserve">David se va sin decir nada. @Image2 es David Zavaleta: hombre de 32 años, rostro delgado, ojos verde avellana, cabello oscuro ondulado peinado hacia atrás, barba incipiente ligera, traje azul marino, camisa blanca, corbata azul marino. Formato vertical 9:16, cinematográfico, fotorrealista, poca profundidad de campo, paleta azul noche y dorado, movimiento natural, sin texto en pantalla.</w:t>
-      </w:r>
-    </w:p>
-    <w:p>
-      <w:pPr>
-        <w:spacing w:after="60" w:before="200"/>
-      </w:pPr>
-      <w:r>
-        <w:rPr>
-          <w:b/>
-          <w:bCs/>
-          <w:color w:val="2A1A8C"/>
-          <w:sz w:val="24"/>
-          <w:szCs w:val="24"/>
-        </w:rPr>
-        <w:t xml:space="preserve">Toma 12</w:t>
-      </w:r>
-      <w:r>
-        <w:rPr>
-          <w:color w:val="555555"/>
-          <w:sz w:val="20"/>
-          <w:szCs w:val="20"/>
-        </w:rPr>
-        <w:t xml:space="preserve">   ·   5 segundos   ·   Wan 2.6 (imagen a video)</w:t>
-      </w:r>
-      <w:r>
-        <w:rPr>
-          <w:color w:val="555555"/>
-          <w:sz w:val="20"/>
-          <w:szCs w:val="20"/>
-        </w:rPr>
-        <w:t xml:space="preserve">   ·   Sube: @Image1</w:t>
-      </w:r>
-    </w:p>
-    <w:p>
-      <w:pPr>
-        <w:pBdr>
-          <w:left w:val="single" w:color="7C5CFF" w:sz="12" w:space="8"/>
-        </w:pBdr>
-        <w:shd w:fill="F1EFFF" w:val="clear"/>
-        <w:spacing w:after="80"/>
-      </w:pPr>
-      <w:r>
-        <w:rPr>
-          <w:sz w:val="20"/>
-          <w:szCs w:val="20"/>
-        </w:rPr>
-        <w:t xml:space="preserve">Plano detalle: la mano de Elaine temblando. Sonido de olas. Corte a negro. Texto: "Desbloquea el episodio 11". @Image1 es Elaine Valdés: mujer de 27 años, cabello negro largo y ondulado, ojos verdes, pecas, cejas pobladas, blusa de seda blanca y pantalón azul marino. Formato vertical 9:16, cinematográfico, fotorrealista, poca profundidad de campo, paleta azul noche y dorado, movimiento natural, sin texto en pantalla.</w:t>
+        <w:t xml:space="preserve">David solo abre la carpeta: una foto de Elaine joven en una sala de juntas, años atrás. Corte a negro. Texto: "Desbloquea el episodio 11". @Image1 es Elaine Valdés: mujer de 27 años, cabello negro largo y ondulado, ojos verdes, pecas, cejas pobladas, blusa de seda blanca y pantalón azul marino. @Image2 es David Zavaleta: hombre de 32 años, rostro delgado, ojos verde avellana, cabello oscuro ondulado peinado hacia atrás, barba incipiente ligera, traje azul marino, camisa blanca, corbata azul marino. Formato vertical 9:16, cinematográfico, fotorrealista, poca profundidad de campo, paleta azul noche y dorado, movimiento natural, sin texto en pantalla.</w:t>
       </w:r>
     </w:p>
     <w:sectPr>
